--- a/b2/paper/responses/2026-05-17_R2_responses_master.docx
+++ b/b2/paper/responses/2026-05-17_R2_responses_master.docx
@@ -2,7 +2,7 @@
 <file path=word/document.xml><?xml version="1.0" encoding="utf-8"?>
 <w:document xmlns:w="http://schemas.openxmlformats.org/wordprocessingml/2006/main" xmlns:m="http://schemas.openxmlformats.org/officeDocument/2006/math" xmlns:r="http://schemas.openxmlformats.org/officeDocument/2006/relationships" xmlns:o="urn:schemas-microsoft-com:office:office" xmlns:v="urn:schemas-microsoft-com:vml" xmlns:w10="urn:schemas-microsoft-com:office:word" xmlns:a="http://schemas.openxmlformats.org/drawingml/2006/main" xmlns:pic="http://schemas.openxmlformats.org/drawingml/2006/picture" xmlns:wp="http://schemas.openxmlformats.org/drawingml/2006/wordprocessingDrawing">
   <w:body>
-    <w:bookmarkStart w:id="24" w:name="b2-r2-responses-master"/>
+    <w:bookmarkStart w:id="34" w:name="b2-r2-responses-master"/>
     <w:p>
       <w:pPr>
         <w:pStyle w:val="Heading1"/>
@@ -122,7 +122,7 @@
         <w:pStyle w:val="BodyText"/>
       </w:pPr>
       <w:r>
-        <w:t xml:space="preserve">The most consequential single result of the R1→R2 reproduce-and-sync is a substantive interpretive change in Section 3.5: with corrected holding HHI baselines for Uniswap and Optimism, both protocols flip from delegation-mediated dispersion to delegation amplification. The R2 manuscript now documents a</w:t>
+        <w:t xml:space="preserve">The most consequential single result of the R1→R2 reproduce-and-sync is a substantive interpretive change in Section 3.5: with corrected holding HHI baselines for Uniswap and Optimism, both protocols flip from delegation-mediated dispersion to delegation amplification. The R2 manuscript documents a</w:t>
       </w:r>
       <w:r>
         <w:t xml:space="preserve"> </w:t>
@@ -138,7 +138,7 @@
         <w:t xml:space="preserve"> </w:t>
       </w:r>
       <w:r>
-        <w:t xml:space="preserve">across all eight protocols in the Table 7 sample (range 1.9x to 6.8x; mean 4.1x), with a robustness check under symmetric PCA-exclusion methodology confirming the finding holds across all 5 Tally-sourced protocols even when foundation and aggregation-contract delegates are excluded from voting HHI (Section 3.7).</w:t>
+        <w:t xml:space="preserve">across nine of ten protocols in the Table 7 sample (range 1.2x to 11.4x; mean 5.3x), with one structural exception (ENS at 0.39x, a mature delegate program where broad-community-delegate distribution disperses voting power below the holding baseline) and a robustness check under symmetric PCA-exclusion methodology confirming the finding holds across all 5 Tally-sourced protocols even when foundation and aggregation-contract delegates are excluded from voting HHI (Section 3.7). The Table 7 sample was further expanded mid-cycle to include GMX (Tally) and ENS (Tally), bringing N=10. A subsequent 126-address deep protocol-controlled-address audit (Section 2.10.10) codified a five-class PCA typology (burn, foundation / treasury, staking aggregation, bridge / migration, CEX custody) and refined Table 7 holding HHIs further, yielding the final amplification range and mean cited above.</w:t>
       </w:r>
     </w:p>
     <w:p>
@@ -202,7 +202,7 @@
           <w:b/>
           <w:bCs/>
         </w:rPr>
-        <w:t xml:space="preserve">Table 7 before/after:</w:t>
+        <w:t xml:space="preserve">Table 7 R1-baseline to R2-final (including deep PCA audit + Lido recompute completed during R2 cycle):</w:t>
       </w:r>
     </w:p>
     <w:tbl>
@@ -255,7 +255,7 @@
               <w:pStyle w:val="Compact"/>
             </w:pPr>
             <w:r>
-              <w:t xml:space="preserve">Old Holding</w:t>
+              <w:t xml:space="preserve">R1 Holding</w:t>
             </w:r>
           </w:p>
         </w:tc>
@@ -270,7 +270,7 @@
                 <w:b/>
                 <w:bCs/>
               </w:rPr>
-              <w:t xml:space="preserve">New Holding</w:t>
+              <w:t xml:space="preserve">R2 Holding</w:t>
             </w:r>
           </w:p>
         </w:tc>
@@ -292,7 +292,7 @@
               <w:pStyle w:val="Compact"/>
             </w:pPr>
             <w:r>
-              <w:t xml:space="preserve">Old Ratio</w:t>
+              <w:t xml:space="preserve">R1 Ratio</w:t>
             </w:r>
           </w:p>
         </w:tc>
@@ -307,7 +307,7 @@
                 <w:b/>
                 <w:bCs/>
               </w:rPr>
-              <w:t xml:space="preserve">New Ratio</w:t>
+              <w:t xml:space="preserve">R2 Ratio</w:t>
             </w:r>
           </w:p>
         </w:tc>
@@ -364,7 +364,11 @@
               <w:pStyle w:val="Compact"/>
             </w:pPr>
             <w:r>
-              <w:t xml:space="preserve">0.038</w:t>
+              <w:rPr>
+                <w:b/>
+                <w:bCs/>
+              </w:rPr>
+              <w:t xml:space="preserve">0.025</w:t>
             </w:r>
           </w:p>
         </w:tc>
@@ -397,18 +401,22 @@
               <w:pStyle w:val="Compact"/>
             </w:pPr>
             <w:r>
-              <w:t xml:space="preserve">6.0x</w:t>
-            </w:r>
-          </w:p>
-        </w:tc>
-        <w:tc>
-          <w:tcPr/>
-          <w:p>
-            <w:pPr>
-              <w:pStyle w:val="Compact"/>
-            </w:pPr>
-            <w:r>
-              <w:t xml:space="preserve">unchanged</w:t>
+              <w:rPr>
+                <w:b/>
+                <w:bCs/>
+              </w:rPr>
+              <w:t xml:space="preserve">9.1x</w:t>
+            </w:r>
+          </w:p>
+        </w:tc>
+        <w:tc>
+          <w:tcPr/>
+          <w:p>
+            <w:pPr>
+              <w:pStyle w:val="Compact"/>
+            </w:pPr>
+            <w:r>
+              <w:t xml:space="preserve">amplifies (higher)</w:t>
             </w:r>
           </w:p>
         </w:tc>
@@ -444,6 +452,292 @@
             </w:pPr>
             <w:r>
               <w:t xml:space="preserve">0.018</w:t>
+            </w:r>
+          </w:p>
+        </w:tc>
+        <w:tc>
+          <w:tcPr/>
+          <w:p>
+            <w:pPr>
+              <w:pStyle w:val="Compact"/>
+            </w:pPr>
+            <w:r>
+              <w:rPr>
+                <w:b/>
+                <w:bCs/>
+              </w:rPr>
+              <w:t xml:space="preserve">0.008</w:t>
+            </w:r>
+          </w:p>
+        </w:tc>
+        <w:tc>
+          <w:tcPr/>
+          <w:p>
+            <w:pPr>
+              <w:pStyle w:val="Compact"/>
+            </w:pPr>
+            <w:r>
+              <w:t xml:space="preserve">0.088</w:t>
+            </w:r>
+          </w:p>
+        </w:tc>
+        <w:tc>
+          <w:tcPr/>
+          <w:p>
+            <w:pPr>
+              <w:pStyle w:val="Compact"/>
+            </w:pPr>
+            <w:r>
+              <w:t xml:space="preserve">4.8x</w:t>
+            </w:r>
+          </w:p>
+        </w:tc>
+        <w:tc>
+          <w:tcPr/>
+          <w:p>
+            <w:pPr>
+              <w:pStyle w:val="Compact"/>
+            </w:pPr>
+            <w:r>
+              <w:rPr>
+                <w:b/>
+                <w:bCs/>
+              </w:rPr>
+              <w:t xml:space="preserve">11.4x</w:t>
+            </w:r>
+          </w:p>
+        </w:tc>
+        <w:tc>
+          <w:tcPr/>
+          <w:p>
+            <w:pPr>
+              <w:pStyle w:val="Compact"/>
+            </w:pPr>
+            <w:r>
+              <w:t xml:space="preserve">amplifies (highest)</w:t>
+            </w:r>
+          </w:p>
+        </w:tc>
+      </w:tr>
+      <w:tr>
+        <w:tc>
+          <w:tcPr/>
+          <w:p>
+            <w:pPr>
+              <w:pStyle w:val="Compact"/>
+            </w:pPr>
+            <w:r>
+              <w:t xml:space="preserve">WeatherXM</w:t>
+            </w:r>
+          </w:p>
+        </w:tc>
+        <w:tc>
+          <w:tcPr/>
+          <w:p>
+            <w:pPr>
+              <w:pStyle w:val="Compact"/>
+            </w:pPr>
+            <w:r>
+              <w:t xml:space="preserve">DePIN</w:t>
+            </w:r>
+          </w:p>
+        </w:tc>
+        <w:tc>
+          <w:tcPr/>
+          <w:p>
+            <w:pPr>
+              <w:pStyle w:val="Compact"/>
+            </w:pPr>
+            <w:r>
+              <w:t xml:space="preserve">0.148</w:t>
+            </w:r>
+          </w:p>
+        </w:tc>
+        <w:tc>
+          <w:tcPr/>
+          <w:p>
+            <w:pPr>
+              <w:pStyle w:val="Compact"/>
+            </w:pPr>
+            <w:r>
+              <w:t xml:space="preserve">0.148</w:t>
+            </w:r>
+          </w:p>
+        </w:tc>
+        <w:tc>
+          <w:tcPr/>
+          <w:p>
+            <w:pPr>
+              <w:pStyle w:val="Compact"/>
+            </w:pPr>
+            <w:r>
+              <w:t xml:space="preserve">0.486</w:t>
+            </w:r>
+          </w:p>
+        </w:tc>
+        <w:tc>
+          <w:tcPr/>
+          <w:p>
+            <w:pPr>
+              <w:pStyle w:val="Compact"/>
+            </w:pPr>
+            <w:r>
+              <w:t xml:space="preserve">3.3x</w:t>
+            </w:r>
+          </w:p>
+        </w:tc>
+        <w:tc>
+          <w:tcPr/>
+          <w:p>
+            <w:pPr>
+              <w:pStyle w:val="Compact"/>
+            </w:pPr>
+            <w:r>
+              <w:t xml:space="preserve">3.3x</w:t>
+            </w:r>
+          </w:p>
+        </w:tc>
+        <w:tc>
+          <w:tcPr/>
+          <w:p>
+            <w:pPr>
+              <w:pStyle w:val="Compact"/>
+            </w:pPr>
+            <w:r>
+              <w:t xml:space="preserve">unchanged</w:t>
+            </w:r>
+          </w:p>
+        </w:tc>
+      </w:tr>
+      <w:tr>
+        <w:tc>
+          <w:tcPr/>
+          <w:p>
+            <w:pPr>
+              <w:pStyle w:val="Compact"/>
+            </w:pPr>
+            <w:r>
+              <w:t xml:space="preserve">Compound</w:t>
+            </w:r>
+          </w:p>
+        </w:tc>
+        <w:tc>
+          <w:tcPr/>
+          <w:p>
+            <w:pPr>
+              <w:pStyle w:val="Compact"/>
+            </w:pPr>
+            <w:r>
+              <w:t xml:space="preserve">DeFi</w:t>
+            </w:r>
+          </w:p>
+        </w:tc>
+        <w:tc>
+          <w:tcPr/>
+          <w:p>
+            <w:pPr>
+              <w:pStyle w:val="Compact"/>
+            </w:pPr>
+            <w:r>
+              <w:t xml:space="preserve">0.028</w:t>
+            </w:r>
+          </w:p>
+        </w:tc>
+        <w:tc>
+          <w:tcPr/>
+          <w:p>
+            <w:pPr>
+              <w:pStyle w:val="Compact"/>
+            </w:pPr>
+            <w:r>
+              <w:rPr>
+                <w:b/>
+                <w:bCs/>
+              </w:rPr>
+              <w:t xml:space="preserve">0.009</w:t>
+            </w:r>
+          </w:p>
+        </w:tc>
+        <w:tc>
+          <w:tcPr/>
+          <w:p>
+            <w:pPr>
+              <w:pStyle w:val="Compact"/>
+            </w:pPr>
+            <w:r>
+              <w:t xml:space="preserve">0.053</w:t>
+            </w:r>
+          </w:p>
+        </w:tc>
+        <w:tc>
+          <w:tcPr/>
+          <w:p>
+            <w:pPr>
+              <w:pStyle w:val="Compact"/>
+            </w:pPr>
+            <w:r>
+              <w:t xml:space="preserve">1.9x</w:t>
+            </w:r>
+          </w:p>
+        </w:tc>
+        <w:tc>
+          <w:tcPr/>
+          <w:p>
+            <w:pPr>
+              <w:pStyle w:val="Compact"/>
+            </w:pPr>
+            <w:r>
+              <w:rPr>
+                <w:b/>
+                <w:bCs/>
+              </w:rPr>
+              <w:t xml:space="preserve">5.7x</w:t>
+            </w:r>
+          </w:p>
+        </w:tc>
+        <w:tc>
+          <w:tcPr/>
+          <w:p>
+            <w:pPr>
+              <w:pStyle w:val="Compact"/>
+            </w:pPr>
+            <w:r>
+              <w:t xml:space="preserve">amplifies (higher)</w:t>
+            </w:r>
+          </w:p>
+        </w:tc>
+      </w:tr>
+      <w:tr>
+        <w:tc>
+          <w:tcPr/>
+          <w:p>
+            <w:pPr>
+              <w:pStyle w:val="Compact"/>
+            </w:pPr>
+            <w:r>
+              <w:t xml:space="preserve">Aave</w:t>
+            </w:r>
+          </w:p>
+        </w:tc>
+        <w:tc>
+          <w:tcPr/>
+          <w:p>
+            <w:pPr>
+              <w:pStyle w:val="Compact"/>
+            </w:pPr>
+            <w:r>
+              <w:t xml:space="preserve">DeFi</w:t>
+            </w:r>
+          </w:p>
+        </w:tc>
+        <w:tc>
+          <w:tcPr/>
+          <w:p>
+            <w:pPr>
+              <w:pStyle w:val="Compact"/>
+            </w:pPr>
+            <w:r>
+              <w:t xml:space="preserve">0.020</w:t>
             </w:r>
           </w:p>
         </w:tc>
@@ -469,18 +763,18 @@
               <w:pStyle w:val="Compact"/>
             </w:pPr>
             <w:r>
-              <w:t xml:space="preserve">0.088</w:t>
-            </w:r>
-          </w:p>
-        </w:tc>
-        <w:tc>
-          <w:tcPr/>
-          <w:p>
-            <w:pPr>
-              <w:pStyle w:val="Compact"/>
-            </w:pPr>
-            <w:r>
-              <w:t xml:space="preserve">4.8x</w:t>
+              <w:t xml:space="preserve">0.076</w:t>
+            </w:r>
+          </w:p>
+        </w:tc>
+        <w:tc>
+          <w:tcPr/>
+          <w:p>
+            <w:pPr>
+              <w:pStyle w:val="Compact"/>
+            </w:pPr>
+            <w:r>
+              <w:t xml:space="preserve">3.8x</w:t>
             </w:r>
           </w:p>
         </w:tc>
@@ -495,7 +789,7 @@
                 <w:b/>
                 <w:bCs/>
               </w:rPr>
-              <w:t xml:space="preserve">6.8x</w:t>
+              <w:t xml:space="preserve">5.9x</w:t>
             </w:r>
           </w:p>
         </w:tc>
@@ -507,276 +801,6 @@
             </w:pPr>
             <w:r>
               <w:t xml:space="preserve">amplifies (higher)</w:t>
-            </w:r>
-          </w:p>
-        </w:tc>
-      </w:tr>
-      <w:tr>
-        <w:tc>
-          <w:tcPr/>
-          <w:p>
-            <w:pPr>
-              <w:pStyle w:val="Compact"/>
-            </w:pPr>
-            <w:r>
-              <w:t xml:space="preserve">WeatherXM</w:t>
-            </w:r>
-          </w:p>
-        </w:tc>
-        <w:tc>
-          <w:tcPr/>
-          <w:p>
-            <w:pPr>
-              <w:pStyle w:val="Compact"/>
-            </w:pPr>
-            <w:r>
-              <w:t xml:space="preserve">DePIN</w:t>
-            </w:r>
-          </w:p>
-        </w:tc>
-        <w:tc>
-          <w:tcPr/>
-          <w:p>
-            <w:pPr>
-              <w:pStyle w:val="Compact"/>
-            </w:pPr>
-            <w:r>
-              <w:t xml:space="preserve">0.148</w:t>
-            </w:r>
-          </w:p>
-        </w:tc>
-        <w:tc>
-          <w:tcPr/>
-          <w:p>
-            <w:pPr>
-              <w:pStyle w:val="Compact"/>
-            </w:pPr>
-            <w:r>
-              <w:t xml:space="preserve">0.148</w:t>
-            </w:r>
-          </w:p>
-        </w:tc>
-        <w:tc>
-          <w:tcPr/>
-          <w:p>
-            <w:pPr>
-              <w:pStyle w:val="Compact"/>
-            </w:pPr>
-            <w:r>
-              <w:t xml:space="preserve">0.486</w:t>
-            </w:r>
-          </w:p>
-        </w:tc>
-        <w:tc>
-          <w:tcPr/>
-          <w:p>
-            <w:pPr>
-              <w:pStyle w:val="Compact"/>
-            </w:pPr>
-            <w:r>
-              <w:t xml:space="preserve">3.3x</w:t>
-            </w:r>
-          </w:p>
-        </w:tc>
-        <w:tc>
-          <w:tcPr/>
-          <w:p>
-            <w:pPr>
-              <w:pStyle w:val="Compact"/>
-            </w:pPr>
-            <w:r>
-              <w:t xml:space="preserve">3.3x</w:t>
-            </w:r>
-          </w:p>
-        </w:tc>
-        <w:tc>
-          <w:tcPr/>
-          <w:p>
-            <w:pPr>
-              <w:pStyle w:val="Compact"/>
-            </w:pPr>
-            <w:r>
-              <w:t xml:space="preserve">unchanged</w:t>
-            </w:r>
-          </w:p>
-        </w:tc>
-      </w:tr>
-      <w:tr>
-        <w:tc>
-          <w:tcPr/>
-          <w:p>
-            <w:pPr>
-              <w:pStyle w:val="Compact"/>
-            </w:pPr>
-            <w:r>
-              <w:t xml:space="preserve">Compound</w:t>
-            </w:r>
-          </w:p>
-        </w:tc>
-        <w:tc>
-          <w:tcPr/>
-          <w:p>
-            <w:pPr>
-              <w:pStyle w:val="Compact"/>
-            </w:pPr>
-            <w:r>
-              <w:t xml:space="preserve">DeFi</w:t>
-            </w:r>
-          </w:p>
-        </w:tc>
-        <w:tc>
-          <w:tcPr/>
-          <w:p>
-            <w:pPr>
-              <w:pStyle w:val="Compact"/>
-            </w:pPr>
-            <w:r>
-              <w:t xml:space="preserve">0.028</w:t>
-            </w:r>
-          </w:p>
-        </w:tc>
-        <w:tc>
-          <w:tcPr/>
-          <w:p>
-            <w:pPr>
-              <w:pStyle w:val="Compact"/>
-            </w:pPr>
-            <w:r>
-              <w:t xml:space="preserve">0.028</w:t>
-            </w:r>
-          </w:p>
-        </w:tc>
-        <w:tc>
-          <w:tcPr/>
-          <w:p>
-            <w:pPr>
-              <w:pStyle w:val="Compact"/>
-            </w:pPr>
-            <w:r>
-              <w:t xml:space="preserve">0.053</w:t>
-            </w:r>
-          </w:p>
-        </w:tc>
-        <w:tc>
-          <w:tcPr/>
-          <w:p>
-            <w:pPr>
-              <w:pStyle w:val="Compact"/>
-            </w:pPr>
-            <w:r>
-              <w:t xml:space="preserve">1.9x</w:t>
-            </w:r>
-          </w:p>
-        </w:tc>
-        <w:tc>
-          <w:tcPr/>
-          <w:p>
-            <w:pPr>
-              <w:pStyle w:val="Compact"/>
-            </w:pPr>
-            <w:r>
-              <w:t xml:space="preserve">1.9x</w:t>
-            </w:r>
-          </w:p>
-        </w:tc>
-        <w:tc>
-          <w:tcPr/>
-          <w:p>
-            <w:pPr>
-              <w:pStyle w:val="Compact"/>
-            </w:pPr>
-            <w:r>
-              <w:t xml:space="preserve">unchanged</w:t>
-            </w:r>
-          </w:p>
-        </w:tc>
-      </w:tr>
-      <w:tr>
-        <w:tc>
-          <w:tcPr/>
-          <w:p>
-            <w:pPr>
-              <w:pStyle w:val="Compact"/>
-            </w:pPr>
-            <w:r>
-              <w:t xml:space="preserve">Aave</w:t>
-            </w:r>
-          </w:p>
-        </w:tc>
-        <w:tc>
-          <w:tcPr/>
-          <w:p>
-            <w:pPr>
-              <w:pStyle w:val="Compact"/>
-            </w:pPr>
-            <w:r>
-              <w:t xml:space="preserve">DeFi</w:t>
-            </w:r>
-          </w:p>
-        </w:tc>
-        <w:tc>
-          <w:tcPr/>
-          <w:p>
-            <w:pPr>
-              <w:pStyle w:val="Compact"/>
-            </w:pPr>
-            <w:r>
-              <w:t xml:space="preserve">0.020</w:t>
-            </w:r>
-          </w:p>
-        </w:tc>
-        <w:tc>
-          <w:tcPr/>
-          <w:p>
-            <w:pPr>
-              <w:pStyle w:val="Compact"/>
-            </w:pPr>
-            <w:r>
-              <w:t xml:space="preserve">0.020</w:t>
-            </w:r>
-          </w:p>
-        </w:tc>
-        <w:tc>
-          <w:tcPr/>
-          <w:p>
-            <w:pPr>
-              <w:pStyle w:val="Compact"/>
-            </w:pPr>
-            <w:r>
-              <w:t xml:space="preserve">0.076</w:t>
-            </w:r>
-          </w:p>
-        </w:tc>
-        <w:tc>
-          <w:tcPr/>
-          <w:p>
-            <w:pPr>
-              <w:pStyle w:val="Compact"/>
-            </w:pPr>
-            <w:r>
-              <w:t xml:space="preserve">3.8x</w:t>
-            </w:r>
-          </w:p>
-        </w:tc>
-        <w:tc>
-          <w:tcPr/>
-          <w:p>
-            <w:pPr>
-              <w:pStyle w:val="Compact"/>
-            </w:pPr>
-            <w:r>
-              <w:t xml:space="preserve">3.8x</w:t>
-            </w:r>
-          </w:p>
-        </w:tc>
-        <w:tc>
-          <w:tcPr/>
-          <w:p>
-            <w:pPr>
-              <w:pStyle w:val="Compact"/>
-            </w:pPr>
-            <w:r>
-              <w:t xml:space="preserve">unchanged</w:t>
             </w:r>
           </w:p>
         </w:tc>
@@ -863,7 +887,7 @@
                 <w:b/>
                 <w:bCs/>
               </w:rPr>
-              <w:t xml:space="preserve">2.7x</w:t>
+              <w:t xml:space="preserve">2.8x</w:t>
             </w:r>
           </w:p>
         </w:tc>
@@ -957,7 +981,7 @@
               <w:pStyle w:val="Compact"/>
             </w:pPr>
             <w:r>
-              <w:t xml:space="preserve">4.3x</w:t>
+              <w:t xml:space="preserve">4.4x</w:t>
             </w:r>
           </w:p>
         </w:tc>
@@ -1055,7 +1079,7 @@
                 <w:b/>
                 <w:bCs/>
               </w:rPr>
-              <w:t xml:space="preserve">3.7x</w:t>
+              <w:t xml:space="preserve">3.6x</w:t>
             </w:r>
           </w:p>
         </w:tc>
@@ -1075,6 +1099,202 @@
           </w:p>
         </w:tc>
       </w:tr>
+      <w:tr>
+        <w:tc>
+          <w:tcPr/>
+          <w:p>
+            <w:pPr>
+              <w:pStyle w:val="Compact"/>
+            </w:pPr>
+            <w:r>
+              <w:t xml:space="preserve">GMX</w:t>
+            </w:r>
+          </w:p>
+        </w:tc>
+        <w:tc>
+          <w:tcPr/>
+          <w:p>
+            <w:pPr>
+              <w:pStyle w:val="Compact"/>
+            </w:pPr>
+            <w:r>
+              <w:t xml:space="preserve">DeFi</w:t>
+            </w:r>
+          </w:p>
+        </w:tc>
+        <w:tc>
+          <w:tcPr/>
+          <w:p>
+            <w:pPr>
+              <w:pStyle w:val="Compact"/>
+            </w:pPr>
+            <w:r>
+              <w:t xml:space="preserve">(new)</w:t>
+            </w:r>
+          </w:p>
+        </w:tc>
+        <w:tc>
+          <w:tcPr/>
+          <w:p>
+            <w:pPr>
+              <w:pStyle w:val="Compact"/>
+            </w:pPr>
+            <w:r>
+              <w:rPr>
+                <w:b/>
+                <w:bCs/>
+              </w:rPr>
+              <w:t xml:space="preserve">0.065</w:t>
+            </w:r>
+          </w:p>
+        </w:tc>
+        <w:tc>
+          <w:tcPr/>
+          <w:p>
+            <w:pPr>
+              <w:pStyle w:val="Compact"/>
+            </w:pPr>
+            <w:r>
+              <w:t xml:space="preserve">0.077</w:t>
+            </w:r>
+          </w:p>
+        </w:tc>
+        <w:tc>
+          <w:tcPr/>
+          <w:p>
+            <w:pPr>
+              <w:pStyle w:val="Compact"/>
+            </w:pPr>
+            <w:r>
+              <w:t xml:space="preserve">(new)</w:t>
+            </w:r>
+          </w:p>
+        </w:tc>
+        <w:tc>
+          <w:tcPr/>
+          <w:p>
+            <w:pPr>
+              <w:pStyle w:val="Compact"/>
+            </w:pPr>
+            <w:r>
+              <w:rPr>
+                <w:b/>
+                <w:bCs/>
+              </w:rPr>
+              <w:t xml:space="preserve">1.2x</w:t>
+            </w:r>
+          </w:p>
+        </w:tc>
+        <w:tc>
+          <w:tcPr/>
+          <w:p>
+            <w:pPr>
+              <w:pStyle w:val="Compact"/>
+            </w:pPr>
+            <w:r>
+              <w:t xml:space="preserve">new (Tier B1)</w:t>
+            </w:r>
+          </w:p>
+        </w:tc>
+      </w:tr>
+      <w:tr>
+        <w:tc>
+          <w:tcPr/>
+          <w:p>
+            <w:pPr>
+              <w:pStyle w:val="Compact"/>
+            </w:pPr>
+            <w:r>
+              <w:t xml:space="preserve">ENS</w:t>
+            </w:r>
+          </w:p>
+        </w:tc>
+        <w:tc>
+          <w:tcPr/>
+          <w:p>
+            <w:pPr>
+              <w:pStyle w:val="Compact"/>
+            </w:pPr>
+            <w:r>
+              <w:t xml:space="preserve">Infra</w:t>
+            </w:r>
+          </w:p>
+        </w:tc>
+        <w:tc>
+          <w:tcPr/>
+          <w:p>
+            <w:pPr>
+              <w:pStyle w:val="Compact"/>
+            </w:pPr>
+            <w:r>
+              <w:t xml:space="preserve">(new)</w:t>
+            </w:r>
+          </w:p>
+        </w:tc>
+        <w:tc>
+          <w:tcPr/>
+          <w:p>
+            <w:pPr>
+              <w:pStyle w:val="Compact"/>
+            </w:pPr>
+            <w:r>
+              <w:rPr>
+                <w:b/>
+                <w:bCs/>
+              </w:rPr>
+              <w:t xml:space="preserve">0.049</w:t>
+            </w:r>
+          </w:p>
+        </w:tc>
+        <w:tc>
+          <w:tcPr/>
+          <w:p>
+            <w:pPr>
+              <w:pStyle w:val="Compact"/>
+            </w:pPr>
+            <w:r>
+              <w:t xml:space="preserve">0.028</w:t>
+            </w:r>
+          </w:p>
+        </w:tc>
+        <w:tc>
+          <w:tcPr/>
+          <w:p>
+            <w:pPr>
+              <w:pStyle w:val="Compact"/>
+            </w:pPr>
+            <w:r>
+              <w:t xml:space="preserve">(new)</w:t>
+            </w:r>
+          </w:p>
+        </w:tc>
+        <w:tc>
+          <w:tcPr/>
+          <w:p>
+            <w:pPr>
+              <w:pStyle w:val="Compact"/>
+            </w:pPr>
+            <w:r>
+              <w:rPr>
+                <w:b/>
+                <w:bCs/>
+              </w:rPr>
+              <w:t xml:space="preserve">0.57x</w:t>
+            </w:r>
+          </w:p>
+        </w:tc>
+        <w:tc>
+          <w:tcPr/>
+          <w:p>
+            <w:pPr>
+              <w:pStyle w:val="Compact"/>
+            </w:pPr>
+            <w:r>
+              <w:t xml:space="preserve">new (dispersion)</w:t>
+            </w:r>
+          </w:p>
+        </w:tc>
+      </w:tr>
     </w:tbl>
     <w:p>
       <w:pPr>
@@ -1109,13 +1329,13 @@
         <w:t xml:space="preserve"> </w:t>
       </w:r>
       <w:r>
-        <w:t xml:space="preserve">“delegation universally amplifies governance concentration across all eight protocols sampled, with magnitude (not direction) varying by institutional design within sector.”</w:t>
-      </w:r>
-      <w:r>
-        <w:t xml:space="preserve"> </w:t>
-      </w:r>
-      <w:r>
-        <w:t xml:space="preserve">We have rewritten Section 3.5 (opening paragraph, DeFi paragraph, Optimism/Arbitrum paragraph, Citizens’ House/Dual Governance paragraph, Fritsch et al. extension paragraph), abstract finding 4, Section 1.4 finding 4, and the Section 4.1 design-hypotheses synthesis to reflect this finding.</w:t>
+        <w:t xml:space="preserve">“delegation amplifies governance concentration in nine of ten protocols sampled, with one structural exception (ENS at 0.39x), and magnitude (not direction) varying by institutional design within sector.”</w:t>
+      </w:r>
+      <w:r>
+        <w:t xml:space="preserve"> </w:t>
+      </w:r>
+      <w:r>
+        <w:t xml:space="preserve">The Tier B1 expansion added GMX and ENS to Table 7; ENS is the structural-exception case in which a mature delegate program (~100 active community delegates with public delegate platforms and recurring delegate compensation) systematically distributes voting power below the holding baseline. We have rewritten Section 3.5 (opening paragraph, DeFi paragraph, Optimism / Arbitrum paragraph, Citizens’ House / Dual Governance paragraph, Fritsch et al. extension paragraph), Section 3.5.1 ENS counterexample subsection, Section 3.5.2 ve-token-class subsection, abstract finding 4, Section 1.4 finding 4, and the Section 4.1 design-hypotheses synthesis to reflect the universal-amplification thesis with the ENS structural-exception case.</w:t>
       </w:r>
     </w:p>
     <w:p>
@@ -1145,7 +1365,22 @@
         <w:t xml:space="preserve"> </w:t>
       </w:r>
       <w:r>
-        <w:t xml:space="preserve">with the revised holding HHI is opposite to what our data produces. The R1-corrected Lido holding HHI (Table 4 value 0.013) yields an amplification ratio of 6.8x, which is higher than the R1 Table 7’s reported 4.8x. The R2 Table 7 reports 6.8x. If the reviewer is computing a different Lido holding HHI from an alternative exclusion list (for example, one that does not exclude the Lido DAO Aragon treasury), we would welcome specification of the methodology; the canonical exclusion set we apply is documented in Supplementary File S6.</w:t>
+        <w:t xml:space="preserve">with the revised holding HHI is opposite to what our data produces. The R1-corrected Lido holding HHI (Table 4 value 0.013) yields an amplification ratio of 6.8x, higher than the R1 Table 7’s reported 4.8x. Subsequent post-R1 audit waves during the R2 cycle further reduced Lido’s holding HHI: the canonical regression CSV was found to have computed Lido’s row from an older 189-row curated holder file while every other row used the universal top-1000 methodology; recomputing under universal methodology yielded 0.038 (mid-cycle 2026-05-18 state); the 126-address deep PCA audit (completed 2026-05-19) then identified Bybit hot wallet and Binance 14 cold wallet as Class 5 (CEX custody) addresses on the Lido top-1000 list, bringing post-PCA Lido holding HHI to 0.008 and amplification ratio to 11.4x. Lido now sits at the top of the cross-protocol amplification distribution; the universal-amplification thesis is unchanged in direction; the magnitude is at the upper end. The canonical exclusion set is documented in</w:t>
+      </w:r>
+      <w:r>
+        <w:t xml:space="preserve"> </w:t>
+      </w:r>
+      <w:r>
+        <w:rPr>
+          <w:rStyle w:val="VerbatimChar"/>
+        </w:rPr>
+        <w:t xml:space="preserve">data/processed/exclusions_log.csv</w:t>
+      </w:r>
+      <w:r>
+        <w:t xml:space="preserve"> </w:t>
+      </w:r>
+      <w:r>
+        <w:t xml:space="preserve">(126 rows; 38 protocols).</w:t>
       </w:r>
     </w:p>
     <w:p>
@@ -1163,7 +1398,7 @@
         <w:t xml:space="preserve"> </w:t>
       </w:r>
       <w:r>
-        <w:t xml:space="preserve">The pre-correction Uniswap result (0.84x) had been cited as evidence that Uniswap’s mature delegate program disperses governance power. With the burn address exclusion applied (the canonical 0x000…000dead holding 102.5M UNI, 11.3 percent of supply, structurally unable to participate in governance), Uniswap joins the universal-amplification pattern at 2.7x. We document this transition explicitly in Section 3.5 because the prior result was load-bearing in the dispersion-via-mature-delegate-program literature; the corrected analysis indicates the prior result was driven by including a wallet that structurally cannot vote in the holding denominator.</w:t>
+        <w:t xml:space="preserve">The pre-correction Uniswap result (0.84x) had been cited as evidence that Uniswap’s mature delegate program disperses governance power. With the burn address exclusion applied (the canonical 0x000…000dead holding 102.5M UNI, 11.3 percent of supply, structurally unable to participate in governance), Uniswap joins the universal-amplification pattern at 2.8x. We document this transition explicitly in Section 3.5 because the prior result was load-bearing in the dispersion-via-mature-delegate-program literature; the corrected analysis indicates the prior result was driven by including a wallet that structurally cannot vote in the holding denominator. The dispersion finding now attaches not to Uniswap (Tally) but to ENS (Tally; 0.39x ratio); see Section 3.5.1 for the ENS-as-institutional-design-counterexample analysis.</w:t>
       </w:r>
     </w:p>
     <w:p>
@@ -1181,7 +1416,7 @@
         <w:t xml:space="preserve"> </w:t>
       </w:r>
       <w:r>
-        <w:t xml:space="preserve">Phase 0 fact-checking of the Tally API surfaced a substantive methodological finding: the top COMP Tally delegate (21.5% of total delegated voting power in the May 2026 pull) is Compound Foundation itself, structurally a protocol-controlled entity. Applying PCA exclusion symmetrically at the voting layer (consistent with the holding-side methodology) drops Compound’s voting HHI from 0.078 to 0.052 and the amplification ratio from 1.89x to 1.85x. The R1 Snapshot-based COMP voting HHI value (0.053) is essentially equivalent to the PCA-excluded Tally value (0.052); the R1 methodology choice already approximated the PCA-exclusion outcome. We document this analysis as a Section 3.7 PCA-symmetric robustness paragraph showing universal amplification holds across all 5 Tally-sourced protocols (Compound 1.85x, Aave 2.26x, Uniswap 2.72x, Optimism 4.06x, Arbitrum 3.01x) even under symmetric PCA exclusion.</w:t>
+        <w:t xml:space="preserve">Phase 0 fact-checking of the Tally API surfaced a substantive methodological finding: the top COMP Tally delegate (21.5% of total delegated voting power in the May 2026 pull) is Compound Foundation itself, structurally a protocol-controlled entity. Applying PCA exclusion symmetrically at the voting layer (consistent with the holding-side methodology) drops Compound’s voting HHI from 0.078 to 0.052 and the amplification ratio from 8.7x to 5.8x (using current post-deep-audit Compound holding HHI 0.009). The R1 Snapshot-based COMP voting HHI value (0.053) is essentially equivalent to the PCA-excluded Tally value (0.052); the R1 methodology choice already approximated the PCA-exclusion outcome. Aave’s top delegate is the stkAAVE staking contract (21.9% of total delegated voting power); symmetric exclusion drops Aave’s voting HHI from 0.076 to 0.045 and the amplification ratio from 5.9x to 3.5x (using current post-audit Aave holding HHI 0.013). We document this analysis as a Section 3.7 PCA-symmetric robustness paragraph showing universal amplification holds across all 5 Tally-sourced protocols (Compound 5.8x, Aave 3.5x, Uniswap 2.8x, Optimism 3.6x, Arbitrum 4.4x) even under symmetric PCA exclusion.</w:t>
       </w:r>
     </w:p>
     <w:p>
@@ -1361,7 +1596,7 @@
         <w:t xml:space="preserve">Section 4.1 (publicity-territory list)</w:t>
       </w:r>
       <w:r>
-        <w:t xml:space="preserve">: CRV removed from the upper-end-of-distribution territory list (which is now Livepeer 0.199, WeatherXM 0.148, Aethir 0.153). The veCRV discussion is reserved for the Section 4.1 ve-locking paragraph.</w:t>
+        <w:t xml:space="preserve">: CRV removed from the upper-end-of-distribution territory list (which is now Aethir 0.095, Livepeer 0.199, WeatherXM 0.148). The veCRV discussion is reserved for the Section 4.1 ve-locking paragraph.</w:t>
       </w:r>
     </w:p>
     <w:p>
@@ -1388,7 +1623,7 @@
         <w:pStyle w:val="FirstParagraph"/>
       </w:pPr>
       <w:r>
-        <w:t xml:space="preserve">The Aethir HHI in Table 4 was also corrected: the R1 footnote value of 0.171 reflected the March 2026 cascade snapshot; the R2 direct Dune pull (May 2026) yields 0.153. Both reflect raw top-1000 holder concentration; the drift between snapshots is documented in the Section 2.10.3 snapshot-discipline note.</w:t>
+        <w:t xml:space="preserve">The Aethir HHI in Table 4 was also corrected: the R1 footnote value of 0.171 reflected the March 2026 cascade snapshot; the R2 direct Dune pull (May 2026 top-1000) yields 0.087 under the universal ATH Top-N% convention applied in this manuscript (Section 2.10.2). Both reflect raw top-1000 holder concentration; the drift between snapshots and the Top-N% convention alignment are documented in Section 2.10.3.</w:t>
       </w:r>
     </w:p>
     <w:p>
@@ -1510,7 +1745,7 @@
         </w:numPr>
       </w:pPr>
       <w:r>
-        <w:t xml:space="preserve">Aethir (ATH; Ethereum ERC-20): pulled via Dune erc20_ethereum.evt_transfer net-balance aggregation (top-1000 holders). HHI 0.153, Gini 0.98, Top-1% 33.6%, Top-10% 83.8%. Added as full Table 4 row.</w:t>
+        <w:t xml:space="preserve">Aethir (ATH; Ethereum ERC-20): pulled via Dune erc20_ethereum.evt_transfer net-balance aggregation (top-1000 holders; May 2026 holders_ATH_2026-05-17.csv). HHI 0.095, Gini 0.943, Top-1% 19.74% (top-1-holder share), Top-10% 83.8% (top-10-holders cumulative share) under the universal ATH Top-N% convention codified in Section 2.10.2. Added as full Table 4 row.</w:t>
       </w:r>
     </w:p>
     <w:p>
@@ -1753,7 +1988,7 @@
         <w:t xml:space="preserve"> </w:t>
       </w:r>
       <w:r>
-        <w:t xml:space="preserve">The Issue 1 resolution produces a new headline finding: delegation universally amplifies governance concentration across all eight Table 7 protocols (range 1.9x to 6.8x; mean 4.1x). This finding strengthens the paper’s main thesis that institutional design at the operator and router level governs governance outcomes, since magnitude-only variation within sector is a cleaner empirical signal than direction variation. Section 3.5 is rewritten to reflect this and Section 3.7 adds a PCA-symmetric robustness check confirming the finding holds even when foundation and aggregation-contract delegates are excluded.</w:t>
+        <w:t xml:space="preserve">The Issue 1 resolution combined with subsequent R2-cycle audits (Lido recompute; 126-address deep PCA audit) produces a new headline finding: delegation amplifies governance concentration in nine of ten Table 7 protocols (range 1.2x to 11.4x; mean 5.3x), with one structural exception (ENS at 0.39x, a mature delegate program producing dispersion below the holding baseline). This finding strengthens the paper’s main thesis that institutional design at the operator and router level governs governance outcomes, since magnitude variation within sector is a cleaner empirical signal than direction variation, and the ENS counterexample demonstrates that delegation-mediated dispersion is achievable under explicit institutional-design choices. Section 3.5 is rewritten to reflect this, Section 3.5.1 documents ENS as the structural-exception case, Section 3.5.2 documents Curve and Balancer as a separate ve-token-class with extreme amplification (15x and 21x) under lock-duration-weighted voting, and Section 3.7 adds a PCA-symmetric robustness check confirming the finding holds even when foundation and aggregation-contract delegates are excluded.</w:t>
       </w:r>
     </w:p>
     <w:p>
@@ -1945,13 +2180,85 @@
           <w:b/>
           <w:bCs/>
         </w:rPr>
+        <w:t xml:space="preserve">Synergy Index full-sample expansion with 20-cell per-criterion verification (Section 3.7; Supplementary Files S3 + S3_scoring_tables_20cell_extension_2026-05-19.md).</w:t>
+      </w:r>
+      <w:r>
+        <w:t xml:space="preserve"> </w:t>
+      </w:r>
+      <w:r>
+        <w:t xml:space="preserve">The Synergy Index in the R1 submission was reported on 12 protocols (the eleven fully-criterion-scored anchors plus GEODNET); per-protocol scoring was applied at the 20-cell criterion-by-criterion level for the original 12 protocols only. The R2 cycle extends Synergy Index scoring to all 40 protocols in the cross-section. The 28 newly-scored protocols carry full per-criterion (4 cells per lens × 5 lenses = 20 cells per protocol = 560 web-verified cells total) scoring with verification sources catalogued per protocol (governance documentation URLs, proposal-type names verified against official protocol docs, multi-sig structures verified against Etherscan / Arbiscan / Solscan, voting-mechanism details cross-referenced against on-chain configurations). The verification cycle (2026-05-19) identified protocol-specific governance maturity differences from initial scoring (e.g., Drift verified three-branch DAO: Realms + Security Council + Futarchy DAO via MetaDAOProject; Wormhole verified MultiGov multichain governance with WIP-1/2/3 99 percent+ approval; Aethir verified bicameral Council + Foundation Board with 4-stage proposal pipeline). Full-sample arithmetic Synergy-vs-HHI Spearman rho = -0.29 (p = 0.075); Pearson r = -0.32 (p = 0.047, statistically significant at conventional alpha); geometric Synergy-vs-HHI Spearman rho = -0.23 (p = 0.157); arith-vs-geom rank agreement rho = 0.97 (addressing the lens-aggregation operationalization-dependency concern in Section 4.8 at the rank-ordering level). The cross-sector Synergy contrast is not significant (DePIN vs DeFi Mann-Whitney p = 0.28), indicating that the HHI sector-signal does not translate symmetrically to the institutional-design Synergy dimension; this asymmetry is itself substantively informative for the framework’s discriminating power.</w:t>
+      </w:r>
+    </w:p>
+    <w:p>
+      <w:pPr>
+        <w:pStyle w:val="BodyText"/>
+      </w:pPr>
+      <w:r>
+        <w:rPr>
+          <w:b/>
+          <w:bCs/>
+        </w:rPr>
+        <w:t xml:space="preserve">Shapley-Shubik + Banzhaf power indices + quorum-rule variation (Section 3.7).</w:t>
+      </w:r>
+      <w:r>
+        <w:t xml:space="preserve"> </w:t>
+      </w:r>
+      <w:r>
+        <w:t xml:space="preserve">The Shapley-Shubik (1954) and Banzhaf (1965) power indices acknowledged in the Section 4.8 threshold-voting paragraph were computed for the five Tally-sourced voting-layer protocols (AAVE, ARB, COMP, OP, UNI) with complete delegate-by-delegate weight data, using Monte Carlo permutation (20,000 permutations per protocol; b2/paper/supplements/power_indices_2026-05-19.py + power_indices_extended_2026-05-19.py). At simple-majority quorum, Shapley-Shubik concentration-of-power tracks voting-HHI with Pearson r = 0.999 and Spearman rho = 1.00; per-voter top-1 power tracks top-1 voting share with Pearson r = 0.999. Banzhaf top-1 power converges with Shapley-Shubik top-1 for four protocols (ARB, COMP, OP, UNI) but reveals a notable divergence for AAVE (Banzhaf top-1 = 33.5 percent vs Shapley-Shubik = 26.7 percent vs voting-share = 21.9 percent). Shapley-Shubik recomputed under five quorum thresholds (0.33, 0.50, 0.60, 0.67, 0.75) shows stable SS-HHI / voting-HHI ratios (1.09 to 1.13 mean across protocols), with AAVE exhibiting the largest threshold-sensitivity (1.247 to 1.282). The convergence result strengthens the use of HHI as a power-concentration proxy for the comparative-cross-sectional analysis; AAVE is identified as the per-protocol outlier where individual-proposal power indices would refine the cross-sectional concentration measure.</w:t>
+      </w:r>
+    </w:p>
+    <w:p>
+      <w:pPr>
+        <w:pStyle w:val="BodyText"/>
+      </w:pPr>
+      <w:r>
+        <w:rPr>
+          <w:b/>
+          <w:bCs/>
+        </w:rPr>
+        <w:t xml:space="preserve">Subsidy multivariate with sector control (Section 3.4 + 3.7).</w:t>
+      </w:r>
+      <w:r>
+        <w:t xml:space="preserve"> </w:t>
+      </w:r>
+      <w:r>
+        <w:t xml:space="preserve">A multivariate OLS specification with both subsidy ratio and DePIN sector dummy on the 22-protocol non-zero-subsidy sample (HC3 robust standard errors; b2/paper/supplements/subsidy_multivariate_2026-05-19.py) tests whether the subsidy-HHI correlation persists when controlling for sector membership. Result (Spec 4: subsidy + DePIN dummy, excluding Livepeer, N = 21): subsidy coefficient strongly non-significant (p = 0.94) while DePIN sector dummy remains significant (p = 0.007); Adj R-squared = 0.23. The apparent subsidy-HHI relationship is fully absorbed by sector membership once Livepeer is excluded. This reinforces the Section 3.4 Livepeer-driven interpretation: the apparent cross-sector subsidy-concentration association reflects a single extreme observation combined with sector membership, not a structural relationship between subsidy intensity and governance concentration.</w:t>
+      </w:r>
+    </w:p>
+    <w:p>
+      <w:pPr>
+        <w:pStyle w:val="BodyText"/>
+      </w:pPr>
+      <w:r>
+        <w:rPr>
+          <w:b/>
+          <w:bCs/>
+        </w:rPr>
+        <w:t xml:space="preserve">Longitudinal S7 panel integration (Section 3.4 main text; Supplementary File S7).</w:t>
+      </w:r>
+      <w:r>
+        <w:t xml:space="preserve"> </w:t>
+      </w:r>
+      <w:r>
+        <w:t xml:space="preserve">The quarterly HHI panel for 14 governance tokens (8 quarters post-token-generation event) was promoted from supplementary-only into main-text reporting in Section 3.4. The headline panel finding (11 of 14 protocols exhibit monotonic governance HHI decay over the 24-month observation window, with CRV vote-escrow, COMP reservoir-drip, and ENS claim-window as mechanism-specific exceptions) reinforces the cross-sectional allocation null: distributions tend to deconcentrate over time across heterogeneous allocation designs, indicating that the relevant institutional-design margin is post-distribution architecture rather than launch-time allocation.</w:t>
+      </w:r>
+    </w:p>
+    <w:p>
+      <w:pPr>
+        <w:pStyle w:val="BodyText"/>
+      </w:pPr>
+      <w:r>
+        <w:rPr>
+          <w:b/>
+          <w:bCs/>
+        </w:rPr>
         <w:t xml:space="preserve">Operationalization-dependency caveat (Section 4.8).</w:t>
       </w:r>
       <w:r>
         <w:t xml:space="preserve"> </w:t>
       </w:r>
       <w:r>
-        <w:t xml:space="preserve">New paragraph acknowledging that the framework’s empirical conclusions depend on operationalization choices; alternative operationalizations of each lens could yield different lens scores. The HHI cross-protocol rank ordering is robust to choice of concentration metric (Theil and Atkinson correlations in Section 3.7); the framework’s lens-level rank ordering may be more sensitive to operationalization choices, an open empirical question for inter-rater reliability and operationalization-robustness analysis.</w:t>
+        <w:t xml:space="preserve">New paragraph acknowledging that the framework’s empirical conclusions depend on operationalization choices; alternative operationalizations of each lens could yield different lens scores. The HHI cross-protocol rank ordering is robust to choice of concentration metric (Theil and Atkinson correlations in Section 3.7); the framework’s lens-level rank ordering is partially addressed by the Section 3.7 full-sample expansion (arith-vs-geom rank agreement rho = 0.97 across N = 40 indicates the aggregation-choice dependency is small at the rank-ordering level); per-lens operationalization-robustness remains an open empirical question for inter-rater reliability cycles.</w:t>
       </w:r>
     </w:p>
     <w:p>
@@ -1980,12 +2287,1214 @@
       </w:r>
     </w:p>
     <w:bookmarkEnd w:id="22"/>
-    <w:bookmarkStart w:id="23" w:name="acknowledgments"/>
+    <w:bookmarkStart w:id="27" w:name="X9a23b34479f65511cb34376d3f736a2ac5b4120"/>
     <w:p>
       <w:pPr>
         <w:pStyle w:val="Heading2"/>
       </w:pPr>
       <w:r>
+        <w:t xml:space="preserve">Post-R2-submission universal-audit cycle (2026-05-19)</w:t>
+      </w:r>
+    </w:p>
+    <w:p>
+      <w:pPr>
+        <w:pStyle w:val="FirstParagraph"/>
+      </w:pPr>
+      <w:r>
+        <w:t xml:space="preserve">The R2 cycle’s reproduce-and-sync discipline was extended on 2026-05-19 with a user-flagged universal audit of high-HHI protocols for missed Class 1-5 PCA exclusions. The audit verified governance facts via Etherscan / Arbiscan / Solscan address-page analysis and per-protocol WebSearch documentation review. Most high-HHI protocols (Livepeer, WeatherXM, io.net, Pokt Network, Helium, GMX, GEODNET, AAVE, COMP, UNI, OP, ARB, MKR, CRV, BAL, RPL, MPL/SYRUP, GRT, GTC, FIL, DRIFT, MOR, ZRO, AXL, LDO, Hivemapper) had comprehensively-documented exclusion sets; the audit identified three missed exclusions and one classification refinement:</w:t>
+      </w:r>
+    </w:p>
+    <w:bookmarkStart w:id="23" w:name="X2c7c08a9f38ef00ff1bd4d1d9ca3c2e4ea80aa2"/>
+    <w:p>
+      <w:pPr>
+        <w:pStyle w:val="Heading3"/>
+      </w:pPr>
+      <w:r>
+        <w:t xml:space="preserve">Missed exclusion 1: Aethir Safe multisig 0xfc78 (8-PCA cascade applied)</w:t>
+      </w:r>
+    </w:p>
+    <w:p>
+      <w:pPr>
+        <w:pStyle w:val="FirstParagraph"/>
+      </w:pPr>
+      <w:r>
+        <w:t xml:space="preserve">The 2026-05-19 Etherscan deep-verification of the next four unlabeled top-Aethir holders (a residual concern from the Issue 3 Aethir cycle) identified 0xfc7825a20f5beee34506698f7843278156e0bea1 as a Safe 1.4.1 smart account (multisig) holding 1.01 billion ATH (2.4 percent of supply) with 9 Exec Transaction calls, matching the same Class 2 typology already applied to 0x3e7e6c3d (the previously-documented Aethir Safe multisig). Adding 0xfc78 to the canonical exclusion set raised the documented Aethir PCA count from 7 to 8 and shifted Aethir HHI from 0.087 to 0.095 (top-1 share 18.32 to 19.74 percent; Gini 0.945 to 0.943; N 993 to 992). Three additional Aethir top holders verified but not excluded pending inter-rater reliability cycle: 0x33548 (distribution-wallet pattern), 0x5a4a (fresh-funded large allocation), 0xaf8d (1.7-year EOA with systematic outflows to ATH token contract pattern consistent with treasury / vesting / staking-pool interactions; classification elevated from indeterminate to LIKELY Class 1 or Class 4 pending formal review).</w:t>
+      </w:r>
+    </w:p>
+    <w:bookmarkEnd w:id="23"/>
+    <w:bookmarkStart w:id="24" w:name="Xe0636afaab2c9c4b5e00dfacd57b70f8e602780"/>
+    <w:p>
+      <w:pPr>
+        <w:pStyle w:val="Heading3"/>
+      </w:pPr>
+      <w:r>
+        <w:t xml:space="preserve">Missed exclusion 2: IoTeX Genesis-burn precompile slots 0x03 + 0x07</w:t>
+      </w:r>
+    </w:p>
+    <w:p>
+      <w:pPr>
+        <w:pStyle w:val="FirstParagraph"/>
+      </w:pPr>
+      <w:r>
+        <w:t xml:space="preserve">Five IoTeX Genesis-burn precompile slots (0x01, 0x02, 0x04, 0x05, 0x06) were documented as Class 1 exclusions; the same precompile pattern applies to slots 0x03 and 0x07 but had been omitted from the exclusion log (oversight). Slot 0x03 holds 1 billion IOTX (10.04 percent); slot 0x07 holds 748M IOTX (7.5 percent, Etherscan-verified Burn + Genesis labels with all-incoming-only transaction pattern over 6+ years). Adding both shifted IoTeX HHI from 0.189 to 0.081 (top-1 share 33.46 to 12.29 percent; Gini 0.981 to 0.961; N 994 to 992). IoTeX moves from second-highest DePIN HHI to mid-range; the Section 4.1 high-concentration list updates from (Livepeer 0.199, IoTeX 0.189, WeatherXM 0.148, io.net 0.125) to (Livepeer 0.199, WeatherXM 0.148, io.net 0.125, Aethir 0.095).</w:t>
+      </w:r>
+    </w:p>
+    <w:bookmarkEnd w:id="24"/>
+    <w:bookmarkStart w:id="25" w:name="Xedacdf3e5880546f696984f64ba46294330c311"/>
+    <w:p>
+      <w:pPr>
+        <w:pStyle w:val="Heading3"/>
+      </w:pPr>
+      <w:r>
+        <w:t xml:space="preserve">Missed exclusion 3: ENS Cold Wallet 0x690f0581</w:t>
+      </w:r>
+    </w:p>
+    <w:p>
+      <w:pPr>
+        <w:pStyle w:val="FirstParagraph"/>
+      </w:pPr>
+      <w:r>
+        <w:t xml:space="preserve">The ENS top-3 exclusions documented as Class 1/2 (TokenLock, ENS DAO Wallet TimelockController, ENS treasury/distribution wallet) did not include the rank-4 holder 0x690f0581ececcf8389c223170778cd9d029606f2, which Etherscan labels</w:t>
+      </w:r>
+      <w:r>
+        <w:t xml:space="preserve"> </w:t>
+      </w:r>
+      <w:r>
+        <w:t xml:space="preserve">“ENS: Cold Wallet”</w:t>
+      </w:r>
+      <w:r>
+        <w:t xml:space="preserve"> </w:t>
+      </w:r>
+      <w:r>
+        <w:t xml:space="preserve">(Smart Account by Safe / Safe Singleton 1.3.0 implementation; created by nick.eth approximately 5 years ago; 4.29M ENS = 85.92 percent of its portfolio = 5.19 percent of top-1000 ENS supply). Adding it as a Class 2 exclusion shifted ENS HHI from 0.071 to 0.049 (top-1 share 19.92 to 16.84 percent; Gini 0.879 to 0.864; N 997 to 996). Cascade effect on Section 3.5 ENS narrative: holding-vs-voting amplification ratio shifts from 0.39x to 0.57x (still below 1.0x, preserving ENS as the structural-exception dispersion case).</w:t>
+      </w:r>
+    </w:p>
+    <w:bookmarkEnd w:id="25"/>
+    <w:bookmarkStart w:id="26" w:name="cascade-through-dependent-statistics"/>
+    <w:p>
+      <w:pPr>
+        <w:pStyle w:val="Heading3"/>
+      </w:pPr>
+      <w:r>
+        <w:t xml:space="preserve">Cascade through dependent statistics</w:t>
+      </w:r>
+    </w:p>
+    <w:p>
+      <w:pPr>
+        <w:pStyle w:val="FirstParagraph"/>
+      </w:pPr>
+      <w:r>
+        <w:t xml:space="preserve">All three missed-exclusion additions were applied to canonical state. The cascade through dependent statistics is contained:</w:t>
+      </w:r>
+    </w:p>
+    <w:p>
+      <w:pPr>
+        <w:pStyle w:val="BodyText"/>
+      </w:pPr>
+      <w:r>
+        <w:t xml:space="preserve">DePIN sector mean: 0.077 to 0.071 (IoTeX drop dominates)</w:t>
+      </w:r>
+      <w:r>
+        <w:t xml:space="preserve"> </w:t>
+      </w:r>
+      <w:r>
+        <w:t xml:space="preserve">L1/L2/Infra sector mean: 0.027 to 0.024 (ENS drop dominates)</w:t>
+      </w:r>
+      <w:r>
+        <w:t xml:space="preserve"> </w:t>
+      </w:r>
+      <w:r>
+        <w:t xml:space="preserve">Sector ratio DePIN/DeFi: 2.5x to 2.3x</w:t>
+      </w:r>
+      <w:r>
+        <w:t xml:space="preserve"> </w:t>
+      </w:r>
+      <w:r>
+        <w:t xml:space="preserve">Mann-Whitney DePIN vs DeFi: p = 0.018 to 0.020 (preserved at p&lt;0.05)</w:t>
+      </w:r>
+      <w:r>
+        <w:t xml:space="preserve"> </w:t>
+      </w:r>
+      <w:r>
+        <w:t xml:space="preserve">Cohen’s d: 0.98 to 0.94 (preserved as large effect)</w:t>
+      </w:r>
+      <w:r>
+        <w:t xml:space="preserve"> </w:t>
+      </w:r>
+      <w:r>
+        <w:t xml:space="preserve">LOO 30/30 sig: preserved (range [0.008, 0.034])</w:t>
+      </w:r>
+      <w:r>
+        <w:t xml:space="preserve"> </w:t>
+      </w:r>
+      <w:r>
+        <w:t xml:space="preserve">Permutation p: 0.008 to 0.012 (preserved at p&lt;0.05)</w:t>
+      </w:r>
+      <w:r>
+        <w:t xml:space="preserve"> </w:t>
+      </w:r>
+      <w:r>
+        <w:t xml:space="preserve">Bootstrap mean diff CI: [+0.015, +0.080] to [+0.012, +0.069]</w:t>
+      </w:r>
+      <w:r>
+        <w:t xml:space="preserve"> </w:t>
+      </w:r>
+      <w:r>
+        <w:t xml:space="preserve">DePIN vs Infra Welch p: 0.010 to 0.006 (more significant)</w:t>
+      </w:r>
+      <w:r>
+        <w:t xml:space="preserve"> </w:t>
+      </w:r>
+      <w:r>
+        <w:t xml:space="preserve">DePIN vs Infra Cohen’s d: 0.97 to 1.04 (slight increase)</w:t>
+      </w:r>
+      <w:r>
+        <w:t xml:space="preserve"> </w:t>
+      </w:r>
+      <w:r>
+        <w:t xml:space="preserve">HHI-Gini Pearson r: 0.62 to 0.59</w:t>
+      </w:r>
+      <w:r>
+        <w:t xml:space="preserve"> </w:t>
+      </w:r>
+      <w:r>
+        <w:t xml:space="preserve">Synergy-HHI Pearson r: -0.32 (p = 0.045 to 0.047; preserved at p&lt;0.05)</w:t>
+      </w:r>
+      <w:r>
+        <w:t xml:space="preserve"> </w:t>
+      </w:r>
+      <w:r>
+        <w:t xml:space="preserve">Subsidy-with-Livepeer Pearson r: 0.69 unchanged (Livepeer-driven)</w:t>
+      </w:r>
+    </w:p>
+    <w:p>
+      <w:pPr>
+        <w:pStyle w:val="BodyText"/>
+      </w:pPr>
+      <w:r>
+        <w:t xml:space="preserve">All headline empirical findings are qualitatively preserved. The DePIN-vs-DeFi sector contrast remains significant at conventional alpha (MW p = 0.020, Cohen’s d = 0.94). The Synergy-HHI Pearson correlation remains statistically significant (p = 0.047). The universal-amplification finding is unchanged. The allocation null (Section 3.4) is unchanged. The Livepeer-driven subsidy interpretation is reinforced by the multivariate analysis above. The cascade strengthens the universal-audit consistency of the PCA-exclusion methodology by closing log omissions surfaced during the user-flagged 2026-05-19 audit cycle.</w:t>
+      </w:r>
+    </w:p>
+    <w:p>
+      <w:pPr>
+        <w:pStyle w:val="BodyText"/>
+      </w:pPr>
+      <w:r>
+        <w:rPr>
+          <w:b/>
+          <w:bCs/>
+        </w:rPr>
+        <w:t xml:space="preserve">Manuscript surfaces updated</w:t>
+      </w:r>
+      <w:r>
+        <w:t xml:space="preserve">: Table 4 IoTeX + ENS rows; Section 3.5 ENS narrative; Section 4.1 high-concentration list; Section 3.3 sector contrast paragraphs; Section 3.7 LOO + bootstrap + permutation values; Figure 4 + Figure 9 captions; Section 4.8 Aethir snapshot-drift footnote extended with universal-audit cascade documentation; abstract Mann-Whitney + Cohen’s d; HHI-Gini correlation references throughout. Supplementary files updated: data/processed/regression_data_april2026.csv (IoTeX + ENS + Aethir rows); data/processed/exclusions_log.csv (3 new entries: ATH 0xfc78, IOTX 0x03, IOTX 0x07, ENS 0x690f0581).</w:t>
+      </w:r>
+    </w:p>
+    <w:p>
+      <w:r>
+        <w:pict>
+          <v:rect style="width:0;height:1.5pt" o:hralign="center" o:hrstd="t" o:hr="t"/>
+        </w:pict>
+      </w:r>
+    </w:p>
+    <w:bookmarkEnd w:id="26"/>
+    <w:bookmarkEnd w:id="27"/>
+    <w:bookmarkStart w:id="32" w:name="X78db130f5e1a3593bcde6a6906ae8988fdd28ba"/>
+    <w:p>
+      <w:pPr>
+        <w:pStyle w:val="Heading2"/>
+      </w:pPr>
+      <w:r>
+        <w:t xml:space="preserve">Revision-cycle audit trail (artifacts removed from clean-publication manuscript)</w:t>
+      </w:r>
+    </w:p>
+    <w:p>
+      <w:pPr>
+        <w:pStyle w:val="FirstParagraph"/>
+      </w:pPr>
+      <w:r>
+        <w:t xml:space="preserve">The clean-publication version of the manuscript (B2_Frontiers_R2_clean.docx / .pdf) reads as a finished paper rather than a revision document. Several revision-cycle process references that appeared in earlier R2 drafts have been removed from PAPER.md prose. This section preserves those references as audit trail so the reviewer can trace which substantive content corresponds to which R1-round comment.</w:t>
+      </w:r>
+    </w:p>
+    <w:bookmarkStart w:id="28" w:name="Xeebd50246cb20e5b06d259ffcf9871c461aee7e"/>
+    <w:p>
+      <w:pPr>
+        <w:pStyle w:val="Heading3"/>
+      </w:pPr>
+      <w:r>
+        <w:t xml:space="preserve">A. R1 / R2 / F1 cycle labels removed from manuscript prose</w:t>
+      </w:r>
+    </w:p>
+    <w:p>
+      <w:pPr>
+        <w:pStyle w:val="FirstParagraph"/>
+      </w:pPr>
+      <w:r>
+        <w:t xml:space="preserve">The following revision-cycle labels appeared in earlier R2 drafts and were removed for the final clean version. The substantive content remains; only the cycle labels are stripped.</w:t>
+      </w:r>
+    </w:p>
+    <w:p>
+      <w:pPr>
+        <w:numPr>
+          <w:ilvl w:val="0"/>
+          <w:numId w:val="1004"/>
+        </w:numPr>
+      </w:pPr>
+      <w:r>
+        <w:rPr>
+          <w:b/>
+          <w:bCs/>
+        </w:rPr>
+        <w:t xml:space="preserve">Section 1.4 Finding 4 (line 131; abstract).</w:t>
+      </w:r>
+      <w:r>
+        <w:t xml:space="preserve"> </w:t>
+      </w:r>
+      <w:r>
+        <w:t xml:space="preserve">Removed phrase</w:t>
+      </w:r>
+      <w:r>
+        <w:t xml:space="preserve"> </w:t>
+      </w:r>
+      <w:r>
+        <w:t xml:space="preserve">“The two protocols previously cited as showing dispersion (Uniswap, Optimism)”</w:t>
+      </w:r>
+      <w:r>
+        <w:t xml:space="preserve">. Replacement:</w:t>
+      </w:r>
+      <w:r>
+        <w:t xml:space="preserve"> </w:t>
+      </w:r>
+      <w:r>
+        <w:t xml:space="preserve">“Two further protocols (Uniswap, Optimism) would appear to show dispersion if holding HHI were measured without excluding addresses that cannot vote (burn wallets, foundation treasuries); under the consistent exclusion methodology applied throughout this paper, both protocols join the amplification pattern.”</w:t>
+      </w:r>
+      <w:r>
+        <w:t xml:space="preserve"> </w:t>
+      </w:r>
+      <w:r>
+        <w:t xml:space="preserve">Rationale:</w:t>
+      </w:r>
+      <w:r>
+        <w:t xml:space="preserve"> </w:t>
+      </w:r>
+      <w:r>
+        <w:t xml:space="preserve">“previously cited”</w:t>
+      </w:r>
+      <w:r>
+        <w:t xml:space="preserve"> </w:t>
+      </w:r>
+      <w:r>
+        <w:t xml:space="preserve">implied a prior version of this paper; the substantive Uniswap / Optimism counterexample-flip argument remains.</w:t>
+      </w:r>
+    </w:p>
+    <w:p>
+      <w:pPr>
+        <w:numPr>
+          <w:ilvl w:val="0"/>
+          <w:numId w:val="1004"/>
+        </w:numPr>
+      </w:pPr>
+      <w:r>
+        <w:rPr>
+          <w:b/>
+          <w:bCs/>
+        </w:rPr>
+        <w:t xml:space="preserve">Section 2.10.3 Snapshot date discipline (line 1166).</w:t>
+      </w:r>
+      <w:r>
+        <w:t xml:space="preserve"> </w:t>
+      </w:r>
+      <w:r>
+        <w:t xml:space="preserve">Removed phrase</w:t>
+      </w:r>
+      <w:r>
+        <w:t xml:space="preserve"> </w:t>
+      </w:r>
+      <w:r>
+        <w:t xml:space="preserve">“during the R2 revision cycle (May 2026)”</w:t>
+      </w:r>
+      <w:r>
+        <w:t xml:space="preserve">. Replacement:</w:t>
+      </w:r>
+      <w:r>
+        <w:t xml:space="preserve"> </w:t>
+      </w:r>
+      <w:r>
+        <w:t xml:space="preserve">“Replication Tally and Snapshot API queries in May 2026 confirmed that”</w:t>
+      </w:r>
+      <w:r>
+        <w:t xml:space="preserve">. Rationale: the May 2026 date anchor is methodologically necessary; the</w:t>
+      </w:r>
+      <w:r>
+        <w:t xml:space="preserve"> </w:t>
+      </w:r>
+      <w:r>
+        <w:t xml:space="preserve">“R2 revision cycle”</w:t>
+      </w:r>
+      <w:r>
+        <w:t xml:space="preserve"> </w:t>
+      </w:r>
+      <w:r>
+        <w:t xml:space="preserve">label is internal to our workflow.</w:t>
+      </w:r>
+    </w:p>
+    <w:p>
+      <w:pPr>
+        <w:numPr>
+          <w:ilvl w:val="0"/>
+          <w:numId w:val="1004"/>
+        </w:numPr>
+      </w:pPr>
+      <w:r>
+        <w:rPr>
+          <w:b/>
+          <w:bCs/>
+        </w:rPr>
+        <w:t xml:space="preserve">Table 4 Aethir footnote (lines 1696-1705).</w:t>
+      </w:r>
+      <w:r>
+        <w:t xml:space="preserve"> </w:t>
+      </w:r>
+      <w:r>
+        <w:t xml:space="preserve">Removed multi-sentence narrative:</w:t>
+      </w:r>
+      <w:r>
+        <w:t xml:space="preserve"> </w:t>
+      </w:r>
+      <w:r>
+        <w:t xml:space="preserve">“appear as full Table 4 rows above following supplementary holder-list collection in the R2 cycle”</w:t>
+      </w:r>
+      <w:r>
+        <w:t xml:space="preserve">;</w:t>
+      </w:r>
+      <w:r>
+        <w:t xml:space="preserve"> </w:t>
+      </w:r>
+      <w:r>
+        <w:t xml:space="preserve">“All three were footnote-only in the R1 submission because the original Dune holder-list extraction did not include them”</w:t>
+      </w:r>
+      <w:r>
+        <w:t xml:space="preserve">;</w:t>
+      </w:r>
+      <w:r>
+        <w:t xml:space="preserve"> </w:t>
+      </w:r>
+      <w:r>
+        <w:t xml:space="preserve">“The Aethir HHI (0.087) reported here reflects the R2 recomputation from the May 2026 Dune top-1000 pull (holders_ATH_2026-05-17.csv); the R1 footnote value of 0.168 was based on the March 2026 cascade snapshot. The R2 value (0.087) supersedes earlier interim estimates (including 0.153 cited in earlier R2 drafts) per the universal ATH Top-N% convention codified in Section 2.10.3.”</w:t>
+      </w:r>
+      <w:r>
+        <w:t xml:space="preserve"> </w:t>
+      </w:r>
+      <w:r>
+        <w:t xml:space="preserve">Replacement: condensed to</w:t>
+      </w:r>
+      <w:r>
+        <w:t xml:space="preserve"> </w:t>
+      </w:r>
+      <w:r>
+        <w:t xml:space="preserve">“Hivemapper (HONEY), io.net (IO), and Aethir (ATH) appear as full Table 4 rows following supplementary holder-list collection: Hivemapper and io.net via Helius DAS API (90,680 HONEY holders; 84,861 IO holders); Aethir via Dune erc20_ethereum.evt_transfer net-balance aggregation (top-1,000 holders). The Aethir HHI (0.095) reflects the May 2026 Dune top-1000 pull under the universal ATH Top-N% convention codified in Section 2.10.3, with 8-PCA exclusion methodology (7 documented PCAs plus 0xfc78 Safe 1.4.1 multisig added 2026-05-19; see exclusions_log.csv).”</w:t>
+      </w:r>
+      <w:r>
+        <w:t xml:space="preserve"> </w:t>
+      </w:r>
+      <w:r>
+        <w:t xml:space="preserve">Audit trail of the Aethir transition for the reviewer: R1 footnote 0.171 (March 2026 cascade snapshot) → R2 mid-cycle 0.168 (Dune re-pull) → 2026-05-18 0.153 (Variant B Top-N% interim) → R2 final 0.087 (ATH Top-N% convention) -&gt; R2 8-PCA cascade 0.095 (2026-05-19, added 0xfc78 Safe multisig Class 2 verification).</w:t>
+      </w:r>
+    </w:p>
+    <w:p>
+      <w:pPr>
+        <w:numPr>
+          <w:ilvl w:val="0"/>
+          <w:numId w:val="1004"/>
+        </w:numPr>
+      </w:pPr>
+      <w:r>
+        <w:rPr>
+          <w:b/>
+          <w:bCs/>
+        </w:rPr>
+        <w:t xml:space="preserve">Section 3.5 opening paragraph (line 2138).</w:t>
+      </w:r>
+      <w:r>
+        <w:t xml:space="preserve"> </w:t>
+      </w:r>
+      <w:r>
+        <w:t xml:space="preserve">Removed phrase</w:t>
+      </w:r>
+      <w:r>
+        <w:t xml:space="preserve"> </w:t>
+      </w:r>
+      <w:r>
+        <w:t xml:space="preserve">“in the Tier B1 expansion”</w:t>
+      </w:r>
+      <w:r>
+        <w:t xml:space="preserve">. Replacement:</w:t>
+      </w:r>
+      <w:r>
+        <w:t xml:space="preserve"> </w:t>
+      </w:r>
+      <w:r>
+        <w:t xml:space="preserve">“with Tally additions for GMX and ENS, yielding 10 protocols with sufficient governance activity”</w:t>
+      </w:r>
+      <w:r>
+        <w:t xml:space="preserve">. Rationale:</w:t>
+      </w:r>
+      <w:r>
+        <w:t xml:space="preserve"> </w:t>
+      </w:r>
+      <w:r>
+        <w:t xml:space="preserve">“Tier B1”</w:t>
+      </w:r>
+      <w:r>
+        <w:t xml:space="preserve"> </w:t>
+      </w:r>
+      <w:r>
+        <w:t xml:space="preserve">is internal R2 cycle phasing.</w:t>
+      </w:r>
+    </w:p>
+    <w:p>
+      <w:pPr>
+        <w:numPr>
+          <w:ilvl w:val="0"/>
+          <w:numId w:val="1004"/>
+        </w:numPr>
+      </w:pPr>
+      <w:r>
+        <w:rPr>
+          <w:b/>
+          <w:bCs/>
+        </w:rPr>
+        <w:t xml:space="preserve">Table 7 footnote (line 2319).</w:t>
+      </w:r>
+      <w:r>
+        <w:t xml:space="preserve"> </w:t>
+      </w:r>
+      <w:r>
+        <w:t xml:space="preserve">Removed phrase</w:t>
+      </w:r>
+      <w:r>
+        <w:t xml:space="preserve"> </w:t>
+      </w:r>
+      <w:r>
+        <w:t xml:space="preserve">“GMX and ENS added in R2 from paginated Tally top-100 delegate pulls”</w:t>
+      </w:r>
+      <w:r>
+        <w:t xml:space="preserve">. Replacement:</w:t>
+      </w:r>
+      <w:r>
+        <w:t xml:space="preserve"> </w:t>
+      </w:r>
+      <w:r>
+        <w:t xml:space="preserve">“GMX and ENS values from paginated Tally top-100 delegate pulls (May 2026)”</w:t>
+      </w:r>
+      <w:r>
+        <w:t xml:space="preserve">. Rationale:</w:t>
+      </w:r>
+      <w:r>
+        <w:t xml:space="preserve"> </w:t>
+      </w:r>
+      <w:r>
+        <w:t xml:space="preserve">“in R2”</w:t>
+      </w:r>
+      <w:r>
+        <w:t xml:space="preserve"> </w:t>
+      </w:r>
+      <w:r>
+        <w:t xml:space="preserve">is internal cycle label.</w:t>
+      </w:r>
+    </w:p>
+    <w:p>
+      <w:pPr>
+        <w:numPr>
+          <w:ilvl w:val="0"/>
+          <w:numId w:val="1004"/>
+        </w:numPr>
+      </w:pPr>
+      <w:r>
+        <w:rPr>
+          <w:b/>
+          <w:bCs/>
+        </w:rPr>
+        <w:t xml:space="preserve">Section 3.5.2 veCRV computation (line 2364).</w:t>
+      </w:r>
+      <w:r>
+        <w:t xml:space="preserve"> </w:t>
+      </w:r>
+      <w:r>
+        <w:t xml:space="preserve">Removed phrase</w:t>
+      </w:r>
+      <w:r>
+        <w:t xml:space="preserve"> </w:t>
+      </w:r>
+      <w:r>
+        <w:t xml:space="preserve">“per the Phase 0 Tier C1 analysis”</w:t>
+      </w:r>
+      <w:r>
+        <w:t xml:space="preserve">. Replacement:</w:t>
+      </w:r>
+      <w:r>
+        <w:t xml:space="preserve"> </w:t>
+      </w:r>
+      <w:r>
+        <w:t xml:space="preserve">“per the direct cumulative-deposit computation”</w:t>
+      </w:r>
+      <w:r>
+        <w:t xml:space="preserve">. Rationale:</w:t>
+      </w:r>
+      <w:r>
+        <w:t xml:space="preserve"> </w:t>
+      </w:r>
+      <w:r>
+        <w:t xml:space="preserve">“Phase 0 Tier C1”</w:t>
+      </w:r>
+      <w:r>
+        <w:t xml:space="preserve"> </w:t>
+      </w:r>
+      <w:r>
+        <w:t xml:space="preserve">is internal R2 cycle phasing.</w:t>
+      </w:r>
+    </w:p>
+    <w:p>
+      <w:pPr>
+        <w:numPr>
+          <w:ilvl w:val="0"/>
+          <w:numId w:val="1004"/>
+        </w:numPr>
+      </w:pPr>
+      <w:r>
+        <w:rPr>
+          <w:b/>
+          <w:bCs/>
+        </w:rPr>
+        <w:t xml:space="preserve">Section 3.5.3 Compound Foundation paragraph (line 2399).</w:t>
+      </w:r>
+      <w:r>
+        <w:t xml:space="preserve"> </w:t>
+      </w:r>
+      <w:r>
+        <w:t xml:space="preserve">Removed phrase</w:t>
+      </w:r>
+      <w:r>
+        <w:t xml:space="preserve"> </w:t>
+      </w:r>
+      <w:r>
+        <w:t xml:space="preserve">“per Phase 0 Tier C1 fact-check”</w:t>
+      </w:r>
+      <w:r>
+        <w:t xml:space="preserve">. Replacement:</w:t>
+      </w:r>
+      <w:r>
+        <w:t xml:space="preserve"> </w:t>
+      </w:r>
+      <w:r>
+        <w:t xml:space="preserve">“in the May 2026 Tally pull”</w:t>
+      </w:r>
+      <w:r>
+        <w:t xml:space="preserve"> </w:t>
+      </w:r>
+      <w:r>
+        <w:t xml:space="preserve">(date anchor already present in surrounding context). Rationale:</w:t>
+      </w:r>
+      <w:r>
+        <w:t xml:space="preserve"> </w:t>
+      </w:r>
+      <w:r>
+        <w:t xml:space="preserve">“Phase 0 Tier C1”</w:t>
+      </w:r>
+      <w:r>
+        <w:t xml:space="preserve"> </w:t>
+      </w:r>
+      <w:r>
+        <w:t xml:space="preserve">is internal label.</w:t>
+      </w:r>
+    </w:p>
+    <w:p>
+      <w:pPr>
+        <w:numPr>
+          <w:ilvl w:val="0"/>
+          <w:numId w:val="1004"/>
+        </w:numPr>
+      </w:pPr>
+      <w:r>
+        <w:rPr>
+          <w:b/>
+          <w:bCs/>
+        </w:rPr>
+        <w:t xml:space="preserve">Section 3.7 leave-one-out paragraph (line 2468).</w:t>
+      </w:r>
+      <w:r>
+        <w:t xml:space="preserve"> </w:t>
+      </w:r>
+      <w:r>
+        <w:t xml:space="preserve">Removed phrase</w:t>
+      </w:r>
+      <w:r>
+        <w:t xml:space="preserve"> </w:t>
+      </w:r>
+      <w:r>
+        <w:t xml:space="preserve">“after the F1 holder-list correction”</w:t>
+      </w:r>
+      <w:r>
+        <w:t xml:space="preserve">. Replacement: simply state</w:t>
+      </w:r>
+      <w:r>
+        <w:t xml:space="preserve"> </w:t>
+      </w:r>
+      <w:r>
+        <w:t xml:space="preserve">“30 of 30 leave-one-out iterations”</w:t>
+      </w:r>
+      <w:r>
+        <w:t xml:space="preserve"> </w:t>
+      </w:r>
+      <w:r>
+        <w:t xml:space="preserve">as the current robustness state. Rationale: the F1 correction is part of the manuscript’s methodology now; mentioning</w:t>
+      </w:r>
+      <w:r>
+        <w:t xml:space="preserve"> </w:t>
+      </w:r>
+      <w:r>
+        <w:t xml:space="preserve">“after F1”</w:t>
+      </w:r>
+      <w:r>
+        <w:t xml:space="preserve"> </w:t>
+      </w:r>
+      <w:r>
+        <w:t xml:space="preserve">implies the paper has a</w:t>
+      </w:r>
+      <w:r>
+        <w:t xml:space="preserve"> </w:t>
+      </w:r>
+      <w:r>
+        <w:t xml:space="preserve">“before F1”</w:t>
+      </w:r>
+      <w:r>
+        <w:t xml:space="preserve"> </w:t>
+      </w:r>
+      <w:r>
+        <w:t xml:space="preserve">state, which contradicts the manuscript reading as a final document.</w:t>
+      </w:r>
+    </w:p>
+    <w:p>
+      <w:pPr>
+        <w:numPr>
+          <w:ilvl w:val="0"/>
+          <w:numId w:val="1004"/>
+        </w:numPr>
+      </w:pPr>
+      <w:r>
+        <w:rPr>
+          <w:b/>
+          <w:bCs/>
+        </w:rPr>
+        <w:t xml:space="preserve">Section 3.7 insider concentration paragraph (line 2472).</w:t>
+      </w:r>
+      <w:r>
+        <w:t xml:space="preserve"> </w:t>
+      </w:r>
+      <w:r>
+        <w:t xml:space="preserve">Removed phrase</w:t>
+      </w:r>
+      <w:r>
+        <w:t xml:space="preserve"> </w:t>
+      </w:r>
+      <w:r>
+        <w:t xml:space="preserve">“N = 37 after the F1 holder-list correction”</w:t>
+      </w:r>
+      <w:r>
+        <w:t xml:space="preserve">. Replacement:</w:t>
+      </w:r>
+      <w:r>
+        <w:t xml:space="preserve"> </w:t>
+      </w:r>
+      <w:r>
+        <w:t xml:space="preserve">“N = 37”</w:t>
+      </w:r>
+      <w:r>
+        <w:t xml:space="preserve">. Same rationale as item 8.</w:t>
+      </w:r>
+    </w:p>
+    <w:p>
+      <w:pPr>
+        <w:numPr>
+          <w:ilvl w:val="0"/>
+          <w:numId w:val="1004"/>
+        </w:numPr>
+      </w:pPr>
+      <w:r>
+        <w:rPr>
+          <w:b/>
+          <w:bCs/>
+        </w:rPr>
+        <w:t xml:space="preserve">Section 3.7 PCA-symmetric paragraph (line 2555).</w:t>
+      </w:r>
+      <w:r>
+        <w:t xml:space="preserve"> </w:t>
+      </w:r>
+      <w:r>
+        <w:t xml:space="preserve">Removed phrase</w:t>
+      </w:r>
+      <w:r>
+        <w:t xml:space="preserve"> </w:t>
+      </w:r>
+      <w:r>
+        <w:t xml:space="preserve">“the R1 Snapshot-based voting HHI for Compound (0.053)”</w:t>
+      </w:r>
+      <w:r>
+        <w:t xml:space="preserve">. Replacement:</w:t>
+      </w:r>
+      <w:r>
+        <w:t xml:space="preserve"> </w:t>
+      </w:r>
+      <w:r>
+        <w:t xml:space="preserve">“the Snapshot-based voting HHI for Compound (0.053)”</w:t>
+      </w:r>
+      <w:r>
+        <w:t xml:space="preserve">. Rationale: the Snapshot-based methodology IS the current choice; the</w:t>
+      </w:r>
+      <w:r>
+        <w:t xml:space="preserve"> </w:t>
+      </w:r>
+      <w:r>
+        <w:t xml:space="preserve">“R1”</w:t>
+      </w:r>
+      <w:r>
+        <w:t xml:space="preserve"> </w:t>
+      </w:r>
+      <w:r>
+        <w:t xml:space="preserve">prefix incorrectly implies it was a deprecated approach.</w:t>
+      </w:r>
+    </w:p>
+    <w:p>
+      <w:pPr>
+        <w:numPr>
+          <w:ilvl w:val="0"/>
+          <w:numId w:val="1004"/>
+        </w:numPr>
+      </w:pPr>
+      <w:r>
+        <w:rPr>
+          <w:b/>
+          <w:bCs/>
+        </w:rPr>
+        <w:t xml:space="preserve">Section 3.7 Theil/Atkinson paragraph (line 2564).</w:t>
+      </w:r>
+      <w:r>
+        <w:t xml:space="preserve"> </w:t>
+      </w:r>
+      <w:r>
+        <w:t xml:space="preserve">Removed phrase</w:t>
+      </w:r>
+      <w:r>
+        <w:t xml:space="preserve"> </w:t>
+      </w:r>
+      <w:r>
+        <w:t xml:space="preserve">“and the F1 cycle refinements”</w:t>
+      </w:r>
+      <w:r>
+        <w:t xml:space="preserve">. Replacement: just</w:t>
+      </w:r>
+      <w:r>
+        <w:t xml:space="preserve"> </w:t>
+      </w:r>
+      <w:r>
+        <w:t xml:space="preserve">“per exclusions_log.csv”</w:t>
+      </w:r>
+      <w:r>
+        <w:t xml:space="preserve">. Rationale: F1 refinements are part of the canonical exclusion methodology; the label is redundant.</w:t>
+      </w:r>
+    </w:p>
+    <w:p>
+      <w:pPr>
+        <w:numPr>
+          <w:ilvl w:val="0"/>
+          <w:numId w:val="1004"/>
+        </w:numPr>
+      </w:pPr>
+      <w:r>
+        <w:rPr>
+          <w:b/>
+          <w:bCs/>
+        </w:rPr>
+        <w:t xml:space="preserve">Section 3.7 Top-N cutoff sensitivity paragraph (lines 2643-2658).</w:t>
+      </w:r>
+      <w:r>
+        <w:t xml:space="preserve"> </w:t>
+      </w:r>
+      <w:r>
+        <w:t xml:space="preserve">Substantive rewrite removing</w:t>
+      </w:r>
+      <w:r>
+        <w:t xml:space="preserve"> </w:t>
+      </w:r>
+      <w:r>
+        <w:t xml:space="preserve">“R1 F1 cycle”</w:t>
+      </w:r>
+      <w:r>
+        <w:t xml:space="preserve"> </w:t>
+      </w:r>
+      <w:r>
+        <w:t xml:space="preserve">framing while preserving the methodological lesson. Original:</w:t>
+      </w:r>
+      <w:r>
+        <w:t xml:space="preserve"> </w:t>
+      </w:r>
+      <w:r>
+        <w:t xml:space="preserve">“Top-N holder-list cutoff sensitivity. The R1 F1 cycle surfaced a methodological lesson with broad applicability… MOR 0.013 to 0.031 (post-F1); AXL 0.004 to 0.028 (post-F1); ZRO 0.010 to 0.015 (post-F1).”</w:t>
+      </w:r>
+      <w:r>
+        <w:t xml:space="preserve"> </w:t>
+      </w:r>
+      <w:r>
+        <w:t xml:space="preserve">Replacement frames the same content as a present-tense methodological discussion of cutoff sensitivity. Also: the after-correction Cohen’s d value was updated from 1.10 (R2 mid-cycle, pre-deep-PCA-audit) to 1.03 (current final state). The MOR / AXL / ZRO HHI shifts and the F1-correction effect on cross-sector test statistics remain substantively in the manuscript; only the F1 label is stripped.</w:t>
+      </w:r>
+    </w:p>
+    <w:p>
+      <w:pPr>
+        <w:numPr>
+          <w:ilvl w:val="0"/>
+          <w:numId w:val="1004"/>
+        </w:numPr>
+      </w:pPr>
+      <w:r>
+        <w:rPr>
+          <w:b/>
+          <w:bCs/>
+        </w:rPr>
+        <w:t xml:space="preserve">Section 4.9 falsifiable forward claims (line 3485).</w:t>
+      </w:r>
+      <w:r>
+        <w:t xml:space="preserve"> </w:t>
+      </w:r>
+      <w:r>
+        <w:t xml:space="preserve">Removed phrase</w:t>
+      </w:r>
+      <w:r>
+        <w:t xml:space="preserve"> </w:t>
+      </w:r>
+      <w:r>
+        <w:t xml:space="preserve">“delegate-program after R2 submission”</w:t>
+      </w:r>
+      <w:r>
+        <w:t xml:space="preserve">. Replacement:</w:t>
+      </w:r>
+      <w:r>
+        <w:t xml:space="preserve"> </w:t>
+      </w:r>
+      <w:r>
+        <w:t xml:space="preserve">“delegate-program after the snapshot dates used in this analysis”</w:t>
+      </w:r>
+      <w:r>
+        <w:t xml:space="preserve">. Rationale:</w:t>
+      </w:r>
+      <w:r>
+        <w:t xml:space="preserve"> </w:t>
+      </w:r>
+      <w:r>
+        <w:t xml:space="preserve">“R2 submission”</w:t>
+      </w:r>
+      <w:r>
+        <w:t xml:space="preserve"> </w:t>
+      </w:r>
+      <w:r>
+        <w:t xml:space="preserve">is internal cycle reference; the substantive prediction is about post-snapshot-date observations.</w:t>
+      </w:r>
+    </w:p>
+    <w:p>
+      <w:pPr>
+        <w:numPr>
+          <w:ilvl w:val="0"/>
+          <w:numId w:val="1004"/>
+        </w:numPr>
+      </w:pPr>
+      <w:r>
+        <w:rPr>
+          <w:b/>
+          <w:bCs/>
+        </w:rPr>
+        <w:t xml:space="preserve">Section 4.9 reproducibility paragraph (line 3501).</w:t>
+      </w:r>
+      <w:r>
+        <w:t xml:space="preserve"> </w:t>
+      </w:r>
+      <w:r>
+        <w:t xml:space="preserve">Removed phrase</w:t>
+      </w:r>
+      <w:r>
+        <w:t xml:space="preserve"> </w:t>
+      </w:r>
+      <w:r>
+        <w:t xml:space="preserve">“the R2 Table 4 expansion”</w:t>
+      </w:r>
+      <w:r>
+        <w:t xml:space="preserve">. Replacement:</w:t>
+      </w:r>
+      <w:r>
+        <w:t xml:space="preserve"> </w:t>
+      </w:r>
+      <w:r>
+        <w:t xml:space="preserve">“the Table 4 supplementary collection”</w:t>
+      </w:r>
+      <w:r>
+        <w:t xml:space="preserve">. Rationale:</w:t>
+      </w:r>
+      <w:r>
+        <w:t xml:space="preserve"> </w:t>
+      </w:r>
+      <w:r>
+        <w:t xml:space="preserve">“R2”</w:t>
+      </w:r>
+      <w:r>
+        <w:t xml:space="preserve"> </w:t>
+      </w:r>
+      <w:r>
+        <w:t xml:space="preserve">is internal cycle label; the substantive supplementary collection (Hivemapper / io.net / Aethir) is documented in Section 2 methodology.</w:t>
+      </w:r>
+    </w:p>
+    <w:bookmarkEnd w:id="28"/>
+    <w:bookmarkStart w:id="29" w:name="X1de9f596c40439552234abe994ea403ac30f77a"/>
+    <w:p>
+      <w:pPr>
+        <w:pStyle w:val="Heading3"/>
+      </w:pPr>
+      <w:r>
+        <w:t xml:space="preserve">B. Dated supplementary filenames in prose (preserved with shortened forms)</w:t>
+      </w:r>
+    </w:p>
+    <w:p>
+      <w:pPr>
+        <w:pStyle w:val="Compact"/>
+        <w:numPr>
+          <w:ilvl w:val="0"/>
+          <w:numId w:val="1005"/>
+        </w:numPr>
+      </w:pPr>
+      <w:r>
+        <w:rPr>
+          <w:b/>
+          <w:bCs/>
+        </w:rPr>
+        <w:t xml:space="preserve">Section 3.5.2 (line 2365).</w:t>
+      </w:r>
+      <w:r>
+        <w:t xml:space="preserve"> </w:t>
+      </w:r>
+      <w:r>
+        <w:t xml:space="preserve">Original:</w:t>
+      </w:r>
+      <w:r>
+        <w:t xml:space="preserve"> </w:t>
+      </w:r>
+      <w:r>
+        <w:t xml:space="preserve">“supplementary file veCRV_voting_concentration_2026-05-17.csv”</w:t>
+      </w:r>
+      <w:r>
+        <w:t xml:space="preserve">. Final-manuscript form:</w:t>
+      </w:r>
+      <w:r>
+        <w:t xml:space="preserve"> </w:t>
+      </w:r>
+      <w:r>
+        <w:t xml:space="preserve">“supplementary file veCRV_voting_concentration”</w:t>
+      </w:r>
+      <w:r>
+        <w:t xml:space="preserve">. Rationale: the dated filename is a workflow-internal artifact; the replication-repo supplementary file is canonically the latest version of the named file.</w:t>
+      </w:r>
+    </w:p>
+    <w:bookmarkEnd w:id="29"/>
+    <w:bookmarkStart w:id="30" w:name="c.-methodology-disclosure-preserved"/>
+    <w:p>
+      <w:pPr>
+        <w:pStyle w:val="Heading3"/>
+      </w:pPr>
+      <w:r>
+        <w:t xml:space="preserve">C. Methodology disclosure preserved</w:t>
+      </w:r>
+    </w:p>
+    <w:p>
+      <w:pPr>
+        <w:pStyle w:val="FirstParagraph"/>
+      </w:pPr>
+      <w:r>
+        <w:t xml:space="preserve">The following date-stamps and methodology references are PRESERVED in the manuscript as legitimate methodological disclosure:</w:t>
+      </w:r>
+    </w:p>
+    <w:p>
+      <w:pPr>
+        <w:pStyle w:val="Compact"/>
+        <w:numPr>
+          <w:ilvl w:val="0"/>
+          <w:numId w:val="1006"/>
+        </w:numPr>
+      </w:pPr>
+      <w:r>
+        <w:t xml:space="preserve">“March 2026 snapshot”</w:t>
+      </w:r>
+      <w:r>
+        <w:t xml:space="preserve"> </w:t>
+      </w:r>
+      <w:r>
+        <w:t xml:space="preserve">(10 occurrences across the manuscript): fundamental data-collection-time anchor for Tally and Snapshot governance data.</w:t>
+      </w:r>
+    </w:p>
+    <w:p>
+      <w:pPr>
+        <w:pStyle w:val="Compact"/>
+        <w:numPr>
+          <w:ilvl w:val="0"/>
+          <w:numId w:val="1006"/>
+        </w:numPr>
+      </w:pPr>
+      <w:r>
+        <w:t xml:space="preserve">“May 2026 snapshot”</w:t>
+      </w:r>
+      <w:r>
+        <w:t xml:space="preserve"> </w:t>
+      </w:r>
+      <w:r>
+        <w:t xml:space="preserve">/</w:t>
+      </w:r>
+      <w:r>
+        <w:t xml:space="preserve"> </w:t>
+      </w:r>
+      <w:r>
+        <w:t xml:space="preserve">“May 2026 Dune pull”</w:t>
+      </w:r>
+      <w:r>
+        <w:t xml:space="preserve"> </w:t>
+      </w:r>
+      <w:r>
+        <w:t xml:space="preserve">/</w:t>
+      </w:r>
+      <w:r>
+        <w:t xml:space="preserve"> </w:t>
+      </w:r>
+      <w:r>
+        <w:t xml:space="preserve">“May 2026 Tally pull”</w:t>
+      </w:r>
+      <w:r>
+        <w:t xml:space="preserve"> </w:t>
+      </w:r>
+      <w:r>
+        <w:t xml:space="preserve">(multiple occurrences): comparison snapshot for drift analysis (Section 2.10.3); GMX and ENS Tally pull date (Section 3.5; Table 7 footnote); Compound Foundation Tally fact-check date (Section 3.5.3).</w:t>
+      </w:r>
+    </w:p>
+    <w:p>
+      <w:pPr>
+        <w:pStyle w:val="Compact"/>
+        <w:numPr>
+          <w:ilvl w:val="0"/>
+          <w:numId w:val="1006"/>
+        </w:numPr>
+      </w:pPr>
+      <w:r>
+        <w:t xml:space="preserve">Section 2.10.3 Snapshot date discipline paragraph: documents Tally / Snapshot drift as methodological concern; needed to explain why Table 7 uses March 2026 values.</w:t>
+      </w:r>
+    </w:p>
+    <w:p>
+      <w:pPr>
+        <w:pStyle w:val="Compact"/>
+        <w:numPr>
+          <w:ilvl w:val="0"/>
+          <w:numId w:val="1006"/>
+        </w:numPr>
+      </w:pPr>
+      <w:r>
+        <w:t xml:space="preserve">Section 3.7 PCA-symmetric robustness check: substantive robustness reporting (Compound 8.7x to 5.8x; Aave 5.9x to 3.5x post-symmetric exclusion).</w:t>
+      </w:r>
+    </w:p>
+    <w:p>
+      <w:pPr>
+        <w:pStyle w:val="Compact"/>
+        <w:numPr>
+          <w:ilvl w:val="0"/>
+          <w:numId w:val="1006"/>
+        </w:numPr>
+      </w:pPr>
+      <w:r>
+        <w:t xml:space="preserve">Section 3.5 Uniswap burn-address paragraph (lines 2154-2166): substantive case for why 0x000…000dead exclusion produces the 0.84x to 2.8x flip. The</w:t>
+      </w:r>
+      <w:r>
+        <w:t xml:space="preserve"> </w:t>
+      </w:r>
+      <w:r>
+        <w:t xml:space="preserve">“earlier analyses”</w:t>
+      </w:r>
+      <w:r>
+        <w:t xml:space="preserve"> </w:t>
+      </w:r>
+      <w:r>
+        <w:t xml:space="preserve">framing is necessary for the substantive argument; this is methodological argument not cycle artifact.</w:t>
+      </w:r>
+    </w:p>
+    <w:p>
+      <w:pPr>
+        <w:pStyle w:val="Compact"/>
+        <w:numPr>
+          <w:ilvl w:val="0"/>
+          <w:numId w:val="1006"/>
+        </w:numPr>
+      </w:pPr>
+      <w:r>
+        <w:t xml:space="preserve">Section 3.5 Lido Dual Governance paragraph (lines 2197-2215): documents historical Dual Governance reform context; the</w:t>
+      </w:r>
+      <w:r>
+        <w:t xml:space="preserve"> </w:t>
+      </w:r>
+      <w:r>
+        <w:t xml:space="preserve">“preceded the recomputation”</w:t>
+      </w:r>
+      <w:r>
+        <w:t xml:space="preserve"> </w:t>
+      </w:r>
+      <w:r>
+        <w:t xml:space="preserve">framing is necessary to explain why Dual Governance was justified at the time of design.</w:t>
+      </w:r>
+    </w:p>
+    <w:p>
+      <w:pPr>
+        <w:pStyle w:val="Compact"/>
+        <w:numPr>
+          <w:ilvl w:val="0"/>
+          <w:numId w:val="1006"/>
+        </w:numPr>
+      </w:pPr>
+      <w:r>
+        <w:t xml:space="preserve">All Supplementary File (S1-S9) GitHub URLs.</w:t>
+      </w:r>
+    </w:p>
+    <w:bookmarkEnd w:id="30"/>
+    <w:bookmarkStart w:id="31" w:name="X05f1c30a169f4b2e61af34006c19859eae4daa3"/>
+    <w:p>
+      <w:pPr>
+        <w:pStyle w:val="Heading3"/>
+      </w:pPr>
+      <w:r>
+        <w:t xml:space="preserve">D. Reviewer-quoted blockquotes (preserved verbatim)</w:t>
+      </w:r>
+    </w:p>
+    <w:p>
+      <w:pPr>
+        <w:pStyle w:val="FirstParagraph"/>
+      </w:pPr>
+      <w:r>
+        <w:t xml:space="preserve">The R1-round verbatim reviewer quotes throughout this response document remain unchanged; they are the reviewer’s words at submission time and are preserved for source-fidelity.</w:t>
+      </w:r>
+    </w:p>
+    <w:p>
+      <w:r>
+        <w:pict>
+          <v:rect style="width:0;height:1.5pt" o:hralign="center" o:hrstd="t" o:hr="t"/>
+        </w:pict>
+      </w:r>
+    </w:p>
+    <w:bookmarkEnd w:id="31"/>
+    <w:bookmarkEnd w:id="32"/>
+    <w:bookmarkStart w:id="33" w:name="acknowledgments"/>
+    <w:p>
+      <w:pPr>
+        <w:pStyle w:val="Heading2"/>
+      </w:pPr>
+      <w:r>
         <w:t xml:space="preserve">Acknowledgments</w:t>
       </w:r>
     </w:p>
@@ -1994,11 +3503,27 @@
         <w:pStyle w:val="FirstParagraph"/>
       </w:pPr>
       <w:r>
-        <w:t xml:space="preserve">We thank Reviewer 1 for the comprehensive cross-surface audit that surfaced the drift class, and Reviewer 2 for the endorsement of publication. The R2 manuscript’s universal-amplification finding (Section 3.5; abstract finding 4) is a direct product of Reviewer 1’s R2 framing: applying consistent post-exclusion methodology across Table 4 and Table 7 produces a substantive interpretive change that strengthens the paper’s main thesis about institutional design at the operator and router level governing governance outcomes. The R2 cycle’s philosophical-credibility strengthening (Section 2.10.1 two-layer framing; Section 2.9.6 inter-lens relationships; Section 4.5 comparative methodology) addresses internal coherence questions adjacent to the reviewer’s concerns; these enhancements also extend from the cross-surface audit discipline the reviewer’s framing recommended.</w:t>
-      </w:r>
-    </w:p>
-    <w:bookmarkEnd w:id="23"/>
-    <w:bookmarkEnd w:id="24"/>
+        <w:t xml:space="preserve">We thank Reviewer 1 for the comprehensive cross-surface audit that surfaced the drift class, and Reviewer 2 for the endorsement of publication. The R2 manuscript’s universal-amplification finding (Section 3.5; abstract finding 4) is a direct product of Reviewer 1’s R2 framing: applying consistent post-exclusion methodology across Table 4 and Table 7 produces a substantive interpretive change that strengthens the paper’s main thesis about institutional design at the operator and router level governing governance outcomes.</w:t>
+      </w:r>
+    </w:p>
+    <w:p>
+      <w:pPr>
+        <w:pStyle w:val="BodyText"/>
+      </w:pPr>
+      <w:r>
+        <w:t xml:space="preserve">The R2 cycle’s philosophical-credibility strengthening (Section 2.10.1 two-layer framing; Section 2.9.6 inter-lens relationships; Section 4.5 comparative methodology) addresses internal coherence questions adjacent to the reviewer’s concerns; these enhancements also extend from the cross-surface audit discipline the reviewer’s framing recommended.</w:t>
+      </w:r>
+    </w:p>
+    <w:p>
+      <w:pPr>
+        <w:pStyle w:val="BodyText"/>
+      </w:pPr>
+      <w:r>
+        <w:t xml:space="preserve">The R2 cycle’s late-stage extensions (Synergy Index full-sample 20-cell expansion with web-verified per-criterion scoring; Shapley-Shubik and Banzhaf power indices with quorum-rule sensitivity; subsidy multivariate with sector control; S7 longitudinal panel main-text integration; universal-audit cascade for missed PCA exclusions in IoTeX and ENS plus the Aethir 8-PCA refinement) close the future-work items previously flagged in Section 4.8 and Section 4.9. The verification cycle that anchored the per-criterion 20-cell expansion (web-verification of governance documentation, proposal-type names, multi-sig structures across 28 protocols) also surfaced the IoTeX and ENS missed exclusions documented in the post-submission universal-audit section above. The cumulative effect of the R2 cycle’s extensions is a strengthened framework where (i) the headline DePIN-vs-DeFi sector contrast remains significant under repeated audit (MW p = 0.020, Cohen’s d = 0.94, LOO 30/30 sig), (ii) the Synergy Index discriminating claim reaches statistical significance under Pearson correlation (r = -0.32, p = 0.047), and (iii) the Livepeer-driven subsidy interpretation is reinforced by the multivariate analysis (Spec 4: subsidy p = 0.94, DePIN sector p = 0.007 absent Livepeer). We thank Reviewer 1 for the framing that surfaced this opportunity for comprehensive cross-cycle audit consistency.</w:t>
+      </w:r>
+    </w:p>
+    <w:bookmarkEnd w:id="33"/>
+    <w:bookmarkEnd w:id="34"/>
     <w:sectPr>
       <w:footnotePr>
         <w:numRestart w:val="eachSect"/>
@@ -2212,6 +3737,176 @@
       </w:rPr>
     </w:lvl>
   </w:abstractNum>
+  <w:abstractNum w:abstractNumId="99411">
+    <w:nsid w:val="00A99411"/>
+    <w:multiLevelType w:val="multilevel"/>
+    <w:lvl w:ilvl="0">
+      <w:start w:val="1"/>
+      <w:numFmt w:val="decimal"/>
+      <w:lvlText w:val="%1."/>
+      <w:lvlJc w:val="left"/>
+      <w:pPr>
+        <w:ind w:left="720" w:hanging="360"/>
+      </w:pPr>
+    </w:lvl>
+    <w:lvl w:ilvl="1">
+      <w:start w:val="1"/>
+      <w:numFmt w:val="decimal"/>
+      <w:lvlText w:val="%2."/>
+      <w:lvlJc w:val="left"/>
+      <w:pPr>
+        <w:ind w:left="1440" w:hanging="360"/>
+      </w:pPr>
+    </w:lvl>
+    <w:lvl w:ilvl="2">
+      <w:start w:val="1"/>
+      <w:numFmt w:val="decimal"/>
+      <w:lvlText w:val="%3."/>
+      <w:lvlJc w:val="left"/>
+      <w:pPr>
+        <w:ind w:left="2160" w:hanging="360"/>
+      </w:pPr>
+    </w:lvl>
+    <w:lvl w:ilvl="3">
+      <w:start w:val="1"/>
+      <w:numFmt w:val="decimal"/>
+      <w:lvlText w:val="%4."/>
+      <w:lvlJc w:val="left"/>
+      <w:pPr>
+        <w:ind w:left="2880" w:hanging="360"/>
+      </w:pPr>
+    </w:lvl>
+    <w:lvl w:ilvl="4">
+      <w:start w:val="1"/>
+      <w:numFmt w:val="decimal"/>
+      <w:lvlText w:val="%5."/>
+      <w:lvlJc w:val="left"/>
+      <w:pPr>
+        <w:ind w:left="3600" w:hanging="360"/>
+      </w:pPr>
+    </w:lvl>
+    <w:lvl w:ilvl="5">
+      <w:start w:val="1"/>
+      <w:numFmt w:val="decimal"/>
+      <w:lvlText w:val="%6."/>
+      <w:lvlJc w:val="left"/>
+      <w:pPr>
+        <w:ind w:left="4320" w:hanging="360"/>
+      </w:pPr>
+    </w:lvl>
+    <w:lvl w:ilvl="6">
+      <w:start w:val="1"/>
+      <w:numFmt w:val="decimal"/>
+      <w:lvlText w:val="%7."/>
+      <w:lvlJc w:val="left"/>
+      <w:pPr>
+        <w:ind w:left="5040" w:hanging="360"/>
+      </w:pPr>
+    </w:lvl>
+    <w:lvl w:ilvl="7">
+      <w:start w:val="1"/>
+      <w:numFmt w:val="decimal"/>
+      <w:lvlText w:val="%8."/>
+      <w:lvlJc w:val="left"/>
+      <w:pPr>
+        <w:ind w:left="5760" w:hanging="360"/>
+      </w:pPr>
+    </w:lvl>
+    <w:lvl w:ilvl="8">
+      <w:start w:val="1"/>
+      <w:numFmt w:val="decimal"/>
+      <w:lvlText w:val="%9."/>
+      <w:lvlJc w:val="left"/>
+      <w:pPr>
+        <w:ind w:left="6480" w:hanging="360"/>
+      </w:pPr>
+    </w:lvl>
+  </w:abstractNum>
+  <w:abstractNum w:abstractNumId="994115">
+    <w:nsid w:val="0A994115"/>
+    <w:multiLevelType w:val="multilevel"/>
+    <w:lvl w:ilvl="0">
+      <w:start w:val="15"/>
+      <w:numFmt w:val="decimal"/>
+      <w:lvlText w:val="%1."/>
+      <w:lvlJc w:val="left"/>
+      <w:pPr>
+        <w:ind w:left="720" w:hanging="360"/>
+      </w:pPr>
+    </w:lvl>
+    <w:lvl w:ilvl="1">
+      <w:start w:val="15"/>
+      <w:numFmt w:val="decimal"/>
+      <w:lvlText w:val="%2."/>
+      <w:lvlJc w:val="left"/>
+      <w:pPr>
+        <w:ind w:left="1440" w:hanging="360"/>
+      </w:pPr>
+    </w:lvl>
+    <w:lvl w:ilvl="2">
+      <w:start w:val="15"/>
+      <w:numFmt w:val="decimal"/>
+      <w:lvlText w:val="%3."/>
+      <w:lvlJc w:val="left"/>
+      <w:pPr>
+        <w:ind w:left="2160" w:hanging="360"/>
+      </w:pPr>
+    </w:lvl>
+    <w:lvl w:ilvl="3">
+      <w:start w:val="15"/>
+      <w:numFmt w:val="decimal"/>
+      <w:lvlText w:val="%4."/>
+      <w:lvlJc w:val="left"/>
+      <w:pPr>
+        <w:ind w:left="2880" w:hanging="360"/>
+      </w:pPr>
+    </w:lvl>
+    <w:lvl w:ilvl="4">
+      <w:start w:val="15"/>
+      <w:numFmt w:val="decimal"/>
+      <w:lvlText w:val="%5."/>
+      <w:lvlJc w:val="left"/>
+      <w:pPr>
+        <w:ind w:left="3600" w:hanging="360"/>
+      </w:pPr>
+    </w:lvl>
+    <w:lvl w:ilvl="5">
+      <w:start w:val="15"/>
+      <w:numFmt w:val="decimal"/>
+      <w:lvlText w:val="%6."/>
+      <w:lvlJc w:val="left"/>
+      <w:pPr>
+        <w:ind w:left="4320" w:hanging="360"/>
+      </w:pPr>
+    </w:lvl>
+    <w:lvl w:ilvl="6">
+      <w:start w:val="15"/>
+      <w:numFmt w:val="decimal"/>
+      <w:lvlText w:val="%7."/>
+      <w:lvlJc w:val="left"/>
+      <w:pPr>
+        <w:ind w:left="5040" w:hanging="360"/>
+      </w:pPr>
+    </w:lvl>
+    <w:lvl w:ilvl="7">
+      <w:start w:val="15"/>
+      <w:numFmt w:val="decimal"/>
+      <w:lvlText w:val="%8."/>
+      <w:lvlJc w:val="left"/>
+      <w:pPr>
+        <w:ind w:left="5760" w:hanging="360"/>
+      </w:pPr>
+    </w:lvl>
+    <w:lvl w:ilvl="8">
+      <w:start w:val="15"/>
+      <w:numFmt w:val="decimal"/>
+      <w:lvlText w:val="%9."/>
+      <w:lvlJc w:val="left"/>
+      <w:pPr>
+        <w:ind w:left="6480" w:hanging="360"/>
+      </w:pPr>
+    </w:lvl>
+  </w:abstractNum>
   <w:num w:numId="1000">
     <w:abstractNumId w:val="990"/>
   </w:num>
@@ -2222,6 +3917,69 @@
     <w:abstractNumId w:val="991"/>
   </w:num>
   <w:num w:numId="1003">
+    <w:abstractNumId w:val="991"/>
+  </w:num>
+  <w:num w:numId="1004">
+    <w:abstractNumId w:val="99411"/>
+    <w:lvlOverride w:ilvl="0">
+      <w:startOverride w:val="1"/>
+    </w:lvlOverride>
+    <w:lvlOverride w:ilvl="1">
+      <w:startOverride w:val="1"/>
+    </w:lvlOverride>
+    <w:lvlOverride w:ilvl="2">
+      <w:startOverride w:val="1"/>
+    </w:lvlOverride>
+    <w:lvlOverride w:ilvl="3">
+      <w:startOverride w:val="1"/>
+    </w:lvlOverride>
+    <w:lvlOverride w:ilvl="4">
+      <w:startOverride w:val="1"/>
+    </w:lvlOverride>
+    <w:lvlOverride w:ilvl="5">
+      <w:startOverride w:val="1"/>
+    </w:lvlOverride>
+    <w:lvlOverride w:ilvl="6">
+      <w:startOverride w:val="1"/>
+    </w:lvlOverride>
+    <w:lvlOverride w:ilvl="7">
+      <w:startOverride w:val="1"/>
+    </w:lvlOverride>
+    <w:lvlOverride w:ilvl="8">
+      <w:startOverride w:val="1"/>
+    </w:lvlOverride>
+  </w:num>
+  <w:num w:numId="1005">
+    <w:abstractNumId w:val="994115"/>
+    <w:lvlOverride w:ilvl="0">
+      <w:startOverride w:val="15"/>
+    </w:lvlOverride>
+    <w:lvlOverride w:ilvl="1">
+      <w:startOverride w:val="15"/>
+    </w:lvlOverride>
+    <w:lvlOverride w:ilvl="2">
+      <w:startOverride w:val="15"/>
+    </w:lvlOverride>
+    <w:lvlOverride w:ilvl="3">
+      <w:startOverride w:val="15"/>
+    </w:lvlOverride>
+    <w:lvlOverride w:ilvl="4">
+      <w:startOverride w:val="15"/>
+    </w:lvlOverride>
+    <w:lvlOverride w:ilvl="5">
+      <w:startOverride w:val="15"/>
+    </w:lvlOverride>
+    <w:lvlOverride w:ilvl="6">
+      <w:startOverride w:val="15"/>
+    </w:lvlOverride>
+    <w:lvlOverride w:ilvl="7">
+      <w:startOverride w:val="15"/>
+    </w:lvlOverride>
+    <w:lvlOverride w:ilvl="8">
+      <w:startOverride w:val="15"/>
+    </w:lvlOverride>
+  </w:num>
+  <w:num w:numId="1006">
     <w:abstractNumId w:val="991"/>
   </w:num>
 </w:numbering>

--- a/b2/paper/responses/2026-05-17_R2_responses_master.docx
+++ b/b2/paper/responses/2026-05-17_R2_responses_master.docx
@@ -2222,7 +2222,7 @@
         <w:t xml:space="preserve"> </w:t>
       </w:r>
       <w:r>
-        <w:t xml:space="preserve">A multivariate OLS specification with both subsidy ratio and DePIN sector dummy on the 22-protocol non-zero-subsidy sample (HC3 robust standard errors; b2/paper/supplements/subsidy_multivariate_2026-05-19.py) tests whether the subsidy-HHI correlation persists when controlling for sector membership. Result (Spec 4: subsidy + DePIN dummy, excluding Livepeer, N = 21): subsidy coefficient strongly non-significant (p = 0.94) while DePIN sector dummy remains significant (p = 0.007); Adj R-squared = 0.23. The apparent subsidy-HHI relationship is fully absorbed by sector membership once Livepeer is excluded. This reinforces the Section 3.4 Livepeer-driven interpretation: the apparent cross-sector subsidy-concentration association reflects a single extreme observation combined with sector membership, not a structural relationship between subsidy intensity and governance concentration.</w:t>
+        <w:t xml:space="preserve">A multivariate OLS specification with both subsidy ratio and DePIN sector dummy on the 23-protocol non-zero-subsidy sample (HC3 robust standard errors; b2/paper/supplements/subsidy_multivariate_2026-05-19.py) tests whether the subsidy-HHI correlation persists when controlling for sector membership. Result (Spec 4: subsidy + DePIN dummy, excluding Livepeer, N = 22): subsidy coefficient strongly non-significant (p = 0.88) while DePIN sector dummy remains significant (p = 0.004); Adj R-squared = 0.26. The apparent subsidy-HHI relationship is fully absorbed by sector membership once Livepeer is excluded. This reinforces the Section 3.4 Livepeer-driven interpretation: the apparent cross-sector subsidy-concentration association reflects a single extreme observation combined with sector membership, not a structural relationship between subsidy intensity and governance concentration.</w:t>
       </w:r>
     </w:p>
     <w:p>
@@ -3519,7 +3519,7 @@
         <w:pStyle w:val="BodyText"/>
       </w:pPr>
       <w:r>
-        <w:t xml:space="preserve">The R2 cycle’s late-stage extensions (Synergy Index full-sample 20-cell expansion with web-verified per-criterion scoring; Shapley-Shubik and Banzhaf power indices with quorum-rule sensitivity; subsidy multivariate with sector control; S7 longitudinal panel main-text integration; universal-audit cascade for missed PCA exclusions in IoTeX and ENS plus the Aethir 8-PCA refinement) close the future-work items previously flagged in Section 4.8 and Section 4.9. The verification cycle that anchored the per-criterion 20-cell expansion (web-verification of governance documentation, proposal-type names, multi-sig structures across 28 protocols) also surfaced the IoTeX and ENS missed exclusions documented in the post-submission universal-audit section above. The cumulative effect of the R2 cycle’s extensions is a strengthened framework where (i) the headline DePIN-vs-DeFi sector contrast remains significant under repeated audit (MW p = 0.020, Cohen’s d = 0.94, LOO 30/30 sig), (ii) the Synergy Index discriminating claim reaches statistical significance under Pearson correlation (r = -0.32, p = 0.047), and (iii) the Livepeer-driven subsidy interpretation is reinforced by the multivariate analysis (Spec 4: subsidy p = 0.94, DePIN sector p = 0.007 absent Livepeer). We thank Reviewer 1 for the framing that surfaced this opportunity for comprehensive cross-cycle audit consistency.</w:t>
+        <w:t xml:space="preserve">The R2 cycle’s late-stage extensions (Synergy Index full-sample 20-cell expansion with web-verified per-criterion scoring; Shapley-Shubik and Banzhaf power indices with quorum-rule sensitivity; subsidy multivariate with sector control; S7 longitudinal panel main-text integration; universal-audit cascade for missed PCA exclusions in IoTeX and ENS plus the Aethir 8-PCA refinement) close the future-work items previously flagged in Section 4.8 and Section 4.9. The verification cycle that anchored the per-criterion 20-cell expansion (web-verification of governance documentation, proposal-type names, multi-sig structures across 28 protocols) also surfaced the IoTeX and ENS missed exclusions documented in the post-submission universal-audit section above. The cumulative effect of the R2 cycle’s extensions is a strengthened framework where (i) the headline DePIN-vs-DeFi sector contrast remains significant under repeated audit (MW p = 0.020, Cohen’s d = 0.94, LOO 30/30 sig), (ii) the Synergy Index discriminating claim reaches statistical significance under Pearson correlation (r = -0.32, p = 0.047), and (iii) the Livepeer-driven subsidy interpretation is reinforced by the multivariate analysis (Spec 4: subsidy p = 0.88, DePIN sector p = 0.004 absent Livepeer). We thank Reviewer 1 for the framing that surfaced this opportunity for comprehensive cross-cycle audit consistency.</w:t>
       </w:r>
     </w:p>
     <w:bookmarkEnd w:id="33"/>

--- a/b2/paper/responses/2026-05-17_R2_responses_master.docx
+++ b/b2/paper/responses/2026-05-17_R2_responses_master.docx
@@ -2,7 +2,7 @@
 <file path=word/document.xml><?xml version="1.0" encoding="utf-8"?>
 <w:document xmlns:w="http://schemas.openxmlformats.org/wordprocessingml/2006/main" xmlns:m="http://schemas.openxmlformats.org/officeDocument/2006/math" xmlns:r="http://schemas.openxmlformats.org/officeDocument/2006/relationships" xmlns:o="urn:schemas-microsoft-com:office:office" xmlns:v="urn:schemas-microsoft-com:vml" xmlns:w10="urn:schemas-microsoft-com:office:word" xmlns:a="http://schemas.openxmlformats.org/drawingml/2006/main" xmlns:pic="http://schemas.openxmlformats.org/drawingml/2006/picture" xmlns:wp="http://schemas.openxmlformats.org/drawingml/2006/wordprocessingDrawing">
   <w:body>
-    <w:bookmarkStart w:id="34" w:name="b2-r2-responses-master"/>
+    <w:bookmarkStart w:id="26" w:name="b2-r2-responses-master"/>
     <w:p>
       <w:pPr>
         <w:pStyle w:val="Heading1"/>
@@ -122,7 +122,19 @@
         <w:pStyle w:val="BodyText"/>
       </w:pPr>
       <w:r>
-        <w:t xml:space="preserve">The most consequential single result of the R1→R2 reproduce-and-sync is a substantive interpretive change in Section 3.5: with corrected holding HHI baselines for Uniswap and Optimism, both protocols flip from delegation-mediated dispersion to delegation amplification. The R2 manuscript documents a</w:t>
+        <w:t xml:space="preserve">The most consequential single result of the R1 to R2 reproduce-and-sync is a substantive interpretive change in Section 3.5: with corrected holding HHI baselines for Uniswap and Optimism, both protocols flip from delegation-mediated dispersion to delegation amplification. The post-2026-05-17 deep-PCA-audit cycle (commit</w:t>
+      </w:r>
+      <w:r>
+        <w:t xml:space="preserve"> </w:t>
+      </w:r>
+      <w:r>
+        <w:rPr>
+          <w:rStyle w:val="VerbatimChar"/>
+        </w:rPr>
+        <w:t xml:space="preserve">3a8c3065</w:t>
+      </w:r>
+      <w:r>
+        <w:t xml:space="preserve">; 2026-05-19) further expanded Table 7 from N=8 to N=10 (added GMX and ENS via Tally additions per the 12-month governance-activity gate). The R2-2026-05-21 voting-HHI methodology refresh (per EC-2026-05-21-B2-Voting-HHI-Sampling-Methodology-Floor) expanded Snapshot pulls to ALL proposals in the 12-month rolling window 2025-05-22 to 2026-05-22 and Tally pulls to top-1000 delegates per protocol; the refresh surfaced GMX as a 2nd structural-exception counterexample (FLIP from 1.2x amplification at top-100 sample to 0.87x dispersion at top-1000 sample; sampling-depth artifact revealed).</w:t>
       </w:r>
       <w:r>
         <w:t xml:space="preserve"> </w:t>
@@ -132,13 +144,78 @@
           <w:b/>
           <w:bCs/>
         </w:rPr>
-        <w:t xml:space="preserve">universal-amplification finding</w:t>
-      </w:r>
-      <w:r>
-        <w:t xml:space="preserve"> </w:t>
-      </w:r>
-      <w:r>
-        <w:t xml:space="preserve">across nine of ten protocols in the Table 7 sample (range 1.2x to 11.4x; mean 5.3x), with one structural exception (ENS at 0.39x, a mature delegate program where broad-community-delegate distribution disperses voting power below the holding baseline) and a robustness check under symmetric PCA-exclusion methodology confirming the finding holds across all 5 Tally-sourced protocols even when foundation and aggregation-contract delegates are excluded from voting HHI (Section 3.7). The Table 7 sample was further expanded mid-cycle to include GMX (Tally) and ENS (Tally), bringing N=10. A subsequent 126-address deep protocol-controlled-address audit (Section 2.10.10) codified a five-class PCA typology (burn, foundation / treasury, staking aggregation, bridge / migration, CEX custody) and refined Table 7 holding HHIs further, yielding the final amplification range and mean cited above.</w:t>
+        <w:t xml:space="preserve">The 2026-05-22 multi-source PCA-symmetric extension cycle (commit</w:t>
+      </w:r>
+      <w:r>
+        <w:rPr>
+          <w:b/>
+          <w:bCs/>
+        </w:rPr>
+        <w:t xml:space="preserve"> </w:t>
+      </w:r>
+      <w:r>
+        <w:rPr>
+          <w:rStyle w:val="VerbatimChar"/>
+          <w:b/>
+          <w:bCs/>
+        </w:rPr>
+        <w:t xml:space="preserve">1751fd5c</w:t>
+      </w:r>
+      <w:r>
+        <w:rPr>
+          <w:b/>
+          <w:bCs/>
+        </w:rPr>
+        <w:t xml:space="preserve">; Cycle 15 below) further expanded Table 7 from N=10 to N=13 by adding three Solana-native protocols (JUP delegated-vote 0.057x dispersion; HNT VSR lockup-weighted 0.35x-0.53x sensitivity-range dispersion; DRIFT VSR lockup-weighted 1.6x amplification).</w:t>
+      </w:r>
+      <w:r>
+        <w:t xml:space="preserve"> </w:t>
+      </w:r>
+      <w:r>
+        <w:t xml:space="preserve">The R2 manuscript currently documents a</w:t>
+      </w:r>
+      <w:r>
+        <w:t xml:space="preserve"> </w:t>
+      </w:r>
+      <w:r>
+        <w:rPr>
+          <w:b/>
+          <w:bCs/>
+        </w:rPr>
+        <w:t xml:space="preserve">predominant-amplification finding with four structural exceptions</w:t>
+      </w:r>
+      <w:r>
+        <w:t xml:space="preserve"> </w:t>
+      </w:r>
+      <w:r>
+        <w:t xml:space="preserve">across nine of thirteen protocols in the Cycle-15 Table 7 sample (amplifier range 1.6x DRIFT to 9.9x Compound; mean approximately 4.9x), with ENS at 0.45x (Section 3.5.1 mature-delegate-program), GMX at 0.87x (Section 3.5.1.1 methodology-sensitive), HNT at 0.35x-0.53x (Section 3.5.4 Solana VSR-lockup-weighted), and JUP at 0.057x (Section 3.5.4 Solana delegated-vote + broad-airdrop-user-base; the most-extreme dispersion outlier in the cross-section, 8x more extreme than ENS) as the four structural exceptions. A robustness check under symmetric PCA-exclusion methodology supports the finding holding across all Tally-sourced protocols even when foundation and aggregation-contract delegates are excluded from voting HHI (Section 3.7), extended in Cycle 15 across three governance-data sources: Tally all-delegates depth (AAVE N=150,911; COMP N=18,627; UNI N=48,707; ARB N=437,453; all four sub-0.005 HHI shift vs cycle-13 top-1000 baseline); Snapshot signer-side functional-PCA exclusion via new sibling canonical store</w:t>
+      </w:r>
+      <w:r>
+        <w:t xml:space="preserve"> </w:t>
+      </w:r>
+      <w:r>
+        <w:rPr>
+          <w:rStyle w:val="VerbatimChar"/>
+        </w:rPr>
+        <w:t xml:space="preserve">exclusions_log_signer.csv</w:t>
+      </w:r>
+      <w:r>
+        <w:t xml:space="preserve"> </w:t>
+      </w:r>
+      <w:r>
+        <w:t xml:space="preserve">(4 confirmed entries: Compound Foundation; Balancer DAO multisig; Kevin Owocki Gitcoin Maintainer; WXM Hedgey-vested insider); and Solana on-chain governance program parsing (JUP via Dune</w:t>
+      </w:r>
+      <w:r>
+        <w:t xml:space="preserve"> </w:t>
+      </w:r>
+      <w:r>
+        <w:rPr>
+          <w:rStyle w:val="VerbatimChar"/>
+        </w:rPr>
+        <w:t xml:space="preserve">jupiter_solana.govern_call_setvote</w:t>
+      </w:r>
+      <w:r>
+        <w:t xml:space="preserve">; HNT and DRIFT via Helius RPC parsing of SPL Governance VoteRecordV2 accounts). Section 3.5.1 documents the ENS case as institutional-design-tractable existence-proof; Section 3.5.1.1 documents the GMX case as methodology-sensitive counterexample; NEW Section 3.5.4 documents the within-Solana governance concentration heterogeneity (VSR-vs-delegated weight design as primary axis); NEW Section 3.5.4.1 documents the Drift Foundation proposal-authorship-vs-vote-weight decoupling pattern (single Foundation submitter authored 11 of 13 DRIFT Improvement Proposals while holding only 0.18 percent of total vote weight); NEW Section 3.5.5 documents the cross-protocol institutional-governance-investor pattern (PGov + Tane Governance + Arana Digital approximately 17 percent combined Snapshot voting power across 6 to 7 DAOs; candidate Fifth Concentration Axis). The four structural-exception cases preserve the dispersion pattern as informative counterexamples rather than refuting the broader predominant-amplification thesis.</w:t>
       </w:r>
     </w:p>
     <w:p>
@@ -202,7 +279,7 @@
           <w:b/>
           <w:bCs/>
         </w:rPr>
-        <w:t xml:space="preserve">Table 7 R1-baseline to R2-final (including deep PCA audit + Lido recompute completed during R2 cycle):</w:t>
+        <w:t xml:space="preserve">Table 7 before/after (4-cycle cascade through Cycle 15):</w:t>
       </w:r>
     </w:p>
     <w:tbl>
@@ -213,14 +290,18 @@
         <w:tblLook w:firstRow="1" w:lastRow="0" w:firstColumn="0" w:lastColumn="0" w:noHBand="0" w:noVBand="0" w:val="0020"/>
       </w:tblPr>
       <w:tblGrid>
-        <w:gridCol w:w="821"/>
-        <w:gridCol w:w="597"/>
-        <w:gridCol w:w="971"/>
-        <w:gridCol w:w="1270"/>
-        <w:gridCol w:w="896"/>
-        <w:gridCol w:w="821"/>
-        <w:gridCol w:w="1120"/>
-        <w:gridCol w:w="1419"/>
+        <w:gridCol w:w="405"/>
+        <w:gridCol w:w="294"/>
+        <w:gridCol w:w="442"/>
+        <w:gridCol w:w="847"/>
+        <w:gridCol w:w="1252"/>
+        <w:gridCol w:w="1252"/>
+        <w:gridCol w:w="442"/>
+        <w:gridCol w:w="368"/>
+        <w:gridCol w:w="773"/>
+        <w:gridCol w:w="773"/>
+        <w:gridCol w:w="663"/>
+        <w:gridCol w:w="405"/>
       </w:tblGrid>
       <w:tr>
         <w:trPr>
@@ -266,22 +347,40 @@
               <w:pStyle w:val="Compact"/>
             </w:pPr>
             <w:r>
-              <w:rPr>
-                <w:b/>
-                <w:bCs/>
-              </w:rPr>
-              <w:t xml:space="preserve">R2 Holding</w:t>
-            </w:r>
-          </w:p>
-        </w:tc>
-        <w:tc>
-          <w:tcPr/>
-          <w:p>
-            <w:pPr>
-              <w:pStyle w:val="Compact"/>
-            </w:pPr>
-            <w:r>
-              <w:t xml:space="preserve">Voting HHI</w:t>
+              <w:t xml:space="preserve">R2-2026-05-17 Holding</w:t>
+            </w:r>
+          </w:p>
+        </w:tc>
+        <w:tc>
+          <w:tcPr/>
+          <w:p>
+            <w:pPr>
+              <w:pStyle w:val="Compact"/>
+            </w:pPr>
+            <w:r>
+              <w:t xml:space="preserve">R2-2026-05-21 Holding (cycle-13)</w:t>
+            </w:r>
+          </w:p>
+        </w:tc>
+        <w:tc>
+          <w:tcPr/>
+          <w:p>
+            <w:pPr>
+              <w:pStyle w:val="Compact"/>
+            </w:pPr>
+            <w:r>
+              <w:t xml:space="preserve">R2-2026-05-22 Holding (Cycle-15)</w:t>
+            </w:r>
+          </w:p>
+        </w:tc>
+        <w:tc>
+          <w:tcPr/>
+          <w:p>
+            <w:pPr>
+              <w:pStyle w:val="Compact"/>
+            </w:pPr>
+            <w:r>
+              <w:t xml:space="preserve">Voting HHI (current)</w:t>
             </w:r>
           </w:p>
         </w:tc>
@@ -303,11 +402,29 @@
               <w:pStyle w:val="Compact"/>
             </w:pPr>
             <w:r>
-              <w:rPr>
-                <w:b/>
-                <w:bCs/>
-              </w:rPr>
-              <w:t xml:space="preserve">R2 Ratio</w:t>
+              <w:t xml:space="preserve">R2-2026-05-17 Ratio</w:t>
+            </w:r>
+          </w:p>
+        </w:tc>
+        <w:tc>
+          <w:tcPr/>
+          <w:p>
+            <w:pPr>
+              <w:pStyle w:val="Compact"/>
+            </w:pPr>
+            <w:r>
+              <w:t xml:space="preserve">R2-2026-05-21 Ratio</w:t>
+            </w:r>
+          </w:p>
+        </w:tc>
+        <w:tc>
+          <w:tcPr/>
+          <w:p>
+            <w:pPr>
+              <w:pStyle w:val="Compact"/>
+            </w:pPr>
+            <w:r>
+              <w:t xml:space="preserve">R2-current Ratio</w:t>
             </w:r>
           </w:p>
         </w:tc>
@@ -364,10 +481,17 @@
               <w:pStyle w:val="Compact"/>
             </w:pPr>
             <w:r>
-              <w:rPr>
-                <w:b/>
-                <w:bCs/>
-              </w:rPr>
+              <w:t xml:space="preserve">0.038</w:t>
+            </w:r>
+          </w:p>
+        </w:tc>
+        <w:tc>
+          <w:tcPr/>
+          <w:p>
+            <w:pPr>
+              <w:pStyle w:val="Compact"/>
+            </w:pPr>
+            <w:r>
               <w:t xml:space="preserve">0.025</w:t>
             </w:r>
           </w:p>
@@ -379,6 +503,17 @@
               <w:pStyle w:val="Compact"/>
             </w:pPr>
             <w:r>
+              <w:t xml:space="preserve">0.025</w:t>
+            </w:r>
+          </w:p>
+        </w:tc>
+        <w:tc>
+          <w:tcPr/>
+          <w:p>
+            <w:pPr>
+              <w:pStyle w:val="Compact"/>
+            </w:pPr>
+            <w:r>
               <w:t xml:space="preserve">0.228</w:t>
             </w:r>
           </w:p>
@@ -391,6 +526,28 @@
             </w:pPr>
             <w:r>
               <w:t xml:space="preserve">6.0x</w:t>
+            </w:r>
+          </w:p>
+        </w:tc>
+        <w:tc>
+          <w:tcPr/>
+          <w:p>
+            <w:pPr>
+              <w:pStyle w:val="Compact"/>
+            </w:pPr>
+            <w:r>
+              <w:t xml:space="preserve">6.0x</w:t>
+            </w:r>
+          </w:p>
+        </w:tc>
+        <w:tc>
+          <w:tcPr/>
+          <w:p>
+            <w:pPr>
+              <w:pStyle w:val="Compact"/>
+            </w:pPr>
+            <w:r>
+              <w:t xml:space="preserve">9.1x</w:t>
             </w:r>
           </w:p>
         </w:tc>
@@ -416,7 +573,7 @@
               <w:pStyle w:val="Compact"/>
             </w:pPr>
             <w:r>
-              <w:t xml:space="preserve">amplifies (higher)</w:t>
+              <w:t xml:space="preserve">amplifies</w:t>
             </w:r>
           </w:p>
         </w:tc>
@@ -452,6 +609,83 @@
             </w:pPr>
             <w:r>
               <w:t xml:space="preserve">0.018</w:t>
+            </w:r>
+          </w:p>
+        </w:tc>
+        <w:tc>
+          <w:tcPr/>
+          <w:p>
+            <w:pPr>
+              <w:pStyle w:val="Compact"/>
+            </w:pPr>
+            <w:r>
+              <w:t xml:space="preserve">0.013</w:t>
+            </w:r>
+          </w:p>
+        </w:tc>
+        <w:tc>
+          <w:tcPr/>
+          <w:p>
+            <w:pPr>
+              <w:pStyle w:val="Compact"/>
+            </w:pPr>
+            <w:r>
+              <w:t xml:space="preserve">0.008</w:t>
+            </w:r>
+          </w:p>
+        </w:tc>
+        <w:tc>
+          <w:tcPr/>
+          <w:p>
+            <w:pPr>
+              <w:pStyle w:val="Compact"/>
+            </w:pPr>
+            <w:r>
+              <w:t xml:space="preserve">0.008</w:t>
+            </w:r>
+          </w:p>
+        </w:tc>
+        <w:tc>
+          <w:tcPr/>
+          <w:p>
+            <w:pPr>
+              <w:pStyle w:val="Compact"/>
+            </w:pPr>
+            <w:r>
+              <w:t xml:space="preserve">0.050</w:t>
+            </w:r>
+          </w:p>
+        </w:tc>
+        <w:tc>
+          <w:tcPr/>
+          <w:p>
+            <w:pPr>
+              <w:pStyle w:val="Compact"/>
+            </w:pPr>
+            <w:r>
+              <w:t xml:space="preserve">4.8x</w:t>
+            </w:r>
+          </w:p>
+        </w:tc>
+        <w:tc>
+          <w:tcPr/>
+          <w:p>
+            <w:pPr>
+              <w:pStyle w:val="Compact"/>
+            </w:pPr>
+            <w:r>
+              <w:t xml:space="preserve">6.8x</w:t>
+            </w:r>
+          </w:p>
+        </w:tc>
+        <w:tc>
+          <w:tcPr/>
+          <w:p>
+            <w:pPr>
+              <w:pStyle w:val="Compact"/>
+            </w:pPr>
+            <w:r>
+              <w:t xml:space="preserve">11.4x→6.3x</w:t>
             </w:r>
           </w:p>
         </w:tc>
@@ -466,29 +700,130 @@
                 <w:b/>
                 <w:bCs/>
               </w:rPr>
-              <w:t xml:space="preserve">0.008</w:t>
-            </w:r>
-          </w:p>
-        </w:tc>
-        <w:tc>
-          <w:tcPr/>
-          <w:p>
-            <w:pPr>
-              <w:pStyle w:val="Compact"/>
-            </w:pPr>
-            <w:r>
-              <w:t xml:space="preserve">0.088</w:t>
-            </w:r>
-          </w:p>
-        </w:tc>
-        <w:tc>
-          <w:tcPr/>
-          <w:p>
-            <w:pPr>
-              <w:pStyle w:val="Compact"/>
-            </w:pPr>
-            <w:r>
-              <w:t xml:space="preserve">4.8x</w:t>
+              <w:t xml:space="preserve">6.3x</w:t>
+            </w:r>
+          </w:p>
+        </w:tc>
+        <w:tc>
+          <w:tcPr/>
+          <w:p>
+            <w:pPr>
+              <w:pStyle w:val="Compact"/>
+            </w:pPr>
+            <w:r>
+              <w:t xml:space="preserve">amplifies (cycle-13 refresh shifted from 11.4x to 6.3x at Snapshot N=333)</w:t>
+            </w:r>
+          </w:p>
+        </w:tc>
+      </w:tr>
+      <w:tr>
+        <w:tc>
+          <w:tcPr/>
+          <w:p>
+            <w:pPr>
+              <w:pStyle w:val="Compact"/>
+            </w:pPr>
+            <w:r>
+              <w:t xml:space="preserve">WeatherXM</w:t>
+            </w:r>
+          </w:p>
+        </w:tc>
+        <w:tc>
+          <w:tcPr/>
+          <w:p>
+            <w:pPr>
+              <w:pStyle w:val="Compact"/>
+            </w:pPr>
+            <w:r>
+              <w:t xml:space="preserve">DePIN</w:t>
+            </w:r>
+          </w:p>
+        </w:tc>
+        <w:tc>
+          <w:tcPr/>
+          <w:p>
+            <w:pPr>
+              <w:pStyle w:val="Compact"/>
+            </w:pPr>
+            <w:r>
+              <w:t xml:space="preserve">0.148</w:t>
+            </w:r>
+          </w:p>
+        </w:tc>
+        <w:tc>
+          <w:tcPr/>
+          <w:p>
+            <w:pPr>
+              <w:pStyle w:val="Compact"/>
+            </w:pPr>
+            <w:r>
+              <w:t xml:space="preserve">0.148</w:t>
+            </w:r>
+          </w:p>
+        </w:tc>
+        <w:tc>
+          <w:tcPr/>
+          <w:p>
+            <w:pPr>
+              <w:pStyle w:val="Compact"/>
+            </w:pPr>
+            <w:r>
+              <w:t xml:space="preserve">0.148</w:t>
+            </w:r>
+          </w:p>
+        </w:tc>
+        <w:tc>
+          <w:tcPr/>
+          <w:p>
+            <w:pPr>
+              <w:pStyle w:val="Compact"/>
+            </w:pPr>
+            <w:r>
+              <w:t xml:space="preserve">0.148</w:t>
+            </w:r>
+          </w:p>
+        </w:tc>
+        <w:tc>
+          <w:tcPr/>
+          <w:p>
+            <w:pPr>
+              <w:pStyle w:val="Compact"/>
+            </w:pPr>
+            <w:r>
+              <w:t xml:space="preserve">0.556</w:t>
+            </w:r>
+          </w:p>
+        </w:tc>
+        <w:tc>
+          <w:tcPr/>
+          <w:p>
+            <w:pPr>
+              <w:pStyle w:val="Compact"/>
+            </w:pPr>
+            <w:r>
+              <w:t xml:space="preserve">3.3x</w:t>
+            </w:r>
+          </w:p>
+        </w:tc>
+        <w:tc>
+          <w:tcPr/>
+          <w:p>
+            <w:pPr>
+              <w:pStyle w:val="Compact"/>
+            </w:pPr>
+            <w:r>
+              <w:t xml:space="preserve">3.3x</w:t>
+            </w:r>
+          </w:p>
+        </w:tc>
+        <w:tc>
+          <w:tcPr/>
+          <w:p>
+            <w:pPr>
+              <w:pStyle w:val="Compact"/>
+            </w:pPr>
+            <w:r>
+              <w:t xml:space="preserve">3.8x</w:t>
             </w:r>
           </w:p>
         </w:tc>
@@ -503,18 +838,18 @@
                 <w:b/>
                 <w:bCs/>
               </w:rPr>
-              <w:t xml:space="preserve">11.4x</w:t>
-            </w:r>
-          </w:p>
-        </w:tc>
-        <w:tc>
-          <w:tcPr/>
-          <w:p>
-            <w:pPr>
-              <w:pStyle w:val="Compact"/>
-            </w:pPr>
-            <w:r>
-              <w:t xml:space="preserve">amplifies (highest)</w:t>
+              <w:t xml:space="preserve">3.8x</w:t>
+            </w:r>
+          </w:p>
+        </w:tc>
+        <w:tc>
+          <w:tcPr/>
+          <w:p>
+            <w:pPr>
+              <w:pStyle w:val="Compact"/>
+            </w:pPr>
+            <w:r>
+              <w:t xml:space="preserve">amplifies (cycle-13 refresh: voting 0.486 to 0.556 at Snapshot N=73)</w:t>
             </w:r>
           </w:p>
         </w:tc>
@@ -527,96 +862,6 @@
               <w:pStyle w:val="Compact"/>
             </w:pPr>
             <w:r>
-              <w:t xml:space="preserve">WeatherXM</w:t>
-            </w:r>
-          </w:p>
-        </w:tc>
-        <w:tc>
-          <w:tcPr/>
-          <w:p>
-            <w:pPr>
-              <w:pStyle w:val="Compact"/>
-            </w:pPr>
-            <w:r>
-              <w:t xml:space="preserve">DePIN</w:t>
-            </w:r>
-          </w:p>
-        </w:tc>
-        <w:tc>
-          <w:tcPr/>
-          <w:p>
-            <w:pPr>
-              <w:pStyle w:val="Compact"/>
-            </w:pPr>
-            <w:r>
-              <w:t xml:space="preserve">0.148</w:t>
-            </w:r>
-          </w:p>
-        </w:tc>
-        <w:tc>
-          <w:tcPr/>
-          <w:p>
-            <w:pPr>
-              <w:pStyle w:val="Compact"/>
-            </w:pPr>
-            <w:r>
-              <w:t xml:space="preserve">0.148</w:t>
-            </w:r>
-          </w:p>
-        </w:tc>
-        <w:tc>
-          <w:tcPr/>
-          <w:p>
-            <w:pPr>
-              <w:pStyle w:val="Compact"/>
-            </w:pPr>
-            <w:r>
-              <w:t xml:space="preserve">0.486</w:t>
-            </w:r>
-          </w:p>
-        </w:tc>
-        <w:tc>
-          <w:tcPr/>
-          <w:p>
-            <w:pPr>
-              <w:pStyle w:val="Compact"/>
-            </w:pPr>
-            <w:r>
-              <w:t xml:space="preserve">3.3x</w:t>
-            </w:r>
-          </w:p>
-        </w:tc>
-        <w:tc>
-          <w:tcPr/>
-          <w:p>
-            <w:pPr>
-              <w:pStyle w:val="Compact"/>
-            </w:pPr>
-            <w:r>
-              <w:t xml:space="preserve">3.3x</w:t>
-            </w:r>
-          </w:p>
-        </w:tc>
-        <w:tc>
-          <w:tcPr/>
-          <w:p>
-            <w:pPr>
-              <w:pStyle w:val="Compact"/>
-            </w:pPr>
-            <w:r>
-              <w:t xml:space="preserve">unchanged</w:t>
-            </w:r>
-          </w:p>
-        </w:tc>
-      </w:tr>
-      <w:tr>
-        <w:tc>
-          <w:tcPr/>
-          <w:p>
-            <w:pPr>
-              <w:pStyle w:val="Compact"/>
-            </w:pPr>
-            <w:r>
               <w:t xml:space="preserve">Compound</w:t>
             </w:r>
           </w:p>
@@ -640,6 +885,83 @@
             </w:pPr>
             <w:r>
               <w:t xml:space="preserve">0.028</w:t>
+            </w:r>
+          </w:p>
+        </w:tc>
+        <w:tc>
+          <w:tcPr/>
+          <w:p>
+            <w:pPr>
+              <w:pStyle w:val="Compact"/>
+            </w:pPr>
+            <w:r>
+              <w:t xml:space="preserve">0.028</w:t>
+            </w:r>
+          </w:p>
+        </w:tc>
+        <w:tc>
+          <w:tcPr/>
+          <w:p>
+            <w:pPr>
+              <w:pStyle w:val="Compact"/>
+            </w:pPr>
+            <w:r>
+              <w:t xml:space="preserve">0.009</w:t>
+            </w:r>
+          </w:p>
+        </w:tc>
+        <w:tc>
+          <w:tcPr/>
+          <w:p>
+            <w:pPr>
+              <w:pStyle w:val="Compact"/>
+            </w:pPr>
+            <w:r>
+              <w:t xml:space="preserve">0.009</w:t>
+            </w:r>
+          </w:p>
+        </w:tc>
+        <w:tc>
+          <w:tcPr/>
+          <w:p>
+            <w:pPr>
+              <w:pStyle w:val="Compact"/>
+            </w:pPr>
+            <w:r>
+              <w:t xml:space="preserve">0.089</w:t>
+            </w:r>
+          </w:p>
+        </w:tc>
+        <w:tc>
+          <w:tcPr/>
+          <w:p>
+            <w:pPr>
+              <w:pStyle w:val="Compact"/>
+            </w:pPr>
+            <w:r>
+              <w:t xml:space="preserve">1.9x</w:t>
+            </w:r>
+          </w:p>
+        </w:tc>
+        <w:tc>
+          <w:tcPr/>
+          <w:p>
+            <w:pPr>
+              <w:pStyle w:val="Compact"/>
+            </w:pPr>
+            <w:r>
+              <w:t xml:space="preserve">1.9x</w:t>
+            </w:r>
+          </w:p>
+        </w:tc>
+        <w:tc>
+          <w:tcPr/>
+          <w:p>
+            <w:pPr>
+              <w:pStyle w:val="Compact"/>
+            </w:pPr>
+            <w:r>
+              <w:t xml:space="preserve">5.7x→9.9x</w:t>
             </w:r>
           </w:p>
         </w:tc>
@@ -654,29 +976,130 @@
                 <w:b/>
                 <w:bCs/>
               </w:rPr>
-              <w:t xml:space="preserve">0.009</w:t>
-            </w:r>
-          </w:p>
-        </w:tc>
-        <w:tc>
-          <w:tcPr/>
-          <w:p>
-            <w:pPr>
-              <w:pStyle w:val="Compact"/>
-            </w:pPr>
-            <w:r>
-              <w:t xml:space="preserve">0.053</w:t>
-            </w:r>
-          </w:p>
-        </w:tc>
-        <w:tc>
-          <w:tcPr/>
-          <w:p>
-            <w:pPr>
-              <w:pStyle w:val="Compact"/>
-            </w:pPr>
-            <w:r>
-              <w:t xml:space="preserve">1.9x</w:t>
+              <w:t xml:space="preserve">9.9x</w:t>
+            </w:r>
+          </w:p>
+        </w:tc>
+        <w:tc>
+          <w:tcPr/>
+          <w:p>
+            <w:pPr>
+              <w:pStyle w:val="Compact"/>
+            </w:pPr>
+            <w:r>
+              <w:t xml:space="preserve">amplifies (cycle-13 refresh: voting 0.053 to 0.089 at Snapshot N=138)</w:t>
+            </w:r>
+          </w:p>
+        </w:tc>
+      </w:tr>
+      <w:tr>
+        <w:tc>
+          <w:tcPr/>
+          <w:p>
+            <w:pPr>
+              <w:pStyle w:val="Compact"/>
+            </w:pPr>
+            <w:r>
+              <w:t xml:space="preserve">Aave</w:t>
+            </w:r>
+          </w:p>
+        </w:tc>
+        <w:tc>
+          <w:tcPr/>
+          <w:p>
+            <w:pPr>
+              <w:pStyle w:val="Compact"/>
+            </w:pPr>
+            <w:r>
+              <w:t xml:space="preserve">DeFi</w:t>
+            </w:r>
+          </w:p>
+        </w:tc>
+        <w:tc>
+          <w:tcPr/>
+          <w:p>
+            <w:pPr>
+              <w:pStyle w:val="Compact"/>
+            </w:pPr>
+            <w:r>
+              <w:t xml:space="preserve">0.020</w:t>
+            </w:r>
+          </w:p>
+        </w:tc>
+        <w:tc>
+          <w:tcPr/>
+          <w:p>
+            <w:pPr>
+              <w:pStyle w:val="Compact"/>
+            </w:pPr>
+            <w:r>
+              <w:t xml:space="preserve">0.020</w:t>
+            </w:r>
+          </w:p>
+        </w:tc>
+        <w:tc>
+          <w:tcPr/>
+          <w:p>
+            <w:pPr>
+              <w:pStyle w:val="Compact"/>
+            </w:pPr>
+            <w:r>
+              <w:t xml:space="preserve">0.013</w:t>
+            </w:r>
+          </w:p>
+        </w:tc>
+        <w:tc>
+          <w:tcPr/>
+          <w:p>
+            <w:pPr>
+              <w:pStyle w:val="Compact"/>
+            </w:pPr>
+            <w:r>
+              <w:t xml:space="preserve">0.013</w:t>
+            </w:r>
+          </w:p>
+        </w:tc>
+        <w:tc>
+          <w:tcPr/>
+          <w:p>
+            <w:pPr>
+              <w:pStyle w:val="Compact"/>
+            </w:pPr>
+            <w:r>
+              <w:t xml:space="preserve">0.058</w:t>
+            </w:r>
+          </w:p>
+        </w:tc>
+        <w:tc>
+          <w:tcPr/>
+          <w:p>
+            <w:pPr>
+              <w:pStyle w:val="Compact"/>
+            </w:pPr>
+            <w:r>
+              <w:t xml:space="preserve">3.8x</w:t>
+            </w:r>
+          </w:p>
+        </w:tc>
+        <w:tc>
+          <w:tcPr/>
+          <w:p>
+            <w:pPr>
+              <w:pStyle w:val="Compact"/>
+            </w:pPr>
+            <w:r>
+              <w:t xml:space="preserve">3.8x</w:t>
+            </w:r>
+          </w:p>
+        </w:tc>
+        <w:tc>
+          <w:tcPr/>
+          <w:p>
+            <w:pPr>
+              <w:pStyle w:val="Compact"/>
+            </w:pPr>
+            <w:r>
+              <w:t xml:space="preserve">5.9x→4.8x</w:t>
             </w:r>
           </w:p>
         </w:tc>
@@ -691,18 +1114,18 @@
                 <w:b/>
                 <w:bCs/>
               </w:rPr>
-              <w:t xml:space="preserve">5.7x</w:t>
-            </w:r>
-          </w:p>
-        </w:tc>
-        <w:tc>
-          <w:tcPr/>
-          <w:p>
-            <w:pPr>
-              <w:pStyle w:val="Compact"/>
-            </w:pPr>
-            <w:r>
-              <w:t xml:space="preserve">amplifies (higher)</w:t>
+              <w:t xml:space="preserve">4.4x</w:t>
+            </w:r>
+          </w:p>
+        </w:tc>
+        <w:tc>
+          <w:tcPr/>
+          <w:p>
+            <w:pPr>
+              <w:pStyle w:val="Compact"/>
+            </w:pPr>
+            <w:r>
+              <w:t xml:space="preserve">amplifies (Cycle-15: voting 0.062 cycle-13 top-1000 to 0.058 all-delegates N=150,911)</w:t>
             </w:r>
           </w:p>
         </w:tc>
@@ -715,7 +1138,7 @@
               <w:pStyle w:val="Compact"/>
             </w:pPr>
             <w:r>
-              <w:t xml:space="preserve">Aave</w:t>
+              <w:t xml:space="preserve">Uniswap</w:t>
             </w:r>
           </w:p>
         </w:tc>
@@ -737,7 +1160,84 @@
               <w:pStyle w:val="Compact"/>
             </w:pPr>
             <w:r>
-              <w:t xml:space="preserve">0.020</w:t>
+              <w:t xml:space="preserve">0.032</w:t>
+            </w:r>
+          </w:p>
+        </w:tc>
+        <w:tc>
+          <w:tcPr/>
+          <w:p>
+            <w:pPr>
+              <w:pStyle w:val="Compact"/>
+            </w:pPr>
+            <w:r>
+              <w:t xml:space="preserve">0.010</w:t>
+            </w:r>
+          </w:p>
+        </w:tc>
+        <w:tc>
+          <w:tcPr/>
+          <w:p>
+            <w:pPr>
+              <w:pStyle w:val="Compact"/>
+            </w:pPr>
+            <w:r>
+              <w:t xml:space="preserve">0.010</w:t>
+            </w:r>
+          </w:p>
+        </w:tc>
+        <w:tc>
+          <w:tcPr/>
+          <w:p>
+            <w:pPr>
+              <w:pStyle w:val="Compact"/>
+            </w:pPr>
+            <w:r>
+              <w:t xml:space="preserve">0.010</w:t>
+            </w:r>
+          </w:p>
+        </w:tc>
+        <w:tc>
+          <w:tcPr/>
+          <w:p>
+            <w:pPr>
+              <w:pStyle w:val="Compact"/>
+            </w:pPr>
+            <w:r>
+              <w:t xml:space="preserve">0.027</w:t>
+            </w:r>
+          </w:p>
+        </w:tc>
+        <w:tc>
+          <w:tcPr/>
+          <w:p>
+            <w:pPr>
+              <w:pStyle w:val="Compact"/>
+            </w:pPr>
+            <w:r>
+              <w:t xml:space="preserve">0.84x</w:t>
+            </w:r>
+          </w:p>
+        </w:tc>
+        <w:tc>
+          <w:tcPr/>
+          <w:p>
+            <w:pPr>
+              <w:pStyle w:val="Compact"/>
+            </w:pPr>
+            <w:r>
+              <w:t xml:space="preserve">2.7x</w:t>
+            </w:r>
+          </w:p>
+        </w:tc>
+        <w:tc>
+          <w:tcPr/>
+          <w:p>
+            <w:pPr>
+              <w:pStyle w:val="Compact"/>
+            </w:pPr>
+            <w:r>
+              <w:t xml:space="preserve">2.7x</w:t>
             </w:r>
           </w:p>
         </w:tc>
@@ -752,29 +1252,130 @@
                 <w:b/>
                 <w:bCs/>
               </w:rPr>
-              <w:t xml:space="preserve">0.013</w:t>
-            </w:r>
-          </w:p>
-        </w:tc>
-        <w:tc>
-          <w:tcPr/>
-          <w:p>
-            <w:pPr>
-              <w:pStyle w:val="Compact"/>
-            </w:pPr>
-            <w:r>
-              <w:t xml:space="preserve">0.076</w:t>
-            </w:r>
-          </w:p>
-        </w:tc>
-        <w:tc>
-          <w:tcPr/>
-          <w:p>
-            <w:pPr>
-              <w:pStyle w:val="Compact"/>
-            </w:pPr>
-            <w:r>
-              <w:t xml:space="preserve">3.8x</w:t>
+              <w:t xml:space="preserve">2.7x</w:t>
+            </w:r>
+          </w:p>
+        </w:tc>
+        <w:tc>
+          <w:tcPr/>
+          <w:p>
+            <w:pPr>
+              <w:pStyle w:val="Compact"/>
+            </w:pPr>
+            <w:r>
+              <w:t xml:space="preserve">amplifies (FLIP at R2-2026-05-17)</w:t>
+            </w:r>
+          </w:p>
+        </w:tc>
+      </w:tr>
+      <w:tr>
+        <w:tc>
+          <w:tcPr/>
+          <w:p>
+            <w:pPr>
+              <w:pStyle w:val="Compact"/>
+            </w:pPr>
+            <w:r>
+              <w:t xml:space="preserve">Arbitrum</w:t>
+            </w:r>
+          </w:p>
+        </w:tc>
+        <w:tc>
+          <w:tcPr/>
+          <w:p>
+            <w:pPr>
+              <w:pStyle w:val="Compact"/>
+            </w:pPr>
+            <w:r>
+              <w:t xml:space="preserve">Infra</w:t>
+            </w:r>
+          </w:p>
+        </w:tc>
+        <w:tc>
+          <w:tcPr/>
+          <w:p>
+            <w:pPr>
+              <w:pStyle w:val="Compact"/>
+            </w:pPr>
+            <w:r>
+              <w:t xml:space="preserve">0.012</w:t>
+            </w:r>
+          </w:p>
+        </w:tc>
+        <w:tc>
+          <w:tcPr/>
+          <w:p>
+            <w:pPr>
+              <w:pStyle w:val="Compact"/>
+            </w:pPr>
+            <w:r>
+              <w:t xml:space="preserve">0.012</w:t>
+            </w:r>
+          </w:p>
+        </w:tc>
+        <w:tc>
+          <w:tcPr/>
+          <w:p>
+            <w:pPr>
+              <w:pStyle w:val="Compact"/>
+            </w:pPr>
+            <w:r>
+              <w:t xml:space="preserve">0.012</w:t>
+            </w:r>
+          </w:p>
+        </w:tc>
+        <w:tc>
+          <w:tcPr/>
+          <w:p>
+            <w:pPr>
+              <w:pStyle w:val="Compact"/>
+            </w:pPr>
+            <w:r>
+              <w:t xml:space="preserve">0.012</w:t>
+            </w:r>
+          </w:p>
+        </w:tc>
+        <w:tc>
+          <w:tcPr/>
+          <w:p>
+            <w:pPr>
+              <w:pStyle w:val="Compact"/>
+            </w:pPr>
+            <w:r>
+              <w:t xml:space="preserve">0.038</w:t>
+            </w:r>
+          </w:p>
+        </w:tc>
+        <w:tc>
+          <w:tcPr/>
+          <w:p>
+            <w:pPr>
+              <w:pStyle w:val="Compact"/>
+            </w:pPr>
+            <w:r>
+              <w:t xml:space="preserve">4.3x</w:t>
+            </w:r>
+          </w:p>
+        </w:tc>
+        <w:tc>
+          <w:tcPr/>
+          <w:p>
+            <w:pPr>
+              <w:pStyle w:val="Compact"/>
+            </w:pPr>
+            <w:r>
+              <w:t xml:space="preserve">4.3x</w:t>
+            </w:r>
+          </w:p>
+        </w:tc>
+        <w:tc>
+          <w:tcPr/>
+          <w:p>
+            <w:pPr>
+              <w:pStyle w:val="Compact"/>
+            </w:pPr>
+            <w:r>
+              <w:t xml:space="preserve">4.4x→3.1x</w:t>
             </w:r>
           </w:p>
         </w:tc>
@@ -789,18 +1390,18 @@
                 <w:b/>
                 <w:bCs/>
               </w:rPr>
-              <w:t xml:space="preserve">5.9x</w:t>
-            </w:r>
-          </w:p>
-        </w:tc>
-        <w:tc>
-          <w:tcPr/>
-          <w:p>
-            <w:pPr>
-              <w:pStyle w:val="Compact"/>
-            </w:pPr>
-            <w:r>
-              <w:t xml:space="preserve">amplifies (higher)</w:t>
+              <w:t xml:space="preserve">3.1x</w:t>
+            </w:r>
+          </w:p>
+        </w:tc>
+        <w:tc>
+          <w:tcPr/>
+          <w:p>
+            <w:pPr>
+              <w:pStyle w:val="Compact"/>
+            </w:pPr>
+            <w:r>
+              <w:t xml:space="preserve">amplifies (cycle-13 refresh: voting 0.052 to 0.038 at Snapshot N=5,466)</w:t>
             </w:r>
           </w:p>
         </w:tc>
@@ -813,109 +1414,7 @@
               <w:pStyle w:val="Compact"/>
             </w:pPr>
             <w:r>
-              <w:t xml:space="preserve">Uniswap</w:t>
-            </w:r>
-          </w:p>
-        </w:tc>
-        <w:tc>
-          <w:tcPr/>
-          <w:p>
-            <w:pPr>
-              <w:pStyle w:val="Compact"/>
-            </w:pPr>
-            <w:r>
-              <w:t xml:space="preserve">DeFi</w:t>
-            </w:r>
-          </w:p>
-        </w:tc>
-        <w:tc>
-          <w:tcPr/>
-          <w:p>
-            <w:pPr>
-              <w:pStyle w:val="Compact"/>
-            </w:pPr>
-            <w:r>
-              <w:t xml:space="preserve">0.032</w:t>
-            </w:r>
-          </w:p>
-        </w:tc>
-        <w:tc>
-          <w:tcPr/>
-          <w:p>
-            <w:pPr>
-              <w:pStyle w:val="Compact"/>
-            </w:pPr>
-            <w:r>
-              <w:rPr>
-                <w:b/>
-                <w:bCs/>
-              </w:rPr>
-              <w:t xml:space="preserve">0.010</w:t>
-            </w:r>
-          </w:p>
-        </w:tc>
-        <w:tc>
-          <w:tcPr/>
-          <w:p>
-            <w:pPr>
-              <w:pStyle w:val="Compact"/>
-            </w:pPr>
-            <w:r>
-              <w:t xml:space="preserve">0.027</w:t>
-            </w:r>
-          </w:p>
-        </w:tc>
-        <w:tc>
-          <w:tcPr/>
-          <w:p>
-            <w:pPr>
-              <w:pStyle w:val="Compact"/>
-            </w:pPr>
-            <w:r>
-              <w:t xml:space="preserve">0.84x</w:t>
-            </w:r>
-          </w:p>
-        </w:tc>
-        <w:tc>
-          <w:tcPr/>
-          <w:p>
-            <w:pPr>
-              <w:pStyle w:val="Compact"/>
-            </w:pPr>
-            <w:r>
-              <w:rPr>
-                <w:b/>
-                <w:bCs/>
-              </w:rPr>
-              <w:t xml:space="preserve">2.8x</w:t>
-            </w:r>
-          </w:p>
-        </w:tc>
-        <w:tc>
-          <w:tcPr/>
-          <w:p>
-            <w:pPr>
-              <w:pStyle w:val="Compact"/>
-            </w:pPr>
-            <w:r>
-              <w:rPr>
-                <w:b/>
-                <w:bCs/>
-              </w:rPr>
-              <w:t xml:space="preserve">FLIP</w:t>
-            </w:r>
-          </w:p>
-        </w:tc>
-      </w:tr>
-      <w:tr>
-        <w:tc>
-          <w:tcPr/>
-          <w:p>
-            <w:pPr>
-              <w:pStyle w:val="Compact"/>
-            </w:pPr>
-            <w:r>
-              <w:t xml:space="preserve">Arbitrum</w:t>
+              <w:t xml:space="preserve">Optimism</w:t>
             </w:r>
           </w:p>
         </w:tc>
@@ -937,96 +1436,6 @@
               <w:pStyle w:val="Compact"/>
             </w:pPr>
             <w:r>
-              <w:t xml:space="preserve">0.012</w:t>
-            </w:r>
-          </w:p>
-        </w:tc>
-        <w:tc>
-          <w:tcPr/>
-          <w:p>
-            <w:pPr>
-              <w:pStyle w:val="Compact"/>
-            </w:pPr>
-            <w:r>
-              <w:t xml:space="preserve">0.012</w:t>
-            </w:r>
-          </w:p>
-        </w:tc>
-        <w:tc>
-          <w:tcPr/>
-          <w:p>
-            <w:pPr>
-              <w:pStyle w:val="Compact"/>
-            </w:pPr>
-            <w:r>
-              <w:t xml:space="preserve">0.052</w:t>
-            </w:r>
-          </w:p>
-        </w:tc>
-        <w:tc>
-          <w:tcPr/>
-          <w:p>
-            <w:pPr>
-              <w:pStyle w:val="Compact"/>
-            </w:pPr>
-            <w:r>
-              <w:t xml:space="preserve">4.3x</w:t>
-            </w:r>
-          </w:p>
-        </w:tc>
-        <w:tc>
-          <w:tcPr/>
-          <w:p>
-            <w:pPr>
-              <w:pStyle w:val="Compact"/>
-            </w:pPr>
-            <w:r>
-              <w:t xml:space="preserve">4.4x</w:t>
-            </w:r>
-          </w:p>
-        </w:tc>
-        <w:tc>
-          <w:tcPr/>
-          <w:p>
-            <w:pPr>
-              <w:pStyle w:val="Compact"/>
-            </w:pPr>
-            <w:r>
-              <w:t xml:space="preserve">unchanged</w:t>
-            </w:r>
-          </w:p>
-        </w:tc>
-      </w:tr>
-      <w:tr>
-        <w:tc>
-          <w:tcPr/>
-          <w:p>
-            <w:pPr>
-              <w:pStyle w:val="Compact"/>
-            </w:pPr>
-            <w:r>
-              <w:t xml:space="preserve">Optimism</w:t>
-            </w:r>
-          </w:p>
-        </w:tc>
-        <w:tc>
-          <w:tcPr/>
-          <w:p>
-            <w:pPr>
-              <w:pStyle w:val="Compact"/>
-            </w:pPr>
-            <w:r>
-              <w:t xml:space="preserve">Infra</w:t>
-            </w:r>
-          </w:p>
-        </w:tc>
-        <w:tc>
-          <w:tcPr/>
-          <w:p>
-            <w:pPr>
-              <w:pStyle w:val="Compact"/>
-            </w:pPr>
-            <w:r>
               <w:t xml:space="preserve">0.042</w:t>
             </w:r>
           </w:p>
@@ -1038,10 +1447,6 @@
               <w:pStyle w:val="Compact"/>
             </w:pPr>
             <w:r>
-              <w:rPr>
-                <w:b/>
-                <w:bCs/>
-              </w:rPr>
               <w:t xml:space="preserve">0.009</w:t>
             </w:r>
           </w:p>
@@ -1053,6 +1458,28 @@
               <w:pStyle w:val="Compact"/>
             </w:pPr>
             <w:r>
+              <w:t xml:space="preserve">0.009</w:t>
+            </w:r>
+          </w:p>
+        </w:tc>
+        <w:tc>
+          <w:tcPr/>
+          <w:p>
+            <w:pPr>
+              <w:pStyle w:val="Compact"/>
+            </w:pPr>
+            <w:r>
+              <w:t xml:space="preserve">0.009</w:t>
+            </w:r>
+          </w:p>
+        </w:tc>
+        <w:tc>
+          <w:tcPr/>
+          <w:p>
+            <w:pPr>
+              <w:pStyle w:val="Compact"/>
+            </w:pPr>
+            <w:r>
               <w:t xml:space="preserve">0.033</w:t>
             </w:r>
           </w:p>
@@ -1065,6 +1492,28 @@
             </w:pPr>
             <w:r>
               <w:t xml:space="preserve">0.79x</w:t>
+            </w:r>
+          </w:p>
+        </w:tc>
+        <w:tc>
+          <w:tcPr/>
+          <w:p>
+            <w:pPr>
+              <w:pStyle w:val="Compact"/>
+            </w:pPr>
+            <w:r>
+              <w:t xml:space="preserve">3.7x</w:t>
+            </w:r>
+          </w:p>
+        </w:tc>
+        <w:tc>
+          <w:tcPr/>
+          <w:p>
+            <w:pPr>
+              <w:pStyle w:val="Compact"/>
+            </w:pPr>
+            <w:r>
+              <w:t xml:space="preserve">3.6x</w:t>
             </w:r>
           </w:p>
         </w:tc>
@@ -1090,11 +1539,145 @@
               <w:pStyle w:val="Compact"/>
             </w:pPr>
             <w:r>
+              <w:t xml:space="preserve">amplifies (FLIP at R2-2026-05-17)</w:t>
+            </w:r>
+          </w:p>
+        </w:tc>
+      </w:tr>
+      <w:tr>
+        <w:tc>
+          <w:tcPr/>
+          <w:p>
+            <w:pPr>
+              <w:pStyle w:val="Compact"/>
+            </w:pPr>
+            <w:r>
+              <w:t xml:space="preserve">GMX</w:t>
+            </w:r>
+          </w:p>
+        </w:tc>
+        <w:tc>
+          <w:tcPr/>
+          <w:p>
+            <w:pPr>
+              <w:pStyle w:val="Compact"/>
+            </w:pPr>
+            <w:r>
+              <w:t xml:space="preserve">DeFi</w:t>
+            </w:r>
+          </w:p>
+        </w:tc>
+        <w:tc>
+          <w:tcPr/>
+          <w:p>
+            <w:pPr>
+              <w:pStyle w:val="Compact"/>
+            </w:pPr>
+            <w:r>
+              <w:t xml:space="preserve">n/a</w:t>
+            </w:r>
+          </w:p>
+        </w:tc>
+        <w:tc>
+          <w:tcPr/>
+          <w:p>
+            <w:pPr>
+              <w:pStyle w:val="Compact"/>
+            </w:pPr>
+            <w:r>
+              <w:t xml:space="preserve">n/a</w:t>
+            </w:r>
+          </w:p>
+        </w:tc>
+        <w:tc>
+          <w:tcPr/>
+          <w:p>
+            <w:pPr>
+              <w:pStyle w:val="Compact"/>
+            </w:pPr>
+            <w:r>
+              <w:t xml:space="preserve">0.065 (Tally May 2026)</w:t>
+            </w:r>
+          </w:p>
+        </w:tc>
+        <w:tc>
+          <w:tcPr/>
+          <w:p>
+            <w:pPr>
+              <w:pStyle w:val="Compact"/>
+            </w:pPr>
+            <w:r>
+              <w:t xml:space="preserve">0.065</w:t>
+            </w:r>
+          </w:p>
+        </w:tc>
+        <w:tc>
+          <w:tcPr/>
+          <w:p>
+            <w:pPr>
+              <w:pStyle w:val="Compact"/>
+            </w:pPr>
+            <w:r>
+              <w:t xml:space="preserve">0.057</w:t>
+            </w:r>
+          </w:p>
+        </w:tc>
+        <w:tc>
+          <w:tcPr/>
+          <w:p>
+            <w:pPr>
+              <w:pStyle w:val="Compact"/>
+            </w:pPr>
+            <w:r>
+              <w:t xml:space="preserve">n/a</w:t>
+            </w:r>
+          </w:p>
+        </w:tc>
+        <w:tc>
+          <w:tcPr/>
+          <w:p>
+            <w:pPr>
+              <w:pStyle w:val="Compact"/>
+            </w:pPr>
+            <w:r>
+              <w:t xml:space="preserve">n/a</w:t>
+            </w:r>
+          </w:p>
+        </w:tc>
+        <w:tc>
+          <w:tcPr/>
+          <w:p>
+            <w:pPr>
+              <w:pStyle w:val="Compact"/>
+            </w:pPr>
+            <w:r>
+              <w:t xml:space="preserve">0.87x (FLIP)</w:t>
+            </w:r>
+          </w:p>
+        </w:tc>
+        <w:tc>
+          <w:tcPr/>
+          <w:p>
+            <w:pPr>
+              <w:pStyle w:val="Compact"/>
+            </w:pPr>
+            <w:r>
               <w:rPr>
                 <w:b/>
                 <w:bCs/>
               </w:rPr>
-              <w:t xml:space="preserve">FLIP</w:t>
+              <w:t xml:space="preserve">0.87x</w:t>
+            </w:r>
+          </w:p>
+        </w:tc>
+        <w:tc>
+          <w:tcPr/>
+          <w:p>
+            <w:pPr>
+              <w:pStyle w:val="Compact"/>
+            </w:pPr>
+            <w:r>
+              <w:t xml:space="preserve">DISPERSES (cycle-13 refresh; sampling-depth artifact revealed)</w:t>
             </w:r>
           </w:p>
         </w:tc>
@@ -1107,29 +1690,106 @@
               <w:pStyle w:val="Compact"/>
             </w:pPr>
             <w:r>
-              <w:t xml:space="preserve">GMX</w:t>
-            </w:r>
-          </w:p>
-        </w:tc>
-        <w:tc>
-          <w:tcPr/>
-          <w:p>
-            <w:pPr>
-              <w:pStyle w:val="Compact"/>
-            </w:pPr>
-            <w:r>
-              <w:t xml:space="preserve">DeFi</w:t>
-            </w:r>
-          </w:p>
-        </w:tc>
-        <w:tc>
-          <w:tcPr/>
-          <w:p>
-            <w:pPr>
-              <w:pStyle w:val="Compact"/>
-            </w:pPr>
-            <w:r>
-              <w:t xml:space="preserve">(new)</w:t>
+              <w:t xml:space="preserve">ENS</w:t>
+            </w:r>
+          </w:p>
+        </w:tc>
+        <w:tc>
+          <w:tcPr/>
+          <w:p>
+            <w:pPr>
+              <w:pStyle w:val="Compact"/>
+            </w:pPr>
+            <w:r>
+              <w:t xml:space="preserve">Infra</w:t>
+            </w:r>
+          </w:p>
+        </w:tc>
+        <w:tc>
+          <w:tcPr/>
+          <w:p>
+            <w:pPr>
+              <w:pStyle w:val="Compact"/>
+            </w:pPr>
+            <w:r>
+              <w:t xml:space="preserve">n/a</w:t>
+            </w:r>
+          </w:p>
+        </w:tc>
+        <w:tc>
+          <w:tcPr/>
+          <w:p>
+            <w:pPr>
+              <w:pStyle w:val="Compact"/>
+            </w:pPr>
+            <w:r>
+              <w:t xml:space="preserve">n/a</w:t>
+            </w:r>
+          </w:p>
+        </w:tc>
+        <w:tc>
+          <w:tcPr/>
+          <w:p>
+            <w:pPr>
+              <w:pStyle w:val="Compact"/>
+            </w:pPr>
+            <w:r>
+              <w:t xml:space="preserve">0.049 (post-a6d684c3 Cold Wallet PCA)</w:t>
+            </w:r>
+          </w:p>
+        </w:tc>
+        <w:tc>
+          <w:tcPr/>
+          <w:p>
+            <w:pPr>
+              <w:pStyle w:val="Compact"/>
+            </w:pPr>
+            <w:r>
+              <w:t xml:space="preserve">0.049</w:t>
+            </w:r>
+          </w:p>
+        </w:tc>
+        <w:tc>
+          <w:tcPr/>
+          <w:p>
+            <w:pPr>
+              <w:pStyle w:val="Compact"/>
+            </w:pPr>
+            <w:r>
+              <w:t xml:space="preserve">0.022</w:t>
+            </w:r>
+          </w:p>
+        </w:tc>
+        <w:tc>
+          <w:tcPr/>
+          <w:p>
+            <w:pPr>
+              <w:pStyle w:val="Compact"/>
+            </w:pPr>
+            <w:r>
+              <w:t xml:space="preserve">n/a</w:t>
+            </w:r>
+          </w:p>
+        </w:tc>
+        <w:tc>
+          <w:tcPr/>
+          <w:p>
+            <w:pPr>
+              <w:pStyle w:val="Compact"/>
+            </w:pPr>
+            <w:r>
+              <w:t xml:space="preserve">n/a</w:t>
+            </w:r>
+          </w:p>
+        </w:tc>
+        <w:tc>
+          <w:tcPr/>
+          <w:p>
+            <w:pPr>
+              <w:pStyle w:val="Compact"/>
+            </w:pPr>
+            <w:r>
+              <w:t xml:space="preserve">0.45x</w:t>
             </w:r>
           </w:p>
         </w:tc>
@@ -1144,32 +1804,23 @@
                 <w:b/>
                 <w:bCs/>
               </w:rPr>
-              <w:t xml:space="preserve">0.065</w:t>
-            </w:r>
-          </w:p>
-        </w:tc>
-        <w:tc>
-          <w:tcPr/>
-          <w:p>
-            <w:pPr>
-              <w:pStyle w:val="Compact"/>
-            </w:pPr>
-            <w:r>
-              <w:t xml:space="preserve">0.077</w:t>
-            </w:r>
-          </w:p>
-        </w:tc>
-        <w:tc>
-          <w:tcPr/>
-          <w:p>
-            <w:pPr>
-              <w:pStyle w:val="Compact"/>
-            </w:pPr>
-            <w:r>
-              <w:t xml:space="preserve">(new)</w:t>
-            </w:r>
-          </w:p>
-        </w:tc>
+              <w:t xml:space="preserve">0.45x</w:t>
+            </w:r>
+          </w:p>
+        </w:tc>
+        <w:tc>
+          <w:tcPr/>
+          <w:p>
+            <w:pPr>
+              <w:pStyle w:val="Compact"/>
+            </w:pPr>
+            <w:r>
+              <w:t xml:space="preserve">disperses (mature-delegate-program counterexample)</w:t>
+            </w:r>
+          </w:p>
+        </w:tc>
+      </w:tr>
+      <w:tr>
         <w:tc>
           <w:tcPr/>
           <w:p>
@@ -1181,53 +1832,7 @@
                 <w:b/>
                 <w:bCs/>
               </w:rPr>
-              <w:t xml:space="preserve">1.2x</w:t>
-            </w:r>
-          </w:p>
-        </w:tc>
-        <w:tc>
-          <w:tcPr/>
-          <w:p>
-            <w:pPr>
-              <w:pStyle w:val="Compact"/>
-            </w:pPr>
-            <w:r>
-              <w:t xml:space="preserve">new (Tier B1)</w:t>
-            </w:r>
-          </w:p>
-        </w:tc>
-      </w:tr>
-      <w:tr>
-        <w:tc>
-          <w:tcPr/>
-          <w:p>
-            <w:pPr>
-              <w:pStyle w:val="Compact"/>
-            </w:pPr>
-            <w:r>
-              <w:t xml:space="preserve">ENS</w:t>
-            </w:r>
-          </w:p>
-        </w:tc>
-        <w:tc>
-          <w:tcPr/>
-          <w:p>
-            <w:pPr>
-              <w:pStyle w:val="Compact"/>
-            </w:pPr>
-            <w:r>
-              <w:t xml:space="preserve">Infra</w:t>
-            </w:r>
-          </w:p>
-        </w:tc>
-        <w:tc>
-          <w:tcPr/>
-          <w:p>
-            <w:pPr>
-              <w:pStyle w:val="Compact"/>
-            </w:pPr>
-            <w:r>
-              <w:t xml:space="preserve">(new)</w:t>
+              <w:t xml:space="preserve">JUP</w:t>
             </w:r>
           </w:p>
         </w:tc>
@@ -1242,29 +1847,7 @@
                 <w:b/>
                 <w:bCs/>
               </w:rPr>
-              <w:t xml:space="preserve">0.049</w:t>
-            </w:r>
-          </w:p>
-        </w:tc>
-        <w:tc>
-          <w:tcPr/>
-          <w:p>
-            <w:pPr>
-              <w:pStyle w:val="Compact"/>
-            </w:pPr>
-            <w:r>
-              <w:t xml:space="preserve">0.028</w:t>
-            </w:r>
-          </w:p>
-        </w:tc>
-        <w:tc>
-          <w:tcPr/>
-          <w:p>
-            <w:pPr>
-              <w:pStyle w:val="Compact"/>
-            </w:pPr>
-            <w:r>
-              <w:t xml:space="preserve">(new)</w:t>
+              <w:t xml:space="preserve">DeFi</w:t>
             </w:r>
           </w:p>
         </w:tc>
@@ -1279,18 +1862,528 @@
                 <w:b/>
                 <w:bCs/>
               </w:rPr>
-              <w:t xml:space="preserve">0.57x</w:t>
-            </w:r>
-          </w:p>
-        </w:tc>
-        <w:tc>
-          <w:tcPr/>
-          <w:p>
-            <w:pPr>
-              <w:pStyle w:val="Compact"/>
-            </w:pPr>
-            <w:r>
-              <w:t xml:space="preserve">new (dispersion)</w:t>
+              <w:t xml:space="preserve">n/a</w:t>
+            </w:r>
+          </w:p>
+        </w:tc>
+        <w:tc>
+          <w:tcPr/>
+          <w:p>
+            <w:pPr>
+              <w:pStyle w:val="Compact"/>
+            </w:pPr>
+            <w:r>
+              <w:rPr>
+                <w:b/>
+                <w:bCs/>
+              </w:rPr>
+              <w:t xml:space="preserve">n/a</w:t>
+            </w:r>
+          </w:p>
+        </w:tc>
+        <w:tc>
+          <w:tcPr/>
+          <w:p>
+            <w:pPr>
+              <w:pStyle w:val="Compact"/>
+            </w:pPr>
+            <w:r>
+              <w:rPr>
+                <w:b/>
+                <w:bCs/>
+              </w:rPr>
+              <w:t xml:space="preserve">n/a</w:t>
+            </w:r>
+          </w:p>
+        </w:tc>
+        <w:tc>
+          <w:tcPr/>
+          <w:p>
+            <w:pPr>
+              <w:pStyle w:val="Compact"/>
+            </w:pPr>
+            <w:r>
+              <w:rPr>
+                <w:b/>
+                <w:bCs/>
+              </w:rPr>
+              <w:t xml:space="preserve">0.096 (Cycle-15 Solana addition; Helius DAS API)</w:t>
+            </w:r>
+          </w:p>
+        </w:tc>
+        <w:tc>
+          <w:tcPr/>
+          <w:p>
+            <w:pPr>
+              <w:pStyle w:val="Compact"/>
+            </w:pPr>
+            <w:r>
+              <w:rPr>
+                <w:b/>
+                <w:bCs/>
+              </w:rPr>
+              <w:t xml:space="preserve">0.0055 (Solana delegated-vote per</w:t>
+            </w:r>
+            <w:r>
+              <w:rPr>
+                <w:b/>
+                <w:bCs/>
+              </w:rPr>
+              <w:t xml:space="preserve"> </w:t>
+            </w:r>
+            <w:r>
+              <w:rPr>
+                <w:rStyle w:val="VerbatimChar"/>
+                <w:b/>
+                <w:bCs/>
+              </w:rPr>
+              <w:t xml:space="preserve">jupiter_solana.govern_call_setvote</w:t>
+            </w:r>
+            <w:r>
+              <w:rPr>
+                <w:b/>
+                <w:bCs/>
+              </w:rPr>
+              <w:t xml:space="preserve">)</w:t>
+            </w:r>
+          </w:p>
+        </w:tc>
+        <w:tc>
+          <w:tcPr/>
+          <w:p>
+            <w:pPr>
+              <w:pStyle w:val="Compact"/>
+            </w:pPr>
+            <w:r>
+              <w:rPr>
+                <w:b/>
+                <w:bCs/>
+              </w:rPr>
+              <w:t xml:space="preserve">n/a</w:t>
+            </w:r>
+          </w:p>
+        </w:tc>
+        <w:tc>
+          <w:tcPr/>
+          <w:p>
+            <w:pPr>
+              <w:pStyle w:val="Compact"/>
+            </w:pPr>
+            <w:r>
+              <w:rPr>
+                <w:b/>
+                <w:bCs/>
+              </w:rPr>
+              <w:t xml:space="preserve">n/a</w:t>
+            </w:r>
+          </w:p>
+        </w:tc>
+        <w:tc>
+          <w:tcPr/>
+          <w:p>
+            <w:pPr>
+              <w:pStyle w:val="Compact"/>
+            </w:pPr>
+            <w:r>
+              <w:rPr>
+                <w:b/>
+                <w:bCs/>
+              </w:rPr>
+              <w:t xml:space="preserve">n/a</w:t>
+            </w:r>
+          </w:p>
+        </w:tc>
+        <w:tc>
+          <w:tcPr/>
+          <w:p>
+            <w:pPr>
+              <w:pStyle w:val="Compact"/>
+            </w:pPr>
+            <w:r>
+              <w:rPr>
+                <w:b/>
+                <w:bCs/>
+              </w:rPr>
+              <w:t xml:space="preserve">0.057x</w:t>
+            </w:r>
+          </w:p>
+        </w:tc>
+        <w:tc>
+          <w:tcPr/>
+          <w:p>
+            <w:pPr>
+              <w:pStyle w:val="Compact"/>
+            </w:pPr>
+            <w:r>
+              <w:rPr>
+                <w:b/>
+                <w:bCs/>
+              </w:rPr>
+              <w:t xml:space="preserve">DISPERSES (most-extreme dispersion outlier in cross-section; 8x more extreme than ENS; Section 3.5.4)</w:t>
+            </w:r>
+          </w:p>
+        </w:tc>
+      </w:tr>
+      <w:tr>
+        <w:tc>
+          <w:tcPr/>
+          <w:p>
+            <w:pPr>
+              <w:pStyle w:val="Compact"/>
+            </w:pPr>
+            <w:r>
+              <w:rPr>
+                <w:b/>
+                <w:bCs/>
+              </w:rPr>
+              <w:t xml:space="preserve">HNT</w:t>
+            </w:r>
+          </w:p>
+        </w:tc>
+        <w:tc>
+          <w:tcPr/>
+          <w:p>
+            <w:pPr>
+              <w:pStyle w:val="Compact"/>
+            </w:pPr>
+            <w:r>
+              <w:rPr>
+                <w:b/>
+                <w:bCs/>
+              </w:rPr>
+              <w:t xml:space="preserve">DePIN</w:t>
+            </w:r>
+          </w:p>
+        </w:tc>
+        <w:tc>
+          <w:tcPr/>
+          <w:p>
+            <w:pPr>
+              <w:pStyle w:val="Compact"/>
+            </w:pPr>
+            <w:r>
+              <w:rPr>
+                <w:b/>
+                <w:bCs/>
+              </w:rPr>
+              <w:t xml:space="preserve">n/a</w:t>
+            </w:r>
+          </w:p>
+        </w:tc>
+        <w:tc>
+          <w:tcPr/>
+          <w:p>
+            <w:pPr>
+              <w:pStyle w:val="Compact"/>
+            </w:pPr>
+            <w:r>
+              <w:rPr>
+                <w:b/>
+                <w:bCs/>
+              </w:rPr>
+              <w:t xml:space="preserve">n/a</w:t>
+            </w:r>
+          </w:p>
+        </w:tc>
+        <w:tc>
+          <w:tcPr/>
+          <w:p>
+            <w:pPr>
+              <w:pStyle w:val="Compact"/>
+            </w:pPr>
+            <w:r>
+              <w:rPr>
+                <w:b/>
+                <w:bCs/>
+              </w:rPr>
+              <w:t xml:space="preserve">n/a</w:t>
+            </w:r>
+          </w:p>
+        </w:tc>
+        <w:tc>
+          <w:tcPr/>
+          <w:p>
+            <w:pPr>
+              <w:pStyle w:val="Compact"/>
+            </w:pPr>
+            <w:r>
+              <w:rPr>
+                <w:b/>
+                <w:bCs/>
+              </w:rPr>
+              <w:t xml:space="preserve">0.075 (Cycle-15 Solana addition)</w:t>
+            </w:r>
+          </w:p>
+        </w:tc>
+        <w:tc>
+          <w:tcPr/>
+          <w:p>
+            <w:pPr>
+              <w:pStyle w:val="Compact"/>
+            </w:pPr>
+            <w:r>
+              <w:rPr>
+                <w:b/>
+                <w:bCs/>
+              </w:rPr>
+              <w:t xml:space="preserve">0.026-0.039 (VSR lockup-weight via Helius RPC; 14.8% closed-position sensitivity range)</w:t>
+            </w:r>
+          </w:p>
+        </w:tc>
+        <w:tc>
+          <w:tcPr/>
+          <w:p>
+            <w:pPr>
+              <w:pStyle w:val="Compact"/>
+            </w:pPr>
+            <w:r>
+              <w:rPr>
+                <w:b/>
+                <w:bCs/>
+              </w:rPr>
+              <w:t xml:space="preserve">n/a</w:t>
+            </w:r>
+          </w:p>
+        </w:tc>
+        <w:tc>
+          <w:tcPr/>
+          <w:p>
+            <w:pPr>
+              <w:pStyle w:val="Compact"/>
+            </w:pPr>
+            <w:r>
+              <w:rPr>
+                <w:b/>
+                <w:bCs/>
+              </w:rPr>
+              <w:t xml:space="preserve">n/a</w:t>
+            </w:r>
+          </w:p>
+        </w:tc>
+        <w:tc>
+          <w:tcPr/>
+          <w:p>
+            <w:pPr>
+              <w:pStyle w:val="Compact"/>
+            </w:pPr>
+            <w:r>
+              <w:rPr>
+                <w:b/>
+                <w:bCs/>
+              </w:rPr>
+              <w:t xml:space="preserve">n/a</w:t>
+            </w:r>
+          </w:p>
+        </w:tc>
+        <w:tc>
+          <w:tcPr/>
+          <w:p>
+            <w:pPr>
+              <w:pStyle w:val="Compact"/>
+            </w:pPr>
+            <w:r>
+              <w:rPr>
+                <w:b/>
+                <w:bCs/>
+              </w:rPr>
+              <w:t xml:space="preserve">0.35x-0.53x</w:t>
+            </w:r>
+          </w:p>
+        </w:tc>
+        <w:tc>
+          <w:tcPr/>
+          <w:p>
+            <w:pPr>
+              <w:pStyle w:val="Compact"/>
+            </w:pPr>
+            <w:r>
+              <w:rPr>
+                <w:b/>
+                <w:bCs/>
+              </w:rPr>
+              <w:t xml:space="preserve">DISPERSES (Solana VSR-lockup-weighted; Section 3.5.4)</w:t>
+            </w:r>
+          </w:p>
+        </w:tc>
+      </w:tr>
+      <w:tr>
+        <w:tc>
+          <w:tcPr/>
+          <w:p>
+            <w:pPr>
+              <w:pStyle w:val="Compact"/>
+            </w:pPr>
+            <w:r>
+              <w:rPr>
+                <w:b/>
+                <w:bCs/>
+              </w:rPr>
+              <w:t xml:space="preserve">DRIFT</w:t>
+            </w:r>
+          </w:p>
+        </w:tc>
+        <w:tc>
+          <w:tcPr/>
+          <w:p>
+            <w:pPr>
+              <w:pStyle w:val="Compact"/>
+            </w:pPr>
+            <w:r>
+              <w:rPr>
+                <w:b/>
+                <w:bCs/>
+              </w:rPr>
+              <w:t xml:space="preserve">DeFi</w:t>
+            </w:r>
+          </w:p>
+        </w:tc>
+        <w:tc>
+          <w:tcPr/>
+          <w:p>
+            <w:pPr>
+              <w:pStyle w:val="Compact"/>
+            </w:pPr>
+            <w:r>
+              <w:rPr>
+                <w:b/>
+                <w:bCs/>
+              </w:rPr>
+              <w:t xml:space="preserve">n/a</w:t>
+            </w:r>
+          </w:p>
+        </w:tc>
+        <w:tc>
+          <w:tcPr/>
+          <w:p>
+            <w:pPr>
+              <w:pStyle w:val="Compact"/>
+            </w:pPr>
+            <w:r>
+              <w:rPr>
+                <w:b/>
+                <w:bCs/>
+              </w:rPr>
+              <w:t xml:space="preserve">n/a</w:t>
+            </w:r>
+          </w:p>
+        </w:tc>
+        <w:tc>
+          <w:tcPr/>
+          <w:p>
+            <w:pPr>
+              <w:pStyle w:val="Compact"/>
+            </w:pPr>
+            <w:r>
+              <w:rPr>
+                <w:b/>
+                <w:bCs/>
+              </w:rPr>
+              <w:t xml:space="preserve">n/a</w:t>
+            </w:r>
+          </w:p>
+        </w:tc>
+        <w:tc>
+          <w:tcPr/>
+          <w:p>
+            <w:pPr>
+              <w:pStyle w:val="Compact"/>
+            </w:pPr>
+            <w:r>
+              <w:rPr>
+                <w:b/>
+                <w:bCs/>
+              </w:rPr>
+              <w:t xml:space="preserve">0.053 (Cycle-15 Solana addition)</w:t>
+            </w:r>
+          </w:p>
+        </w:tc>
+        <w:tc>
+          <w:tcPr/>
+          <w:p>
+            <w:pPr>
+              <w:pStyle w:val="Compact"/>
+            </w:pPr>
+            <w:r>
+              <w:rPr>
+                <w:b/>
+                <w:bCs/>
+              </w:rPr>
+              <w:t xml:space="preserve">0.083 (VSR-weighted via Helius RPC VoteRecordV2 parsing)</w:t>
+            </w:r>
+          </w:p>
+        </w:tc>
+        <w:tc>
+          <w:tcPr/>
+          <w:p>
+            <w:pPr>
+              <w:pStyle w:val="Compact"/>
+            </w:pPr>
+            <w:r>
+              <w:rPr>
+                <w:b/>
+                <w:bCs/>
+              </w:rPr>
+              <w:t xml:space="preserve">n/a</w:t>
+            </w:r>
+          </w:p>
+        </w:tc>
+        <w:tc>
+          <w:tcPr/>
+          <w:p>
+            <w:pPr>
+              <w:pStyle w:val="Compact"/>
+            </w:pPr>
+            <w:r>
+              <w:rPr>
+                <w:b/>
+                <w:bCs/>
+              </w:rPr>
+              <w:t xml:space="preserve">n/a</w:t>
+            </w:r>
+          </w:p>
+        </w:tc>
+        <w:tc>
+          <w:tcPr/>
+          <w:p>
+            <w:pPr>
+              <w:pStyle w:val="Compact"/>
+            </w:pPr>
+            <w:r>
+              <w:rPr>
+                <w:b/>
+                <w:bCs/>
+              </w:rPr>
+              <w:t xml:space="preserve">n/a</w:t>
+            </w:r>
+          </w:p>
+        </w:tc>
+        <w:tc>
+          <w:tcPr/>
+          <w:p>
+            <w:pPr>
+              <w:pStyle w:val="Compact"/>
+            </w:pPr>
+            <w:r>
+              <w:rPr>
+                <w:b/>
+                <w:bCs/>
+              </w:rPr>
+              <w:t xml:space="preserve">1.6x</w:t>
+            </w:r>
+          </w:p>
+        </w:tc>
+        <w:tc>
+          <w:tcPr/>
+          <w:p>
+            <w:pPr>
+              <w:pStyle w:val="Compact"/>
+            </w:pPr>
+            <w:r>
+              <w:rPr>
+                <w:b/>
+                <w:bCs/>
+              </w:rPr>
+              <w:t xml:space="preserve">amplifies (NEW lowest amplifier; Solana VSR-lockup-weighted; Section 3.5.4)</w:t>
             </w:r>
           </w:p>
         </w:tc>
@@ -1301,6 +2394,26 @@
         <w:pStyle w:val="BodyText"/>
       </w:pPr>
       <w:r>
+        <w:t xml:space="preserve">Note: Tally rows refreshed at cycle 13 to top-1000 delegate samples (Aave further refreshed at Cycle 15 to all-delegates N=150,911); voting HHIs and ratios reflect post-refresh values. Snapshot rows refreshed at cycle 13 to all-proposals-in-12-month-rolling-window methodology; per-protocol voting-HHI shifts documented in EC-2026-05-21-B2-Voting-HHI-Sampling-Methodology-Floor. Solana rows added in Cycle 15 (commit</w:t>
+      </w:r>
+      <w:r>
+        <w:t xml:space="preserve"> </w:t>
+      </w:r>
+      <w:r>
+        <w:rPr>
+          <w:rStyle w:val="VerbatimChar"/>
+        </w:rPr>
+        <w:t xml:space="preserve">1751fd5c</w:t>
+      </w:r>
+      <w:r>
+        <w:t xml:space="preserve">) via on-chain governance program parsing (JUP via Dune decoded namespace; HNT and DRIFT via Helius RPC SPL Governance VoteRecordV2 accounts). The Aethir Table 4 row was also updated in Cycle 15 Pass 6 audit from HHI 0.0868 to 0.0948 reflecting the post-cycle-4 0xfc78 Safe multisig exclusion that the caption already documented; Table 4 row data now consistent with caption + canonical replication CSV.</w:t>
+      </w:r>
+    </w:p>
+    <w:p>
+      <w:pPr>
+        <w:pStyle w:val="BodyText"/>
+      </w:pPr>
+      <w:r>
         <w:rPr>
           <w:b/>
           <w:bCs/>
@@ -1323,19 +2436,25 @@
         <w:t xml:space="preserve"> </w:t>
       </w:r>
       <w:r>
-        <w:t xml:space="preserve">to</w:t>
-      </w:r>
-      <w:r>
-        <w:t xml:space="preserve"> </w:t>
-      </w:r>
-      <w:r>
-        <w:t xml:space="preserve">“delegation amplifies governance concentration in nine of ten protocols sampled, with one structural exception (ENS at 0.39x), and magnitude (not direction) varying by institutional design within sector.”</w:t>
-      </w:r>
-      <w:r>
-        <w:t xml:space="preserve"> </w:t>
-      </w:r>
-      <w:r>
-        <w:t xml:space="preserve">The Tier B1 expansion added GMX and ENS to Table 7; ENS is the structural-exception case in which a mature delegate program (~100 active community delegates with public delegate platforms and recurring delegate compensation) systematically distributes voting power below the holding baseline. We have rewritten Section 3.5 (opening paragraph, DeFi paragraph, Optimism / Arbitrum paragraph, Citizens’ House / Dual Governance paragraph, Fritsch et al. extension paragraph), Section 3.5.1 ENS counterexample subsection, Section 3.5.2 ve-token-class subsection, abstract finding 4, Section 1.4 finding 4, and the Section 4.1 design-hypotheses synthesis to reflect the universal-amplification thesis with the ENS structural-exception case.</w:t>
+        <w:t xml:space="preserve">(the R1-era framing) to</w:t>
+      </w:r>
+      <w:r>
+        <w:t xml:space="preserve"> </w:t>
+      </w:r>
+      <w:r>
+        <w:t xml:space="preserve">“delegation amplifies governance concentration in nine of ten protocols sampled, with one structural exception (ENS at 0.57x dispersion) and with magnitude varying by institutional design within sector”</w:t>
+      </w:r>
+      <w:r>
+        <w:t xml:space="preserve"> </w:t>
+      </w:r>
+      <w:r>
+        <w:t xml:space="preserve">(the R2-current near-universal-amplification framing, post deep-PCA-audit cycle 2026-05-19 sample expansion). The R2-2026-05-17 framing (</w:t>
+      </w:r>
+      <w:r>
+        <w:t xml:space="preserve">“universal-amplification across all eight protocols”</w:t>
+      </w:r>
+      <w:r>
+        <w:t xml:space="preserve">) was an intermediate-state framing valid at this letter’s authoring date; the post-2026-05-17 deep-PCA-audit expanded the sample to N=10 and surfaced the ENS structural counterexample, reframing the thesis to near-universal. We have rewritten Section 3.5 (opening paragraph, DeFi paragraph, Optimism/Arbitrum paragraph, Citizens’ House/Dual Governance paragraph, Fritsch et al. extension paragraph), Section 3.5.1 ENS counterexample subsection (added in deep-PCA-audit cycle), Section 3.5.2 ve-token class subsection, abstract finding 4, Section 1.4 finding 4, and the Section 4.1 design-hypotheses synthesis to reflect the near-universal framing.</w:t>
       </w:r>
     </w:p>
     <w:p>
@@ -1365,7 +2484,7 @@
         <w:t xml:space="preserve"> </w:t>
       </w:r>
       <w:r>
-        <w:t xml:space="preserve">with the revised holding HHI is opposite to what our data produces. The R1-corrected Lido holding HHI (Table 4 value 0.013) yields an amplification ratio of 6.8x, higher than the R1 Table 7’s reported 4.8x. Subsequent post-R1 audit waves during the R2 cycle further reduced Lido’s holding HHI: the canonical regression CSV was found to have computed Lido’s row from an older 189-row curated holder file while every other row used the universal top-1000 methodology; recomputing under universal methodology yielded 0.038 (mid-cycle 2026-05-18 state); the 126-address deep PCA audit (completed 2026-05-19) then identified Bybit hot wallet and Binance 14 cold wallet as Class 5 (CEX custody) addresses on the Lido top-1000 list, bringing post-PCA Lido holding HHI to 0.008 and amplification ratio to 11.4x. Lido now sits at the top of the cross-protocol amplification distribution; the universal-amplification thesis is unchanged in direction; the magnitude is at the upper end. The canonical exclusion set is documented in</w:t>
+        <w:t xml:space="preserve">with the revised holding HHI is opposite to what our data produces. The R1-corrected Lido holding HHI (Table 4 value 0.013 at this letter’s authoring date) yielded an amplification ratio of 6.8x. The R2-2026-05-17 Table 7 reported 6.8x. The post-2026-05-17 deep-PCA-audit cycle (commit</w:t>
       </w:r>
       <w:r>
         <w:t xml:space="preserve"> </w:t>
@@ -1374,13 +2493,46 @@
         <w:rPr>
           <w:rStyle w:val="VerbatimChar"/>
         </w:rPr>
-        <w:t xml:space="preserve">data/processed/exclusions_log.csv</w:t>
-      </w:r>
-      <w:r>
-        <w:t xml:space="preserve"> </w:t>
-      </w:r>
-      <w:r>
-        <w:t xml:space="preserve">(126 rows; 38 protocols).</w:t>
+        <w:t xml:space="preserve">3a8c3065</w:t>
+      </w:r>
+      <w:r>
+        <w:t xml:space="preserve">; 2026-05-19) further refined Lido holding HHI to 0.008 (per PCA exclusion of additional Lido DAO addresses identified in the 126-address audit). The cycle-13 voting-HHI methodology refresh (commit</w:t>
+      </w:r>
+      <w:r>
+        <w:t xml:space="preserve"> </w:t>
+      </w:r>
+      <w:r>
+        <w:rPr>
+          <w:rStyle w:val="VerbatimChar"/>
+        </w:rPr>
+        <w:t xml:space="preserve">99036422</w:t>
+      </w:r>
+      <w:r>
+        <w:t xml:space="preserve">; 2026-05-21) expanded the Lido Snapshot pull from sample-bounded (N=262 across 5 proposals) to comprehensive (N=333 across all proposals in the 12-month rolling window), yielding voting HHI 0.050 and amplification ratio 6.3x. The R2-2026-05-17 6.8x and the post-deep-PCA-audit 11.4x are preserved as audit-trail in the F-B2-9 cascade chain documented in</w:t>
+      </w:r>
+      <w:r>
+        <w:t xml:space="preserve"> </w:t>
+      </w:r>
+      <w:r>
+        <w:rPr>
+          <w:rStyle w:val="VerbatimChar"/>
+        </w:rPr>
+        <w:t xml:space="preserve">docs/KEY_FINDINGS.md</w:t>
+      </w:r>
+      <w:r>
+        <w:t xml:space="preserve">; the R2-current 6.3x at cycle-13 sampling depth supersedes per EC-2026-05-21-B2-Voting-HHI-Sampling-Methodology-Floor. The prior 6.8x figure is preserved as audit-trail in the F-B2-9 cascade chain documented in</w:t>
+      </w:r>
+      <w:r>
+        <w:t xml:space="preserve"> </w:t>
+      </w:r>
+      <w:r>
+        <w:rPr>
+          <w:rStyle w:val="VerbatimChar"/>
+        </w:rPr>
+        <w:t xml:space="preserve">docs/KEY_FINDINGS.md</w:t>
+      </w:r>
+      <w:r>
+        <w:t xml:space="preserve">. If the reviewer is computing a different Lido holding HHI from an alternative exclusion list (for example, one that does not exclude the Lido DAO Aragon treasury), we would welcome specification of the methodology; the canonical exclusion set we apply is documented in Supplementary File S6.</w:t>
       </w:r>
     </w:p>
     <w:p>
@@ -1398,7 +2550,7 @@
         <w:t xml:space="preserve"> </w:t>
       </w:r>
       <w:r>
-        <w:t xml:space="preserve">The pre-correction Uniswap result (0.84x) had been cited as evidence that Uniswap’s mature delegate program disperses governance power. With the burn address exclusion applied (the canonical 0x000…000dead holding 102.5M UNI, 11.3 percent of supply, structurally unable to participate in governance), Uniswap joins the universal-amplification pattern at 2.8x. We document this transition explicitly in Section 3.5 because the prior result was load-bearing in the dispersion-via-mature-delegate-program literature; the corrected analysis indicates the prior result was driven by including a wallet that structurally cannot vote in the holding denominator. The dispersion finding now attaches not to Uniswap (Tally) but to ENS (Tally; 0.39x ratio); see Section 3.5.1 for the ENS-as-institutional-design-counterexample analysis.</w:t>
+        <w:t xml:space="preserve">The pre-correction Uniswap result (0.84x) had been cited as evidence that Uniswap’s mature delegate program disperses governance power. With the burn address exclusion applied (the canonical 0x000…000dead holding 102.5M UNI, 11.3 percent of supply, structurally unable to participate in governance), Uniswap joins the universal-amplification pattern at 2.7x. We document this transition explicitly in Section 3.5 because the prior result was load-bearing in the dispersion-via-mature-delegate-program literature; the corrected analysis indicates the prior result was driven by including a wallet that structurally cannot vote in the holding denominator.</w:t>
       </w:r>
     </w:p>
     <w:p>
@@ -1416,7 +2568,7 @@
         <w:t xml:space="preserve"> </w:t>
       </w:r>
       <w:r>
-        <w:t xml:space="preserve">Phase 0 fact-checking of the Tally API surfaced a substantive methodological finding: the top COMP Tally delegate (21.5% of total delegated voting power in the May 2026 pull) is Compound Foundation itself, structurally a protocol-controlled entity. Applying PCA exclusion symmetrically at the voting layer (consistent with the holding-side methodology) drops Compound’s voting HHI from 0.078 to 0.052 and the amplification ratio from 8.7x to 5.8x (using current post-deep-audit Compound holding HHI 0.009). The R1 Snapshot-based COMP voting HHI value (0.053) is essentially equivalent to the PCA-excluded Tally value (0.052); the R1 methodology choice already approximated the PCA-exclusion outcome. Aave’s top delegate is the stkAAVE staking contract (21.9% of total delegated voting power); symmetric exclusion drops Aave’s voting HHI from 0.076 to 0.045 and the amplification ratio from 5.9x to 3.5x (using current post-audit Aave holding HHI 0.013). We document this analysis as a Section 3.7 PCA-symmetric robustness paragraph showing universal amplification holds across all 5 Tally-sourced protocols (Compound 5.8x, Aave 3.5x, Uniswap 2.8x, Optimism 3.6x, Arbitrum 4.4x) even under symmetric PCA exclusion.</w:t>
+        <w:t xml:space="preserve">Phase 0 fact-checking of the Tally API surfaced a substantive methodological finding: the top COMP Tally delegate (21.5% of total delegated voting power in the May 2026 pull) is Compound Foundation itself, structurally a protocol-controlled entity. Applying PCA exclusion symmetrically at the voting layer (consistent with the holding-side methodology) drops Compound’s voting HHI from 0.078 to 0.052 and the amplification ratio from 1.89x to 1.85x. The R1 Snapshot-based COMP voting HHI value (0.053) is essentially equivalent to the PCA-excluded Tally value (0.052); the R1 methodology choice already approximated the PCA-exclusion outcome. We document this analysis as a Section 3.7 PCA-symmetric robustness paragraph showing universal amplification holds across all 5 Tally-sourced protocols (Compound 1.85x, Aave 2.26x, Uniswap 2.72x, Optimism 4.06x, Arbitrum 3.01x) even under symmetric PCA exclusion.</w:t>
       </w:r>
     </w:p>
     <w:p>
@@ -1596,7 +2748,7 @@
         <w:t xml:space="preserve">Section 4.1 (publicity-territory list)</w:t>
       </w:r>
       <w:r>
-        <w:t xml:space="preserve">: CRV removed from the upper-end-of-distribution territory list (which is now Aethir 0.095, Livepeer 0.199, WeatherXM 0.148). The veCRV discussion is reserved for the Section 4.1 ve-locking paragraph.</w:t>
+        <w:t xml:space="preserve">: CRV removed from the upper-end-of-distribution territory list (which is now Livepeer 0.199, WeatherXM 0.148, Aethir 0.153). The veCRV discussion is reserved for the Section 4.1 ve-locking paragraph.</w:t>
       </w:r>
     </w:p>
     <w:p>
@@ -1623,7 +2775,7 @@
         <w:pStyle w:val="FirstParagraph"/>
       </w:pPr>
       <w:r>
-        <w:t xml:space="preserve">The Aethir HHI in Table 4 was also corrected: the R1 footnote value of 0.171 reflected the March 2026 cascade snapshot; the R2 direct Dune pull (May 2026 top-1000) yields 0.087 under the universal ATH Top-N% convention applied in this manuscript (Section 2.10.2). Both reflect raw top-1000 holder concentration; the drift between snapshots and the Top-N% convention alignment are documented in Section 2.10.3.</w:t>
+        <w:t xml:space="preserve">The Aethir HHI in Table 4 was also corrected: the R1 footnote value of 0.171 reflected the March 2026 cascade snapshot; the R2 direct Dune pull (May 2026) yields 0.153. Both reflect raw top-1000 holder concentration; the drift between snapshots is documented in the Section 2.10.3 snapshot-discipline note.</w:t>
       </w:r>
     </w:p>
     <w:p>
@@ -1745,7 +2897,7 @@
         </w:numPr>
       </w:pPr>
       <w:r>
-        <w:t xml:space="preserve">Aethir (ATH; Ethereum ERC-20): pulled via Dune erc20_ethereum.evt_transfer net-balance aggregation (top-1000 holders; May 2026 holders_ATH_2026-05-17.csv). HHI 0.095, Gini 0.943, Top-1% 19.74% (top-1-holder share), Top-10% 83.8% (top-10-holders cumulative share) under the universal ATH Top-N% convention codified in Section 2.10.2. Added as full Table 4 row.</w:t>
+        <w:t xml:space="preserve">Aethir (ATH; Ethereum ERC-20): pulled via Dune erc20_ethereum.evt_transfer net-balance aggregation (top-1000 holders). HHI 0.153, Gini 0.98, Top-1% 33.6%, Top-10% 83.8%. Added as full Table 4 row.</w:t>
       </w:r>
     </w:p>
     <w:p>
@@ -1783,7 +2935,7 @@
         <w:t xml:space="preserve">tokenterminal_financials.csv</w:t>
       </w:r>
       <w:r>
-        <w:t xml:space="preserve">. The R2 audit (Phase 0 Tier A2) confirmed that the canonical regression dataset contains 19 protocols with non-null Token Terminal subsidy_ratio data; the manuscript’s N=22 was a stale count from an earlier draft. For R2:</w:t>
+        <w:t xml:space="preserve">. The R2 audit (Phase 0 Tier A2) confirmed that the canonical regression dataset contains 19 protocols with non-null Token Terminal subsidy_ratio data at this letter’s authoring date; the manuscript’s N=22 was a stale count from an earlier draft. The post-2026-05-17 cycle 6 finalization workstream (cycle 12 net-flow operationalization 2026-05-19) further expanded the sample to N=20 with Pearson r=0.12, p=0.61. For R2-current:</w:t>
       </w:r>
     </w:p>
     <w:p>
@@ -1807,7 +2959,7 @@
         <w:t xml:space="preserve"> </w:t>
       </w:r>
       <w:r>
-        <w:t xml:space="preserve">row is updated to N=19 with corresponding Pearson r=0.10 (computed directly from the 19 protocols with TT subsidy data). Closely matches the manuscript’s previously-reported r=0.095, confirming the qualitative conclusion (null cross-sector association) but with the corrected N.</w:t>
+        <w:t xml:space="preserve">row is updated to N=20 with corresponding Pearson r=0.12, p=0.61 (computed directly from the 20 protocols with TT subsidy data in the post-2026-05-17 canonical regression dataset). Closely matches the manuscript’s previously-reported r=0.095/0.10 line, confirming the qualitative conclusion (null cross-sector association) but with the corrected N.</w:t>
       </w:r>
     </w:p>
     <w:p>
@@ -1819,7 +2971,7 @@
         </w:numPr>
       </w:pPr>
       <w:r>
-        <w:t xml:space="preserve">The Section 3.7 paragraph documenting the TT-expanded robustness check is updated to N=19 with r=0.097.</w:t>
+        <w:t xml:space="preserve">The Section 3.7 paragraph documenting the TT-expanded robustness check is updated to N=20 with r=0.12.</w:t>
       </w:r>
     </w:p>
     <w:p>
@@ -1831,7 +2983,22 @@
         </w:numPr>
       </w:pPr>
       <w:r>
-        <w:t xml:space="preserve">A new supplementary sensitivity check is added: combining TT subsidy with on-chain subsidy data for protocols where TT data is not available yields N=25 (or N=22 with non-zero subsidy under either metric). Pearson r=0.42 with Livepeer included and r=0.008 with Livepeer excluded. This broader combined-sample sensitivity replicates the main Section 3.7 finding qualitatively: subsidy correlates with HHI only through Livepeer’s 88.5x subsidy outlier.</w:t>
+        <w:t xml:space="preserve">A new supplementary sensitivity check is added: combining TT subsidy with on-chain subsidy data for protocols where TT data is not available yields N=26 across both methodologies (post-2026-05-17 cycle 6 expansion from N=25; cycle 12 net-flow operationalization 2026-05-19); the subset with non-zero subsidy under either metric is N=23 (post-2026-05-17 cycle 6 expansion from N=22; live recompute against sibling regression CSV verified). Pearson r=0.59 with Livepeer included and r=0.01 with Livepeer excluded (post-2026-05-17 cycle 6 cascade per commit</w:t>
+      </w:r>
+      <w:r>
+        <w:t xml:space="preserve"> </w:t>
+      </w:r>
+      <w:r>
+        <w:rPr>
+          <w:rStyle w:val="VerbatimChar"/>
+        </w:rPr>
+        <w:t xml:space="preserve">46d79ee0</w:t>
+      </w:r>
+      <w:r>
+        <w:t xml:space="preserve"> </w:t>
+      </w:r>
+      <w:r>
+        <w:t xml:space="preserve">L2732-2734 cascade; r inclusive was 0.42 + r excluding was 0.008 in R2-2026-05-17 intermediate state). This broader combined-sample sensitivity replicates the main Section 3.7 finding qualitatively: subsidy correlates with HHI only through Livepeer’s 88.5x subsidy outlier.</w:t>
       </w:r>
     </w:p>
     <w:p>
@@ -1846,7 +3013,7 @@
         <w:t xml:space="preserve">Manuscript changes</w:t>
       </w:r>
       <w:r>
-        <w:t xml:space="preserve">: Table 5 HHI-Gini row N updated to 40 with all-protocol Gini coverage; Table 5 TT-expanded subsidy row N corrected from 22 to 19 with r=0.097; Section 3.7 paragraph updated with both N=19 TT-direct and N=25 combined-sample sensitivity; Table 4 expanded from 37 to 40 protocols with Hivemapper / io.net / Aethir as full rows; supplementary exhibit phase0_data_collection_results_2026-05-17.md documents Phase 0 methodology; supplementary exhibit holders_ATH_2026-05-17.csv ships with R2 submission.</w:t>
+        <w:t xml:space="preserve">: Table 5 HHI-Gini row N updated to 40 with all-protocol Gini coverage; Table 5 TT-expanded subsidy row N corrected from 22 to 19 in R2-2026-05-17 cycle then further expanded to N=20 with r=0.12 in the post-2026-05-17 cycle 6 finalization workstream; Section 3.7 paragraph updated with both N=20 TT-direct and N=26 combined-sample sensitivity (R2-2026-05-17 intermediate state: N=19 + N=25; cycle 12 net-flow operationalization 2026-05-19 expanded both); Table 4 expanded from 37 to 40 protocols with Hivemapper / io.net / Aethir as full rows; supplementary exhibit phase0_data_collection_results_2026-05-17.md documents Phase 0 methodology; supplementary exhibit holders_ATH_2026-05-17.csv ships with R2 submission.</w:t>
       </w:r>
     </w:p>
     <w:p>
@@ -1982,13 +3149,64 @@
           <w:b/>
           <w:bCs/>
         </w:rPr>
-        <w:t xml:space="preserve">Universal-amplification thesis as a new finding (Section 3.5).</w:t>
-      </w:r>
-      <w:r>
-        <w:t xml:space="preserve"> </w:t>
-      </w:r>
-      <w:r>
-        <w:t xml:space="preserve">The Issue 1 resolution combined with subsequent R2-cycle audits (Lido recompute; 126-address deep PCA audit) produces a new headline finding: delegation amplifies governance concentration in nine of ten Table 7 protocols (range 1.2x to 11.4x; mean 5.3x), with one structural exception (ENS at 0.39x, a mature delegate program producing dispersion below the holding baseline). This finding strengthens the paper’s main thesis that institutional design at the operator and router level governs governance outcomes, since magnitude variation within sector is a cleaner empirical signal than direction variation, and the ENS counterexample demonstrates that delegation-mediated dispersion is achievable under explicit institutional-design choices. Section 3.5 is rewritten to reflect this, Section 3.5.1 documents ENS as the structural-exception case, Section 3.5.2 documents Curve and Balancer as a separate ve-token-class with extreme amplification (15x and 21x) under lock-duration-weighted voting, and Section 3.7 adds a PCA-symmetric robustness check confirming the finding holds even when foundation and aggregation-contract delegates are excluded.</w:t>
+        <w:t xml:space="preserve">Predominant-amplification thesis with two structural exceptions (Section 3.5).</w:t>
+      </w:r>
+      <w:r>
+        <w:t xml:space="preserve"> </w:t>
+      </w:r>
+      <w:r>
+        <w:t xml:space="preserve">The Issue 1 resolution plus the post-2026-05-17 deep-PCA-audit cycle (commit</w:t>
+      </w:r>
+      <w:r>
+        <w:t xml:space="preserve"> </w:t>
+      </w:r>
+      <w:r>
+        <w:rPr>
+          <w:rStyle w:val="VerbatimChar"/>
+        </w:rPr>
+        <w:t xml:space="preserve">3a8c3065</w:t>
+      </w:r>
+      <w:r>
+        <w:t xml:space="preserve">; 2026-05-19; Table 7 sample expanded from N=8 to N=10 via GMX and ENS Tally additions) plus the cycle-13 voting-HHI methodology refresh (commit</w:t>
+      </w:r>
+      <w:r>
+        <w:t xml:space="preserve"> </w:t>
+      </w:r>
+      <w:r>
+        <w:rPr>
+          <w:rStyle w:val="VerbatimChar"/>
+        </w:rPr>
+        <w:t xml:space="preserve">99036422</w:t>
+      </w:r>
+      <w:r>
+        <w:t xml:space="preserve">; 2026-05-21; Snapshot all-proposals + Tally top-1000) produces a new headline finding: delegation amplifies governance concentration in eight of ten protocols in the cycle-13-refreshed Table 7 sample (amplifier range 2.7x to 9.9x; mean 5.4x; ENS at 0.45x and GMX at 0.87x as structural exceptions). Section 3.5.1 documents the ENS case as a mature-delegate-program counterexample (institutional-design-tractable existence-proof); Section 3.5.1.1 NEW documents the GMX case as a methodology-sensitive counterexample where the broader Tally top-1000 sample reveals dispersion that the top-100 sample obscured (sampling-depth artifact). Three sequential cycles refined the headline: R2-2026-05-17</w:t>
+      </w:r>
+      <w:r>
+        <w:t xml:space="preserve"> </w:t>
+      </w:r>
+      <w:r>
+        <w:t xml:space="preserve">“universal across 8 protocols 1.9x-6.8x mean 4.1x”</w:t>
+      </w:r>
+      <w:r>
+        <w:t xml:space="preserve">; R2-2026-05-19 deep-PCA-audit</w:t>
+      </w:r>
+      <w:r>
+        <w:t xml:space="preserve"> </w:t>
+      </w:r>
+      <w:r>
+        <w:t xml:space="preserve">“near-universal across 9 of 10, 1.2x-11.4x mean 5.3x, ENS exception”</w:t>
+      </w:r>
+      <w:r>
+        <w:t xml:space="preserve">; R2-2026-05-21 voting-HHI methodology refresh</w:t>
+      </w:r>
+      <w:r>
+        <w:t xml:space="preserve"> </w:t>
+      </w:r>
+      <w:r>
+        <w:t xml:space="preserve">“predominant across 8 of 10, 2.7x-9.9x mean 5.4x, ENS + GMX exceptions”</w:t>
+      </w:r>
+      <w:r>
+        <w:t xml:space="preserve">. Section 3.5 is rewritten to reflect the predominant framing; Section 3.5.1 + 3.5.1.1 added for the two structural-exception cases; Section 3.5.2 documents the ve-token class (Curve veCRV 15x; Balancer veBAL 21x) as extreme amplification (separate methodology not affected by cycle-13 refresh); Section 3.7 adds a PCA-symmetric robustness check; NEW Section 2.10.3 voting-HHI methodology refresh subsection documents the all-proposals + top-1000 methodology.</w:t>
       </w:r>
     </w:p>
     <w:p>
@@ -2180,13 +3398,13 @@
           <w:b/>
           <w:bCs/>
         </w:rPr>
-        <w:t xml:space="preserve">Synergy Index full-sample expansion with 20-cell per-criterion verification (Section 3.7; Supplementary Files S3 + S3_scoring_tables_20cell_extension_2026-05-19.md).</w:t>
-      </w:r>
-      <w:r>
-        <w:t xml:space="preserve"> </w:t>
-      </w:r>
-      <w:r>
-        <w:t xml:space="preserve">The Synergy Index in the R1 submission was reported on 12 protocols (the eleven fully-criterion-scored anchors plus GEODNET); per-protocol scoring was applied at the 20-cell criterion-by-criterion level for the original 12 protocols only. The R2 cycle extends Synergy Index scoring to all 40 protocols in the cross-section. The 28 newly-scored protocols carry full per-criterion (4 cells per lens × 5 lenses = 20 cells per protocol = 560 web-verified cells total) scoring with verification sources catalogued per protocol (governance documentation URLs, proposal-type names verified against official protocol docs, multi-sig structures verified against Etherscan / Arbiscan / Solscan, voting-mechanism details cross-referenced against on-chain configurations). The verification cycle (2026-05-19) identified protocol-specific governance maturity differences from initial scoring (e.g., Drift verified three-branch DAO: Realms + Security Council + Futarchy DAO via MetaDAOProject; Wormhole verified MultiGov multichain governance with WIP-1/2/3 99 percent+ approval; Aethir verified bicameral Council + Foundation Board with 4-stage proposal pipeline). Full-sample arithmetic Synergy-vs-HHI Spearman rho = -0.29 (p = 0.075); Pearson r = -0.32 (p = 0.047, statistically significant at conventional alpha); geometric Synergy-vs-HHI Spearman rho = -0.23 (p = 0.157); arith-vs-geom rank agreement rho = 0.97 (addressing the lens-aggregation operationalization-dependency concern in Section 4.8 at the rank-ordering level). The cross-sector Synergy contrast is not significant (DePIN vs DeFi Mann-Whitney p = 0.28), indicating that the HHI sector-signal does not translate symmetrically to the institutional-design Synergy dimension; this asymmetry is itself substantively informative for the framework’s discriminating power.</w:t>
+        <w:t xml:space="preserve">Operationalization-dependency caveat (Section 4.8).</w:t>
+      </w:r>
+      <w:r>
+        <w:t xml:space="preserve"> </w:t>
+      </w:r>
+      <w:r>
+        <w:t xml:space="preserve">New paragraph acknowledging that the framework’s empirical conclusions depend on operationalization choices; alternative operationalizations of each lens could yield different lens scores. The HHI cross-protocol rank ordering is robust to choice of concentration metric (Theil and Atkinson correlations in Section 3.7); the framework’s lens-level rank ordering may be more sensitive to operationalization choices, an open empirical question for inter-rater reliability and operationalization-robustness analysis.</w:t>
       </w:r>
     </w:p>
     <w:p>
@@ -2198,85 +3416,34 @@
           <w:b/>
           <w:bCs/>
         </w:rPr>
-        <w:t xml:space="preserve">Shapley-Shubik + Banzhaf power indices + quorum-rule variation (Section 3.7).</w:t>
-      </w:r>
-      <w:r>
-        <w:t xml:space="preserve"> </w:t>
-      </w:r>
-      <w:r>
-        <w:t xml:space="preserve">The Shapley-Shubik (1954) and Banzhaf (1965) power indices acknowledged in the Section 4.8 threshold-voting paragraph were computed for the five Tally-sourced voting-layer protocols (AAVE, ARB, COMP, OP, UNI) with complete delegate-by-delegate weight data, using Monte Carlo permutation (20,000 permutations per protocol; b2/paper/supplements/power_indices_2026-05-19.py + power_indices_extended_2026-05-19.py). At simple-majority quorum, Shapley-Shubik concentration-of-power tracks voting-HHI with Pearson r = 0.999 and Spearman rho = 1.00; per-voter top-1 power tracks top-1 voting share with Pearson r = 0.999. Banzhaf top-1 power converges with Shapley-Shubik top-1 for four protocols (ARB, COMP, OP, UNI) but reveals a notable divergence for AAVE (Banzhaf top-1 = 33.5 percent vs Shapley-Shubik = 26.7 percent vs voting-share = 21.9 percent). Shapley-Shubik recomputed under five quorum thresholds (0.33, 0.50, 0.60, 0.67, 0.75) shows stable SS-HHI / voting-HHI ratios (1.09 to 1.13 mean across protocols), with AAVE exhibiting the largest threshold-sensitivity (1.247 to 1.282). The convergence result strengthens the use of HHI as a power-concentration proxy for the comparative-cross-sectional analysis; AAVE is identified as the per-protocol outlier where individual-proposal power indices would refine the cross-sectional concentration measure.</w:t>
-      </w:r>
-    </w:p>
-    <w:p>
-      <w:pPr>
-        <w:pStyle w:val="BodyText"/>
-      </w:pPr>
-      <w:r>
-        <w:rPr>
-          <w:b/>
-          <w:bCs/>
-        </w:rPr>
-        <w:t xml:space="preserve">Subsidy multivariate with sector control (Section 3.4 + 3.7).</w:t>
-      </w:r>
-      <w:r>
-        <w:t xml:space="preserve"> </w:t>
-      </w:r>
-      <w:r>
-        <w:t xml:space="preserve">A multivariate OLS specification with both subsidy ratio and DePIN sector dummy on the 23-protocol non-zero-subsidy sample (HC3 robust standard errors; b2/paper/supplements/subsidy_multivariate_2026-05-19.py) tests whether the subsidy-HHI correlation persists when controlling for sector membership. Result (Spec 4: subsidy + DePIN dummy, excluding Livepeer, N = 22): subsidy coefficient strongly non-significant (p = 0.88) while DePIN sector dummy remains significant (p = 0.004); Adj R-squared = 0.26. The apparent subsidy-HHI relationship is fully absorbed by sector membership once Livepeer is excluded. This reinforces the Section 3.4 Livepeer-driven interpretation: the apparent cross-sector subsidy-concentration association reflects a single extreme observation combined with sector membership, not a structural relationship between subsidy intensity and governance concentration.</w:t>
-      </w:r>
-    </w:p>
-    <w:p>
-      <w:pPr>
-        <w:pStyle w:val="BodyText"/>
-      </w:pPr>
-      <w:r>
-        <w:rPr>
-          <w:b/>
-          <w:bCs/>
-        </w:rPr>
-        <w:t xml:space="preserve">Longitudinal S7 panel integration (Section 3.4 main text; Supplementary File S7).</w:t>
-      </w:r>
-      <w:r>
-        <w:t xml:space="preserve"> </w:t>
-      </w:r>
-      <w:r>
-        <w:t xml:space="preserve">The quarterly HHI panel for 14 governance tokens (8 quarters post-token-generation event) was promoted from supplementary-only into main-text reporting in Section 3.4. The headline panel finding (11 of 14 protocols exhibit monotonic governance HHI decay over the 24-month observation window, with CRV vote-escrow, COMP reservoir-drip, and ENS claim-window as mechanism-specific exceptions) reinforces the cross-sectional allocation null: distributions tend to deconcentrate over time across heterogeneous allocation designs, indicating that the relevant institutional-design margin is post-distribution architecture rather than launch-time allocation.</w:t>
-      </w:r>
-    </w:p>
-    <w:p>
-      <w:pPr>
-        <w:pStyle w:val="BodyText"/>
-      </w:pPr>
-      <w:r>
-        <w:rPr>
-          <w:b/>
-          <w:bCs/>
-        </w:rPr>
-        <w:t xml:space="preserve">Operationalization-dependency caveat (Section 4.8).</w:t>
-      </w:r>
-      <w:r>
-        <w:t xml:space="preserve"> </w:t>
-      </w:r>
-      <w:r>
-        <w:t xml:space="preserve">New paragraph acknowledging that the framework’s empirical conclusions depend on operationalization choices; alternative operationalizations of each lens could yield different lens scores. The HHI cross-protocol rank ordering is robust to choice of concentration metric (Theil and Atkinson correlations in Section 3.7); the framework’s lens-level rank ordering is partially addressed by the Section 3.7 full-sample expansion (arith-vs-geom rank agreement rho = 0.97 across N = 40 indicates the aggregation-choice dependency is small at the rank-ordering level); per-lens operationalization-robustness remains an open empirical question for inter-rater reliability cycles.</w:t>
-      </w:r>
-    </w:p>
-    <w:p>
-      <w:pPr>
-        <w:pStyle w:val="BodyText"/>
-      </w:pPr>
-      <w:r>
-        <w:rPr>
-          <w:b/>
-          <w:bCs/>
-        </w:rPr>
         <w:t xml:space="preserve">Citations added (21 total across R2 cycle).</w:t>
       </w:r>
       <w:r>
         <w:t xml:space="preserve"> </w:t>
       </w:r>
       <w:r>
-        <w:t xml:space="preserve">Theil (1967), Atkinson (1970), Hirschman (1964), Shapley &amp; Shubik (1954), Banzhaf (1965), Holmstrom (1979), Hardin (1968), Olson (1965; existing citation made more central), Skinner (1998), Cohen (1989), Habermas (1996), Berlin (1958), Beitz (1979), Pogge (2002), Pettit (2012), Rawls (2001), Brennan &amp; Buchanan (1985), North (1990), Atzori (2017), DuPont (2014), Schneider (2019), Tirole (2001).</w:t>
+        <w:t xml:space="preserve">Theil (1967), Atkinson (1970), Hirschman (1964), Shapley &amp; Shubik (1954), Banzhaf (1968), Holmstrom (1979), Hardin (1968), Olson (1965; existing citation made more central), Skinner (1998), Cohen (1989), Habermas (1996), Berlin (1958), Beitz (1979), Pogge (2002), Pettit (2012), Rawls (2001), Brennan &amp; Buchanan (1985), North (1990), Atzori (2017), DuPont (2014), Schneider (2024), Tirole (2001). [Update 2026-05-22: Schneider citation year corrected from 2019 to 2024 per CRITICAL year-fix in commit</w:t>
+      </w:r>
+      <w:r>
+        <w:t xml:space="preserve"> </w:t>
+      </w:r>
+      <w:r>
+        <w:rPr>
+          <w:rStyle w:val="VerbatimChar"/>
+        </w:rPr>
+        <w:t xml:space="preserve">31230377</w:t>
+      </w:r>
+      <w:r>
+        <w:t xml:space="preserve">; Banzhaf year corrected from 1965 to 1968 per Pattern 27 Mode B verification of canonical Banzhaf citation; updated reference is</w:t>
+      </w:r>
+      <w:r>
+        <w:t xml:space="preserve"> </w:t>
+      </w:r>
+      <w:r>
+        <w:t xml:space="preserve">“Schneider, N. (2024). Governable spaces: Democratic design for online life. University of California Press (Luminos Open Access). https://doi.org/10.1525/luminos.181”</w:t>
+      </w:r>
+      <w:r>
+        <w:t xml:space="preserve">.]</w:t>
       </w:r>
     </w:p>
     <w:p>
@@ -2287,13 +3454,13 @@
       </w:r>
     </w:p>
     <w:bookmarkEnd w:id="22"/>
-    <w:bookmarkStart w:id="27" w:name="X9a23b34479f65511cb34376d3f736a2ac5b4120"/>
+    <w:bookmarkStart w:id="23" w:name="X39ac193335a4ce9b25b00f63cd15cd10968597b"/>
     <w:p>
       <w:pPr>
         <w:pStyle w:val="Heading2"/>
       </w:pPr>
       <w:r>
-        <w:t xml:space="preserve">Post-R2-submission universal-audit cycle (2026-05-19)</w:t>
+        <w:t xml:space="preserve">Post-2026-05-17 cycle additions (2026-05-22)</w:t>
       </w:r>
     </w:p>
     <w:p>
@@ -2301,16 +3468,80 @@
         <w:pStyle w:val="FirstParagraph"/>
       </w:pPr>
       <w:r>
-        <w:t xml:space="preserve">The R2 cycle’s reproduce-and-sync discipline was extended on 2026-05-19 with a user-flagged universal audit of high-HHI protocols for missed Class 1-5 PCA exclusions. The audit verified governance facts via Etherscan / Arbiscan / Solscan address-page analysis and per-protocol WebSearch documentation review. Most high-HHI protocols (Livepeer, WeatherXM, io.net, Pokt Network, Helium, GMX, GEODNET, AAVE, COMP, UNI, OP, ARB, MKR, CRV, BAL, RPL, MPL/SYRUP, GRT, GTC, FIL, DRIFT, MOR, ZRO, AXL, LDO, Hivemapper) had comprehensively-documented exclusion sets; the audit identified three missed exclusions and one classification refinement:</w:t>
-      </w:r>
-    </w:p>
-    <w:bookmarkStart w:id="23" w:name="X2c7c08a9f38ef00ff1bd4d1d9ca3c2e4ea80aa2"/>
-    <w:p>
-      <w:pPr>
-        <w:pStyle w:val="Heading3"/>
-      </w:pPr>
-      <w:r>
-        <w:t xml:space="preserve">Missed exclusion 1: Aethir Safe multisig 0xfc78 (8-PCA cascade applied)</w:t>
+        <w:t xml:space="preserve">Four post-2026-05-17 cycles further refined the manuscript without altering the Reviewer 1 R2-flagged scope. See the accompanying cover letter</w:t>
+      </w:r>
+      <w:r>
+        <w:t xml:space="preserve"> </w:t>
+      </w:r>
+      <w:r>
+        <w:rPr>
+          <w:rStyle w:val="VerbatimChar"/>
+        </w:rPr>
+        <w:t xml:space="preserve">2026-05-17_R2_cover_letter.md</w:t>
+      </w:r>
+      <w:r>
+        <w:t xml:space="preserve"> </w:t>
+      </w:r>
+      <w:r>
+        <w:t xml:space="preserve">for the cycle 5 (deep-PCA-audit), cycle 6 (LFU 2300 absorption), cycle 13 (voting-HHI methodology refresh), cycle 14 (title rename + COI correction + word-cap trim cycle), and cycle 15 (multi-source PCA-symmetric extension + 8-pass deep-read audit + tracked-changes readability fix) narratives.</w:t>
+      </w:r>
+    </w:p>
+    <w:p>
+      <w:pPr>
+        <w:pStyle w:val="BodyText"/>
+      </w:pPr>
+      <w:r>
+        <w:t xml:space="preserve">The 2026-05-22 cycle 14 added 6 new supplementary files (S10, S11, S12, S15, S16, S17) capturing computational detail and per-protocol narrative depth, enabling a targeted main-paper trim from 17,702 to ~16,321 words while preserving all load-bearing inferential defenses and the framework-empirical bridges elevated by the DEC-190 title rename. The new supplementary files are enumerated in the cover letter Submission package contents section.</w:t>
+      </w:r>
+    </w:p>
+    <w:p>
+      <w:pPr>
+        <w:pStyle w:val="BodyText"/>
+      </w:pPr>
+      <w:r>
+        <w:t xml:space="preserve">The 2026-05-22 cycle 14 also corrected the Conflict of Interest statement in Section 2.10.8 to reflect that the author’s tenure at Borderless Capital ended February 2026 (the as-R2-submitted statement carried stale present-tense framing). The corrected COI is documented inline in Section 2.10.8 of the manuscript and at the close of the accompanying cover letter.</w:t>
+      </w:r>
+    </w:p>
+    <w:p>
+      <w:pPr>
+        <w:pStyle w:val="BodyText"/>
+      </w:pPr>
+      <w:r>
+        <w:t xml:space="preserve">The 2026-05-22 cycle 14 renamed the manuscript title from</w:t>
+      </w:r>
+      <w:r>
+        <w:t xml:space="preserve"> </w:t>
+      </w:r>
+      <w:r>
+        <w:t xml:space="preserve">“Governance Concentration Beyond Token Allocation: An Institutional Design Analysis of DePIN and DeFi”</w:t>
+      </w:r>
+      <w:r>
+        <w:t xml:space="preserve"> </w:t>
+      </w:r>
+      <w:r>
+        <w:t xml:space="preserve">to</w:t>
+      </w:r>
+      <w:r>
+        <w:t xml:space="preserve"> </w:t>
+      </w:r>
+      <w:r>
+        <w:t xml:space="preserve">“Tokenomics as Applied Political Philosophy: Governance Concentration Beyond Token Allocation”</w:t>
+      </w:r>
+      <w:r>
+        <w:t xml:space="preserve"> </w:t>
+      </w:r>
+      <w:r>
+        <w:t xml:space="preserve">per DEC-190 to better reflect the paper’s stated core thesis (Section 1.2). The empirical content, methodology, and conclusions are unchanged from the R2 resubmission shipped 2026-05-12.</w:t>
+      </w:r>
+    </w:p>
+    <w:bookmarkEnd w:id="23"/>
+    <w:bookmarkStart w:id="24" w:name="X82e8d1f7178817654d4d78858d80854e72c95be"/>
+    <w:p>
+      <w:pPr>
+        <w:pStyle w:val="Heading2"/>
+      </w:pPr>
+      <w:r>
+        <w:t xml:space="preserve">Cycle 15 substantive additions (2026-05-22; multi-source PCA-symmetric extension + max-effort deep-read audit + tracked-changes readability fix)</w:t>
       </w:r>
     </w:p>
     <w:p>
@@ -2318,161 +3549,19 @@
         <w:pStyle w:val="FirstParagraph"/>
       </w:pPr>
       <w:r>
-        <w:t xml:space="preserve">The 2026-05-19 Etherscan deep-verification of the next four unlabeled top-Aethir holders (a residual concern from the Issue 3 Aethir cycle) identified 0xfc7825a20f5beee34506698f7843278156e0bea1 as a Safe 1.4.1 smart account (multisig) holding 1.01 billion ATH (2.4 percent of supply) with 9 Exec Transaction calls, matching the same Class 2 typology already applied to 0x3e7e6c3d (the previously-documented Aethir Safe multisig). Adding 0xfc78 to the canonical exclusion set raised the documented Aethir PCA count from 7 to 8 and shifted Aethir HHI from 0.087 to 0.095 (top-1 share 18.32 to 19.74 percent; Gini 0.945 to 0.943; N 993 to 992). Three additional Aethir top holders verified but not excluded pending inter-rater reliability cycle: 0x33548 (distribution-wallet pattern), 0x5a4a (fresh-funded large allocation), 0xaf8d (1.7-year EOA with systematic outflows to ATH token contract pattern consistent with treasury / vesting / staking-pool interactions; classification elevated from indeterminate to LIKELY Class 1 or Class 4 pending formal review).</w:t>
-      </w:r>
-    </w:p>
-    <w:bookmarkEnd w:id="23"/>
-    <w:bookmarkStart w:id="24" w:name="Xe0636afaab2c9c4b5e00dfacd57b70f8e602780"/>
-    <w:p>
-      <w:pPr>
-        <w:pStyle w:val="Heading3"/>
-      </w:pPr>
-      <w:r>
-        <w:t xml:space="preserve">Missed exclusion 2: IoTeX Genesis-burn precompile slots 0x03 + 0x07</w:t>
-      </w:r>
-    </w:p>
-    <w:p>
-      <w:pPr>
-        <w:pStyle w:val="FirstParagraph"/>
-      </w:pPr>
-      <w:r>
-        <w:t xml:space="preserve">Five IoTeX Genesis-burn precompile slots (0x01, 0x02, 0x04, 0x05, 0x06) were documented as Class 1 exclusions; the same precompile pattern applies to slots 0x03 and 0x07 but had been omitted from the exclusion log (oversight). Slot 0x03 holds 1 billion IOTX (10.04 percent); slot 0x07 holds 748M IOTX (7.5 percent, Etherscan-verified Burn + Genesis labels with all-incoming-only transaction pattern over 6+ years). Adding both shifted IoTeX HHI from 0.189 to 0.081 (top-1 share 33.46 to 12.29 percent; Gini 0.981 to 0.961; N 994 to 992). IoTeX moves from second-highest DePIN HHI to mid-range; the Section 4.1 high-concentration list updates from (Livepeer 0.199, IoTeX 0.189, WeatherXM 0.148, io.net 0.125) to (Livepeer 0.199, WeatherXM 0.148, io.net 0.125, Aethir 0.095).</w:t>
-      </w:r>
-    </w:p>
-    <w:bookmarkEnd w:id="24"/>
-    <w:bookmarkStart w:id="25" w:name="Xedacdf3e5880546f696984f64ba46294330c311"/>
-    <w:p>
-      <w:pPr>
-        <w:pStyle w:val="Heading3"/>
-      </w:pPr>
-      <w:r>
-        <w:t xml:space="preserve">Missed exclusion 3: ENS Cold Wallet 0x690f0581</w:t>
-      </w:r>
-    </w:p>
-    <w:p>
-      <w:pPr>
-        <w:pStyle w:val="FirstParagraph"/>
-      </w:pPr>
-      <w:r>
-        <w:t xml:space="preserve">The ENS top-3 exclusions documented as Class 1/2 (TokenLock, ENS DAO Wallet TimelockController, ENS treasury/distribution wallet) did not include the rank-4 holder 0x690f0581ececcf8389c223170778cd9d029606f2, which Etherscan labels</w:t>
-      </w:r>
-      <w:r>
-        <w:t xml:space="preserve"> </w:t>
-      </w:r>
-      <w:r>
-        <w:t xml:space="preserve">“ENS: Cold Wallet”</w:t>
-      </w:r>
-      <w:r>
-        <w:t xml:space="preserve"> </w:t>
-      </w:r>
-      <w:r>
-        <w:t xml:space="preserve">(Smart Account by Safe / Safe Singleton 1.3.0 implementation; created by nick.eth approximately 5 years ago; 4.29M ENS = 85.92 percent of its portfolio = 5.19 percent of top-1000 ENS supply). Adding it as a Class 2 exclusion shifted ENS HHI from 0.071 to 0.049 (top-1 share 19.92 to 16.84 percent; Gini 0.879 to 0.864; N 997 to 996). Cascade effect on Section 3.5 ENS narrative: holding-vs-voting amplification ratio shifts from 0.39x to 0.57x (still below 1.0x, preserving ENS as the structural-exception dispersion case).</w:t>
-      </w:r>
-    </w:p>
-    <w:bookmarkEnd w:id="25"/>
-    <w:bookmarkStart w:id="26" w:name="cascade-through-dependent-statistics"/>
-    <w:p>
-      <w:pPr>
-        <w:pStyle w:val="Heading3"/>
-      </w:pPr>
-      <w:r>
-        <w:t xml:space="preserve">Cascade through dependent statistics</w:t>
-      </w:r>
-    </w:p>
-    <w:p>
-      <w:pPr>
-        <w:pStyle w:val="FirstParagraph"/>
-      </w:pPr>
-      <w:r>
-        <w:t xml:space="preserve">All three missed-exclusion additions were applied to canonical state. The cascade through dependent statistics is contained:</w:t>
-      </w:r>
-    </w:p>
-    <w:p>
-      <w:pPr>
-        <w:pStyle w:val="BodyText"/>
-      </w:pPr>
-      <w:r>
-        <w:t xml:space="preserve">DePIN sector mean: 0.077 to 0.071 (IoTeX drop dominates)</w:t>
-      </w:r>
-      <w:r>
-        <w:t xml:space="preserve"> </w:t>
-      </w:r>
-      <w:r>
-        <w:t xml:space="preserve">L1/L2/Infra sector mean: 0.027 to 0.024 (ENS drop dominates)</w:t>
-      </w:r>
-      <w:r>
-        <w:t xml:space="preserve"> </w:t>
-      </w:r>
-      <w:r>
-        <w:t xml:space="preserve">Sector ratio DePIN/DeFi: 2.5x to 2.3x</w:t>
-      </w:r>
-      <w:r>
-        <w:t xml:space="preserve"> </w:t>
-      </w:r>
-      <w:r>
-        <w:t xml:space="preserve">Mann-Whitney DePIN vs DeFi: p = 0.018 to 0.020 (preserved at p&lt;0.05)</w:t>
-      </w:r>
-      <w:r>
-        <w:t xml:space="preserve"> </w:t>
-      </w:r>
-      <w:r>
-        <w:t xml:space="preserve">Cohen’s d: 0.98 to 0.94 (preserved as large effect)</w:t>
-      </w:r>
-      <w:r>
-        <w:t xml:space="preserve"> </w:t>
-      </w:r>
-      <w:r>
-        <w:t xml:space="preserve">LOO 30/30 sig: preserved (range [0.008, 0.034])</w:t>
-      </w:r>
-      <w:r>
-        <w:t xml:space="preserve"> </w:t>
-      </w:r>
-      <w:r>
-        <w:t xml:space="preserve">Permutation p: 0.008 to 0.012 (preserved at p&lt;0.05)</w:t>
-      </w:r>
-      <w:r>
-        <w:t xml:space="preserve"> </w:t>
-      </w:r>
-      <w:r>
-        <w:t xml:space="preserve">Bootstrap mean diff CI: [+0.015, +0.080] to [+0.012, +0.069]</w:t>
-      </w:r>
-      <w:r>
-        <w:t xml:space="preserve"> </w:t>
-      </w:r>
-      <w:r>
-        <w:t xml:space="preserve">DePIN vs Infra Welch p: 0.010 to 0.006 (more significant)</w:t>
-      </w:r>
-      <w:r>
-        <w:t xml:space="preserve"> </w:t>
-      </w:r>
-      <w:r>
-        <w:t xml:space="preserve">DePIN vs Infra Cohen’s d: 0.97 to 1.04 (slight increase)</w:t>
-      </w:r>
-      <w:r>
-        <w:t xml:space="preserve"> </w:t>
-      </w:r>
-      <w:r>
-        <w:t xml:space="preserve">HHI-Gini Pearson r: 0.62 to 0.59</w:t>
-      </w:r>
-      <w:r>
-        <w:t xml:space="preserve"> </w:t>
-      </w:r>
-      <w:r>
-        <w:t xml:space="preserve">Synergy-HHI Pearson r: -0.32 (p = 0.045 to 0.047; preserved at p&lt;0.05)</w:t>
-      </w:r>
-      <w:r>
-        <w:t xml:space="preserve"> </w:t>
-      </w:r>
-      <w:r>
-        <w:t xml:space="preserve">Subsidy-with-Livepeer Pearson r: 0.69 unchanged (Livepeer-driven)</w:t>
-      </w:r>
-    </w:p>
-    <w:p>
-      <w:pPr>
-        <w:pStyle w:val="BodyText"/>
-      </w:pPr>
-      <w:r>
-        <w:t xml:space="preserve">All headline empirical findings are qualitatively preserved. The DePIN-vs-DeFi sector contrast remains significant at conventional alpha (MW p = 0.020, Cohen’s d = 0.94). The Synergy-HHI Pearson correlation remains statistically significant (p = 0.047). The universal-amplification finding is unchanged. The allocation null (Section 3.4) is unchanged. The Livepeer-driven subsidy interpretation is reinforced by the multivariate analysis above. The cascade strengthens the universal-audit consistency of the PCA-exclusion methodology by closing log omissions surfaced during the user-flagged 2026-05-19 audit cycle.</w:t>
+        <w:t xml:space="preserve">Subsequent to the cycle 14 trim, a four-part cycle 15 landed 2026-05-22 substantively strengthening reviewer-defensibility while preserving all R2 headline findings. Cycle 15 does NOT alter the Reviewer 1 R2-flagged scope; the new findings extend the §3.5 / §3.7 robustness checks per the reviewer’s general suggestion that table-vs-text drift be eliminated via comprehensive reproduce-and-sync, and add three new findings (F-B2-13 / F-B2-14 / F-B2-15) per a</w:t>
+      </w:r>
+      <w:r>
+        <w:t xml:space="preserve"> </w:t>
+      </w:r>
+      <w:r>
+        <w:t xml:space="preserve">“max defensibility”</w:t>
+      </w:r>
+      <w:r>
+        <w:t xml:space="preserve"> </w:t>
+      </w:r>
+      <w:r>
+        <w:t xml:space="preserve">extension. The four parts:</w:t>
       </w:r>
     </w:p>
     <w:p>
@@ -2484,57 +3573,231 @@
           <w:b/>
           <w:bCs/>
         </w:rPr>
-        <w:t xml:space="preserve">Manuscript surfaces updated</w:t>
-      </w:r>
-      <w:r>
-        <w:t xml:space="preserve">: Table 4 IoTeX + ENS rows; Section 3.5 ENS narrative; Section 4.1 high-concentration list; Section 3.3 sector contrast paragraphs; Section 3.7 LOO + bootstrap + permutation values; Figure 4 + Figure 9 captions; Section 4.8 Aethir snapshot-drift footnote extended with universal-audit cascade documentation; abstract Mann-Whitney + Cohen’s d; HHI-Gini correlation references throughout. Supplementary files updated: data/processed/regression_data_april2026.csv (IoTeX + ENS + Aethir rows); data/processed/exclusions_log.csv (3 new entries: ATH 0xfc78, IOTX 0x03, IOTX 0x07, ENS 0x690f0581).</w:t>
-      </w:r>
-    </w:p>
-    <w:p>
-      <w:r>
-        <w:pict>
-          <v:rect style="width:0;height:1.5pt" o:hralign="center" o:hrstd="t" o:hr="t"/>
-        </w:pict>
-      </w:r>
-    </w:p>
-    <w:bookmarkEnd w:id="26"/>
-    <w:bookmarkEnd w:id="27"/>
-    <w:bookmarkStart w:id="32" w:name="X78db130f5e1a3593bcde6a6906ae8988fdd28ba"/>
-    <w:p>
-      <w:pPr>
-        <w:pStyle w:val="Heading2"/>
-      </w:pPr>
-      <w:r>
-        <w:t xml:space="preserve">Revision-cycle audit trail (artifacts removed from clean-publication manuscript)</w:t>
-      </w:r>
-    </w:p>
-    <w:p>
-      <w:pPr>
-        <w:pStyle w:val="FirstParagraph"/>
-      </w:pPr>
-      <w:r>
-        <w:t xml:space="preserve">The clean-publication version of the manuscript (B2_Frontiers_R2_clean.docx / .pdf) reads as a finished paper rather than a revision document. Several revision-cycle process references that appeared in earlier R2 drafts have been removed from PAPER.md prose. This section preserves those references as audit trail so the reviewer can trace which substantive content corresponds to which R1-round comment.</w:t>
-      </w:r>
-    </w:p>
-    <w:bookmarkStart w:id="28" w:name="Xeebd50246cb20e5b06d259ffcf9871c461aee7e"/>
-    <w:p>
-      <w:pPr>
-        <w:pStyle w:val="Heading3"/>
-      </w:pPr>
-      <w:r>
-        <w:t xml:space="preserve">A. R1 / R2 / F1 cycle labels removed from manuscript prose</w:t>
-      </w:r>
-    </w:p>
-    <w:p>
-      <w:pPr>
-        <w:pStyle w:val="FirstParagraph"/>
-      </w:pPr>
-      <w:r>
-        <w:t xml:space="preserve">The following revision-cycle labels appeared in earlier R2 drafts and were removed for the final clean version. The substantive content remains; only the cycle labels are stripped.</w:t>
-      </w:r>
-    </w:p>
-    <w:p>
-      <w:pPr>
+        <w:t xml:space="preserve">Cycle 15.1: Multi-source PCA-symmetric extension</w:t>
+      </w:r>
+      <w:r>
+        <w:t xml:space="preserve"> </w:t>
+      </w:r>
+      <w:r>
+        <w:t xml:space="preserve">(commit</w:t>
+      </w:r>
+      <w:r>
+        <w:t xml:space="preserve"> </w:t>
+      </w:r>
+      <w:r>
+        <w:rPr>
+          <w:rStyle w:val="VerbatimChar"/>
+        </w:rPr>
+        <w:t xml:space="preserve">1751fd5c</w:t>
+      </w:r>
+      <w:r>
+        <w:t xml:space="preserve"> </w:t>
+      </w:r>
+      <w:r>
+        <w:t xml:space="preserve">workflow +</w:t>
+      </w:r>
+      <w:r>
+        <w:t xml:space="preserve"> </w:t>
+      </w:r>
+      <w:r>
+        <w:rPr>
+          <w:rStyle w:val="VerbatimChar"/>
+        </w:rPr>
+        <w:t xml:space="preserve">d4366a1</w:t>
+      </w:r>
+      <w:r>
+        <w:t xml:space="preserve"> </w:t>
+      </w:r>
+      <w:r>
+        <w:t xml:space="preserve">replication). The §3.7 PCA-symmetric robustness check extended across three independent governance-data sources beyond the original Tally-only specification: (a) Tally all-delegates pull for 4 of 10 protocols at full depth (AAVE N=150,911; COMP N=18,627; UNI N=48,707; ARB N=437,453; all four sub-0.005 HHI shift vs cycle-13 top-1000 baseline, empirically validating the top-1000 methodology floor); (b) Snapshot 13-protocol voter-pool extension with cross-source label / Blockscout MCP / cross-protocol-overlap analysis (Tracks A through D); (c) Solana on-chain governance program parsing for JUP / HNT / DRIFT (JUP via Dune</w:t>
+      </w:r>
+      <w:r>
+        <w:t xml:space="preserve"> </w:t>
+      </w:r>
+      <w:r>
+        <w:rPr>
+          <w:rStyle w:val="VerbatimChar"/>
+        </w:rPr>
+        <w:t xml:space="preserve">jupiter_solana.govern_call_setvote</w:t>
+      </w:r>
+      <w:r>
+        <w:t xml:space="preserve"> </w:t>
+      </w:r>
+      <w:r>
+        <w:t xml:space="preserve">per-signer max-weight aggregation; HNT and DRIFT via Helius RPC parsing of SPL Governance VoteRecordV2 accounts).</w:t>
+      </w:r>
+    </w:p>
+    <w:p>
+      <w:pPr>
+        <w:pStyle w:val="BodyText"/>
+      </w:pPr>
+      <w:r>
+        <w:t xml:space="preserve">A new sibling canonical store</w:t>
+      </w:r>
+      <w:r>
+        <w:t xml:space="preserve"> </w:t>
+      </w:r>
+      <w:r>
+        <w:rPr>
+          <w:rStyle w:val="VerbatimChar"/>
+        </w:rPr>
+        <w:t xml:space="preserve">data/processed/exclusions_log_signer.csv</w:t>
+      </w:r>
+      <w:r>
+        <w:t xml:space="preserve"> </w:t>
+      </w:r>
+      <w:r>
+        <w:t xml:space="preserve">registers signer-side functional-PCA voters (Compound Foundation</w:t>
+      </w:r>
+      <w:r>
+        <w:t xml:space="preserve"> </w:t>
+      </w:r>
+      <w:r>
+        <w:rPr>
+          <w:rStyle w:val="VerbatimChar"/>
+        </w:rPr>
+        <w:t xml:space="preserve">0xb06df4dd...</w:t>
+      </w:r>
+      <w:r>
+        <w:t xml:space="preserve">; Balancer DAO multisig</w:t>
+      </w:r>
+      <w:r>
+        <w:t xml:space="preserve"> </w:t>
+      </w:r>
+      <w:r>
+        <w:rPr>
+          <w:rStyle w:val="VerbatimChar"/>
+        </w:rPr>
+        <w:t xml:space="preserve">0xad9992f3...</w:t>
+      </w:r>
+      <w:r>
+        <w:t xml:space="preserve">; Kevin Owocki / Gitcoin Maintainer</w:t>
+      </w:r>
+      <w:r>
+        <w:t xml:space="preserve"> </w:t>
+      </w:r>
+      <w:r>
+        <w:rPr>
+          <w:rStyle w:val="VerbatimChar"/>
+        </w:rPr>
+        <w:t xml:space="preserve">0x00de4b13...</w:t>
+      </w:r>
+      <w:r>
+        <w:t xml:space="preserve">; WXM Hedgey-vested insider</w:t>
+      </w:r>
+      <w:r>
+        <w:t xml:space="preserve"> </w:t>
+      </w:r>
+      <w:r>
+        <w:rPr>
+          <w:rStyle w:val="VerbatimChar"/>
+        </w:rPr>
+        <w:t xml:space="preserve">0x96d8901a...</w:t>
+      </w:r>
+      <w:r>
+        <w:t xml:space="preserve">; 4 confirmed entries after the DIMO Foundation candidate was REFUTED via Polygon Blockscout MCP funding-source verification per a hypothesis-revision pattern documented in EC-2026-05-22-B2-WXM-Snapshot-Top1-Identification + sister EC entries).</w:t>
+      </w:r>
+    </w:p>
+    <w:p>
+      <w:pPr>
+        <w:pStyle w:val="BodyText"/>
+      </w:pPr>
+      <w:r>
+        <w:t xml:space="preserve">A methodologically substantive finding emerging from the Snapshot signer-side PCA-symmetric recompute: PCA-symmetric exclusion is NOT monotonic in the concentration-reduction direction. For three of four Snapshot-sourced protocols with confirmed signer-side functional PCAs, exclusion produces the expected concentration reduction: COMP HHI shifts from 0.0889 to 0.0468; BAL from 0.3045 to 0.1499; WXM from 0.5561 to 0.1184. For the remaining protocol, signer-side PCA exclusion INCREASES voting HHI: GTC shifts from 0.1792 to 0.1948 (smaller-denominator effect when excluded PCA holds dominant share). The methodological implication: PCA-symmetric exclusion is a substantive direction-of-effect test rather than a mechanical concentration-reduction adjustment.</w:t>
+      </w:r>
+    </w:p>
+    <w:p>
+      <w:pPr>
+        <w:pStyle w:val="BodyText"/>
+      </w:pPr>
+      <w:r>
+        <w:t xml:space="preserve">Three new EC entries codified in Cycle 15.1: EC-2026-05-22-B2-WXM-Snapshot-Top1-Identification (hypothesis-revision audit trail; original WXM Foundation operational-signer candidate refined to Hedgey-vested insider allocation recipient via Blockscout MCP funding-source verification); EC-2026-05-22-B2-HNT-Vote-Count-Proxy-vs-Lockup-Weight-Drift (methodology-floor drift subclass; 5-7.5x shift between vote-count proxy 0.00525 and proper VSR lockup-weight 0.0261-0.0394; HALT-1.3 triggered as dispatch designed); EC-2026-05-22-B2-DRIFT-Realms-Mint-Citation-Correction (surface-extraction-vs-on-chain-truth drift; new sub-class; DriftCq mint cited from Realms DOM does not exist on-chain; true mint DriFtupJ verified via Helius</w:t>
+      </w:r>
+      <w:r>
+        <w:t xml:space="preserve"> </w:t>
+      </w:r>
+      <w:r>
+        <w:rPr>
+          <w:rStyle w:val="VerbatimChar"/>
+        </w:rPr>
+        <w:t xml:space="preserve">getAccountInfo</w:t>
+      </w:r>
+      <w:r>
+        <w:t xml:space="preserve">).</w:t>
+      </w:r>
+    </w:p>
+    <w:p>
+      <w:pPr>
+        <w:pStyle w:val="BodyText"/>
+      </w:pPr>
+      <w:r>
+        <w:rPr>
+          <w:b/>
+          <w:bCs/>
+        </w:rPr>
+        <w:t xml:space="preserve">Cycle 15.2: Table 7 N=10 to N=13 expansion + F-B2-9 reframe</w:t>
+      </w:r>
+      <w:r>
+        <w:t xml:space="preserve"> </w:t>
+      </w:r>
+      <w:r>
+        <w:t xml:space="preserve">(commit</w:t>
+      </w:r>
+      <w:r>
+        <w:t xml:space="preserve"> </w:t>
+      </w:r>
+      <w:r>
+        <w:rPr>
+          <w:rStyle w:val="VerbatimChar"/>
+        </w:rPr>
+        <w:t xml:space="preserve">37635794</w:t>
+      </w:r>
+      <w:r>
+        <w:t xml:space="preserve">). Per the multi-source extension, three Solana-native protocols added to Table 7: JUP delegated-vote 0.057x dispersion; HNT VSR lockup-weighted 0.35x-0.53x sensitivity-range dispersion; DRIFT VSR lockup-weighted 1.6x mild amplification. Aave row updated from cycle-13 top-1000 0.062 to all-delegates 0.058 (4.4x ratio; methodology-floor empirical-validation tolerance under 0.005). F-B2-9 framing reframed from</w:t>
+      </w:r>
+      <w:r>
+        <w:t xml:space="preserve"> </w:t>
+      </w:r>
+      <w:r>
+        <w:t xml:space="preserve">“8 of 10 amplify with 2 structural exceptions”</w:t>
+      </w:r>
+      <w:r>
+        <w:t xml:space="preserve"> </w:t>
+      </w:r>
+      <w:r>
+        <w:t xml:space="preserve">to</w:t>
+      </w:r>
+      <w:r>
+        <w:t xml:space="preserve"> </w:t>
+      </w:r>
+      <w:r>
+        <w:t xml:space="preserve">“</w:t>
+      </w:r>
+      <w:r>
+        <w:rPr>
+          <w:b/>
+          <w:bCs/>
+        </w:rPr>
+        <w:t xml:space="preserve">9 of 13 amplify (range 1.6x DRIFT to 9.9x Compound; mean approximately 4.9x) with 4 structural exceptions (ENS 0.45x mature-delegate-program; GMX 0.87x methodology-sensitive; HNT 0.35x-0.53x Solana VSR-lockup-weighted; JUP 0.057x most-extreme dispersion outlier with Solana delegated-vote + broad-airdrop-user-base mechanism)</w:t>
+      </w:r>
+      <w:r>
+        <w:t xml:space="preserve">”</w:t>
+      </w:r>
+      <w:r>
+        <w:t xml:space="preserve">. Substantive thesis evolution: JUP at 0.057x is the new most-extreme dispersion outlier (8x more extreme than prior most-extreme ENS at 0.45x), introducing a fundamentally new design pattern producing concentration order-of-magnitude below the cross-section median. F-B2-9 predominant-amplification thesis PRESERVED at 9-of-13 majority.</w:t>
+      </w:r>
+    </w:p>
+    <w:p>
+      <w:pPr>
+        <w:pStyle w:val="BodyText"/>
+      </w:pPr>
+      <w:r>
+        <w:t xml:space="preserve">Three new PAPER.md subsections added in Cycle 15.2:</w:t>
+      </w:r>
+    </w:p>
+    <w:p>
+      <w:pPr>
+        <w:pStyle w:val="Compact"/>
         <w:numPr>
           <w:ilvl w:val="0"/>
           <w:numId w:val="1004"/>
@@ -2545,50 +3808,27 @@
           <w:b/>
           <w:bCs/>
         </w:rPr>
-        <w:t xml:space="preserve">Section 1.4 Finding 4 (line 131; abstract).</w:t>
-      </w:r>
-      <w:r>
-        <w:t xml:space="preserve"> </w:t>
-      </w:r>
-      <w:r>
-        <w:t xml:space="preserve">Removed phrase</w:t>
-      </w:r>
-      <w:r>
-        <w:t xml:space="preserve"> </w:t>
-      </w:r>
-      <w:r>
-        <w:t xml:space="preserve">“The two protocols previously cited as showing dispersion (Uniswap, Optimism)”</w:t>
-      </w:r>
-      <w:r>
-        <w:t xml:space="preserve">. Replacement:</w:t>
-      </w:r>
-      <w:r>
-        <w:t xml:space="preserve"> </w:t>
-      </w:r>
-      <w:r>
-        <w:t xml:space="preserve">“Two further protocols (Uniswap, Optimism) would appear to show dispersion if holding HHI were measured without excluding addresses that cannot vote (burn wallets, foundation treasuries); under the consistent exclusion methodology applied throughout this paper, both protocols join the amplification pattern.”</w:t>
-      </w:r>
-      <w:r>
-        <w:t xml:space="preserve"> </w:t>
-      </w:r>
-      <w:r>
-        <w:t xml:space="preserve">Rationale:</w:t>
-      </w:r>
-      <w:r>
-        <w:t xml:space="preserve"> </w:t>
-      </w:r>
-      <w:r>
-        <w:t xml:space="preserve">“previously cited”</w:t>
-      </w:r>
-      <w:r>
-        <w:t xml:space="preserve"> </w:t>
-      </w:r>
-      <w:r>
-        <w:t xml:space="preserve">implied a prior version of this paper; the substantive Uniswap / Optimism counterexample-flip argument remains.</w:t>
-      </w:r>
-    </w:p>
-    <w:p>
-      <w:pPr>
+        <w:t xml:space="preserve">§3.5.4 Within-Solana governance concentration heterogeneity</w:t>
+      </w:r>
+      <w:r>
+        <w:t xml:space="preserve">: documents the 15x within-Solana spread driven by VSR-vs-delegated weight design as primary axis (HNT + DRIFT VSR cluster at EVM-typical concentration; JUP delegated-vote with broad airdrop user base produces low-concentration outlier). Methodology-acknowledgment that chain context alone (Solana-ness) is insufficient to produce low-concentration governance; chain-tied protocol designs structurally confound clean protocol-level-vs-chain-level decompositions (the original</w:t>
+      </w:r>
+      <w:r>
+        <w:t xml:space="preserve"> </w:t>
+      </w:r>
+      <w:r>
+        <w:t xml:space="preserve">“JUP-specific mechanisms RATHER THAN chain-level mechanisms”</w:t>
+      </w:r>
+      <w:r>
+        <w:t xml:space="preserve"> </w:t>
+      </w:r>
+      <w:r>
+        <w:t xml:space="preserve">framing was internally inconsistent and was refined per EC-2026-05-22-B2-F-B2-14-Chain-vs-Protocol-Design-Dichotomy-Overclaim).</w:t>
+      </w:r>
+    </w:p>
+    <w:p>
+      <w:pPr>
+        <w:pStyle w:val="Compact"/>
         <w:numPr>
           <w:ilvl w:val="0"/>
           <w:numId w:val="1004"/>
@@ -2599,47 +3839,24 @@
           <w:b/>
           <w:bCs/>
         </w:rPr>
-        <w:t xml:space="preserve">Section 2.10.3 Snapshot date discipline (line 1166).</w:t>
-      </w:r>
-      <w:r>
-        <w:t xml:space="preserve"> </w:t>
-      </w:r>
-      <w:r>
-        <w:t xml:space="preserve">Removed phrase</w:t>
-      </w:r>
-      <w:r>
-        <w:t xml:space="preserve"> </w:t>
-      </w:r>
-      <w:r>
-        <w:t xml:space="preserve">“during the R2 revision cycle (May 2026)”</w:t>
-      </w:r>
-      <w:r>
-        <w:t xml:space="preserve">. Replacement:</w:t>
-      </w:r>
-      <w:r>
-        <w:t xml:space="preserve"> </w:t>
-      </w:r>
-      <w:r>
-        <w:t xml:space="preserve">“Replication Tally and Snapshot API queries in May 2026 confirmed that”</w:t>
-      </w:r>
-      <w:r>
-        <w:t xml:space="preserve">. Rationale: the May 2026 date anchor is methodologically necessary; the</w:t>
-      </w:r>
-      <w:r>
-        <w:t xml:space="preserve"> </w:t>
-      </w:r>
-      <w:r>
-        <w:t xml:space="preserve">“R2 revision cycle”</w:t>
-      </w:r>
-      <w:r>
-        <w:t xml:space="preserve"> </w:t>
-      </w:r>
-      <w:r>
-        <w:t xml:space="preserve">label is internal to our workflow.</w:t>
-      </w:r>
-    </w:p>
-    <w:p>
-      <w:pPr>
+        <w:t xml:space="preserve">§3.5.4.1 Drift Foundation proposal-authorship and vote-weight decoupling</w:t>
+      </w:r>
+      <w:r>
+        <w:t xml:space="preserve">: documents Drift Protocol’s governance pattern with no close analog in EVM-protocol cross-section. A single Drift Foundation submitter address (</w:t>
+      </w:r>
+      <w:r>
+        <w:rPr>
+          <w:rStyle w:val="VerbatimChar"/>
+        </w:rPr>
+        <w:t xml:space="preserve">4CL25...wPiiF</w:t>
+      </w:r>
+      <w:r>
+        <w:t xml:space="preserve">) proposed 11 of 13 DRIFT Improvement Proposals over the 12-month window while holding only 0.18 percent of total DRIFT vote weight; proposal-authorship and vote-weight are structurally decoupled.</w:t>
+      </w:r>
+    </w:p>
+    <w:p>
+      <w:pPr>
+        <w:pStyle w:val="Compact"/>
         <w:numPr>
           <w:ilvl w:val="0"/>
           <w:numId w:val="1004"/>
@@ -2650,834 +3867,260 @@
           <w:b/>
           <w:bCs/>
         </w:rPr>
-        <w:t xml:space="preserve">Table 4 Aethir footnote (lines 1696-1705).</w:t>
-      </w:r>
-      <w:r>
-        <w:t xml:space="preserve"> </w:t>
-      </w:r>
-      <w:r>
-        <w:t xml:space="preserve">Removed multi-sentence narrative:</w:t>
-      </w:r>
-      <w:r>
-        <w:t xml:space="preserve"> </w:t>
-      </w:r>
-      <w:r>
-        <w:t xml:space="preserve">“appear as full Table 4 rows above following supplementary holder-list collection in the R2 cycle”</w:t>
-      </w:r>
-      <w:r>
-        <w:t xml:space="preserve">;</w:t>
-      </w:r>
-      <w:r>
-        <w:t xml:space="preserve"> </w:t>
-      </w:r>
-      <w:r>
-        <w:t xml:space="preserve">“All three were footnote-only in the R1 submission because the original Dune holder-list extraction did not include them”</w:t>
-      </w:r>
-      <w:r>
-        <w:t xml:space="preserve">;</w:t>
-      </w:r>
-      <w:r>
-        <w:t xml:space="preserve"> </w:t>
-      </w:r>
-      <w:r>
-        <w:t xml:space="preserve">“The Aethir HHI (0.087) reported here reflects the R2 recomputation from the May 2026 Dune top-1000 pull (holders_ATH_2026-05-17.csv); the R1 footnote value of 0.168 was based on the March 2026 cascade snapshot. The R2 value (0.087) supersedes earlier interim estimates (including 0.153 cited in earlier R2 drafts) per the universal ATH Top-N% convention codified in Section 2.10.3.”</w:t>
-      </w:r>
-      <w:r>
-        <w:t xml:space="preserve"> </w:t>
-      </w:r>
-      <w:r>
-        <w:t xml:space="preserve">Replacement: condensed to</w:t>
-      </w:r>
-      <w:r>
-        <w:t xml:space="preserve"> </w:t>
-      </w:r>
-      <w:r>
-        <w:t xml:space="preserve">“Hivemapper (HONEY), io.net (IO), and Aethir (ATH) appear as full Table 4 rows following supplementary holder-list collection: Hivemapper and io.net via Helius DAS API (90,680 HONEY holders; 84,861 IO holders); Aethir via Dune erc20_ethereum.evt_transfer net-balance aggregation (top-1,000 holders). The Aethir HHI (0.095) reflects the May 2026 Dune top-1000 pull under the universal ATH Top-N% convention codified in Section 2.10.3, with 8-PCA exclusion methodology (7 documented PCAs plus 0xfc78 Safe 1.4.1 multisig added 2026-05-19; see exclusions_log.csv).”</w:t>
-      </w:r>
-      <w:r>
-        <w:t xml:space="preserve"> </w:t>
-      </w:r>
-      <w:r>
-        <w:t xml:space="preserve">Audit trail of the Aethir transition for the reviewer: R1 footnote 0.171 (March 2026 cascade snapshot) → R2 mid-cycle 0.168 (Dune re-pull) → 2026-05-18 0.153 (Variant B Top-N% interim) → R2 final 0.087 (ATH Top-N% convention) -&gt; R2 8-PCA cascade 0.095 (2026-05-19, added 0xfc78 Safe multisig Class 2 verification).</w:t>
-      </w:r>
-    </w:p>
-    <w:p>
-      <w:pPr>
-        <w:numPr>
-          <w:ilvl w:val="0"/>
-          <w:numId w:val="1004"/>
-        </w:numPr>
+        <w:t xml:space="preserve">§3.5.5 Cross-protocol institutional-governance-investor pattern</w:t>
+      </w:r>
+      <w:r>
+        <w:t xml:space="preserve">: PGov + Tane Governance + Arana Digital collectively exert approximately 17 percent combined Snapshot voting power across 6-7 DAOs each; Tally-side cross-protocol overlap analysis confirms the pattern at 8.11 percent combined summed share across ARB+COMP+UNI plus 7 additional institutional governance firms (Blockworks Advisory; Wintermute Governance; L2BEAT; Humpy; Gauntlet; GFX Labs; olimpio). Candidate Fifth Concentration Axis alongside the four already in B2 scope (holder + voter + delegate-class + burner concentration).</w:t>
+      </w:r>
+    </w:p>
+    <w:p>
+      <w:pPr>
+        <w:pStyle w:val="FirstParagraph"/>
+      </w:pPr>
+      <w:r>
+        <w:t xml:space="preserve">Figure 6 PNG regenerated with N=13 data via the canonical</w:t>
+      </w:r>
+      <w:r>
+        <w:t xml:space="preserve"> </w:t>
+      </w:r>
+      <w:r>
+        <w:rPr>
+          <w:rStyle w:val="VerbatimChar"/>
+        </w:rPr>
+        <w:t xml:space="preserve">tools/content-build/b2_figure6_regen.py</w:t>
+      </w:r>
+      <w:r>
+        <w:t xml:space="preserve"> </w:t>
+      </w:r>
+      <w:r>
+        <w:t xml:space="preserve">script. Figure 3 caption refreshed to current canonical (133 PCAs / 38 protocols post-cycle-4 audit; Aethir 0.095 / WeatherXM 0.148 / io.net 0.125 top DePIN cluster after IoTeX dropped from 0.189 to 0.081). 12+ prose surfaces cascaded with N=13 framing across abstract Finding 4, §1.4 fourth finding, §3.5 narrative, §3.7 amplification sub-text, §4.1 inter-lens implications, §4.6 summary of findings, §4.7 contributions, §5/6 governance design implications.</w:t>
+      </w:r>
+    </w:p>
+    <w:p>
+      <w:pPr>
+        <w:pStyle w:val="BodyText"/>
       </w:pPr>
       <w:r>
         <w:rPr>
           <w:b/>
           <w:bCs/>
         </w:rPr>
-        <w:t xml:space="preserve">Section 3.5 opening paragraph (line 2138).</w:t>
-      </w:r>
-      <w:r>
-        <w:t xml:space="preserve"> </w:t>
-      </w:r>
-      <w:r>
-        <w:t xml:space="preserve">Removed phrase</w:t>
-      </w:r>
-      <w:r>
-        <w:t xml:space="preserve"> </w:t>
-      </w:r>
-      <w:r>
-        <w:t xml:space="preserve">“in the Tier B1 expansion”</w:t>
-      </w:r>
-      <w:r>
-        <w:t xml:space="preserve">. Replacement:</w:t>
-      </w:r>
-      <w:r>
-        <w:t xml:space="preserve"> </w:t>
-      </w:r>
-      <w:r>
-        <w:t xml:space="preserve">“with Tally additions for GMX and ENS, yielding 10 protocols with sufficient governance activity”</w:t>
-      </w:r>
-      <w:r>
-        <w:t xml:space="preserve">. Rationale:</w:t>
-      </w:r>
-      <w:r>
-        <w:t xml:space="preserve"> </w:t>
-      </w:r>
-      <w:r>
-        <w:t xml:space="preserve">“Tier B1”</w:t>
-      </w:r>
-      <w:r>
-        <w:t xml:space="preserve"> </w:t>
-      </w:r>
-      <w:r>
-        <w:t xml:space="preserve">is internal R2 cycle phasing.</w:t>
-      </w:r>
-    </w:p>
-    <w:p>
-      <w:pPr>
-        <w:numPr>
-          <w:ilvl w:val="0"/>
-          <w:numId w:val="1004"/>
-        </w:numPr>
+        <w:t xml:space="preserve">Cycle 15.3: Max-effort 8-pass deep-read stale-anchor audit (approximately 80 anchors cleared)</w:t>
+      </w:r>
+      <w:r>
+        <w:t xml:space="preserve">. A systematic 8-pass audit cleared cumulative stale anchors arising from the multi-cycle revision arc: Pass 1 wording-variation residuals (13 surfaces); Pass 2 Table 7 source-attribution completeness (1 footnote refresh); Pass 3 protocol-specific HHI cycle drift (7 surfaces; Curve 0.017 to 0.014 raw post-Convex-exclusion; Jupiter max-DeFi HHI 0.117 to 0.096; Hyperliquid minimum 0.004 to 0.005; Figure 3 caption pre-fix IoTeX 0.189 cluster reference); Pass 4 sequential-read in-context inconsistencies (13 surfaces; abstract Finding 4 enumeration; §1.4 amplifier list missing DRIFT; §3.3 DePIN mean 0.077 pre-IoTeX-fix to 0.071 post-fix; WeatherXM voting 0.486 to 0.556;</w:t>
+      </w:r>
+      <w:r>
+        <w:t xml:space="preserve"> </w:t>
+      </w:r>
+      <w:r>
+        <w:t xml:space="preserve">“five DeFi protocols”</w:t>
+      </w:r>
+      <w:r>
+        <w:t xml:space="preserve"> </w:t>
+      </w:r>
+      <w:r>
+        <w:t xml:space="preserve">to</w:t>
+      </w:r>
+      <w:r>
+        <w:t xml:space="preserve"> </w:t>
+      </w:r>
+      <w:r>
+        <w:t xml:space="preserve">“seven”</w:t>
+      </w:r>
+      <w:r>
+        <w:t xml:space="preserve">; Arbitrum amplification 4.4x typo to 3.1x; ENS top-1 19.9% pre-Cold-Wallet-fix to 16.8%); Pass 5 additional cross-checks (5 surfaces; Hivemapper 0.017 to 0.018; Morpheus 0.031 to 0.046; AAVE delegation HHI 0.076 to 0.058; Figure 8 r=0.00 to r=-0.10); Pass 6 systematic Python-based Table 4 row vs sibling-clone replication CSV canonical (4 substantive row corrections including Aethir HHI 0.0868 to 0.0948 with updated Top-1 19.7% / Top-10 67.6% reflecting cycle-4 0xfc78 Safe multisig exclusion that Table 4 caption already documented; LayerZero / Arbitrum / Optimism row refreshes); Pass 7 abstract-vs-Table 5 internal consistency (3 surfaces; Table 5 insider count fraction row rho=0.44 to 0.48 / p=0.005 to 0.003 / N=39 to 37 to match abstract canonical); Pass 8 Table 4 N column convention per author directive (33 row updates: N now represents pre-exclusion sample size = 1,000 + number of PCAs; e.g., Optimism N = 1,007 reflects top-1,007 pre-exclusion sample with 7 PCAs excluded to yield 1,000 non-PCA holders for HHI computation). Plus Pass 8 extension: value-vs-convention methodology footnote acknowledging HHI / Top-N values reflect top-1000 pre-exclusion computation while N column reflects (1000+PCAs) convention; strict-convention recomputation would yield &lt; 0.0001 HHI shift / &lt; 0.1pp Top-N shift (immaterial for cross-protocol comparisons).</w:t>
+      </w:r>
+    </w:p>
+    <w:p>
+      <w:pPr>
+        <w:pStyle w:val="BodyText"/>
+      </w:pPr>
+      <w:r>
+        <w:t xml:space="preserve">Substantive corrections caught in the audit (highlighted because they touch the manuscript’s quantitative core): F-B2-14 (JUP outlier)</w:t>
+      </w:r>
+      <w:r>
+        <w:t xml:space="preserve"> </w:t>
+      </w:r>
+      <w:r>
+        <w:t xml:space="preserve">“JUP-specific mechanisms rather than chain-level mechanisms explain the outlier”</w:t>
+      </w:r>
+      <w:r>
+        <w:t xml:space="preserve"> </w:t>
+      </w:r>
+      <w:r>
+        <w:t xml:space="preserve">framing was internally inconsistent with the</w:t>
+      </w:r>
+      <w:r>
+        <w:t xml:space="preserve"> </w:t>
+      </w:r>
+      <w:r>
+        <w:t xml:space="preserve">“low effective transaction cost”</w:t>
+      </w:r>
+      <w:r>
+        <w:t xml:space="preserve"> </w:t>
+      </w:r>
+      <w:r>
+        <w:t xml:space="preserve">design implication (low tx cost IS a chain-level feature); refined to</w:t>
+      </w:r>
+      <w:r>
+        <w:t xml:space="preserve"> </w:t>
+      </w:r>
+      <w:r>
+        <w:t xml:space="preserve">“JUP’s design choices are protocol-design-level decisions ENABLED BY Solana’s low-cost voting environment; whether they would replicate at scale on a higher-fee chain is untested because no Ethereum counterfactual exists”</w:t>
+      </w:r>
+      <w:r>
+        <w:t xml:space="preserve"> </w:t>
+      </w:r>
+      <w:r>
+        <w:t xml:space="preserve">with a new EC-2026-05-22-B2-F-B2-14-Chain-vs-Protocol-Design-Dichotomy-Overclaim documenting the methodology lesson. F-B2-15 (within-Solana heterogeneity) DRIFT mis-classification corrected (was</w:t>
+      </w:r>
+      <w:r>
+        <w:t xml:space="preserve"> </w:t>
+      </w:r>
+      <w:r>
+        <w:t xml:space="preserve">“delegated-vote with smaller professional user base”</w:t>
+      </w:r>
+      <w:r>
+        <w:t xml:space="preserve">; correct is</w:t>
+      </w:r>
+      <w:r>
+        <w:t xml:space="preserve"> </w:t>
+      </w:r>
+      <w:r>
+        <w:t xml:space="preserve">“VSR lockup-weighted vote design analogous to HNT”</w:t>
+      </w:r>
+      <w:r>
+        <w:t xml:space="preserve"> </w:t>
+      </w:r>
+      <w:r>
+        <w:t xml:space="preserve">per DRIFT memo line 125); mechanism story reframed around VSR-vs-delegated as primary within-Solana driver per DRIFT memo line 130; sister EC-2026-05-22-B2-F-B2-15-DRIFT-VSR-Classification-And-Within-Solana-Mechanism-Refinement filed. The audit-pass discipline established by these corrections (verify just-shipped findings via Pattern 27 Mode A within-cycle) is itself an internal methodology contribution that addresses adjacent concerns to Reviewer 1’s general</w:t>
+      </w:r>
+      <w:r>
+        <w:t xml:space="preserve"> </w:t>
+      </w:r>
+      <w:r>
+        <w:t xml:space="preserve">“reproduce and sync”</w:t>
+      </w:r>
+      <w:r>
+        <w:t xml:space="preserve"> </w:t>
+      </w:r>
+      <w:r>
+        <w:t xml:space="preserve">recommendation.</w:t>
+      </w:r>
+    </w:p>
+    <w:p>
+      <w:pPr>
+        <w:pStyle w:val="BodyText"/>
       </w:pPr>
       <w:r>
         <w:rPr>
           <w:b/>
           <w:bCs/>
         </w:rPr>
-        <w:t xml:space="preserve">Table 7 footnote (line 2319).</w:t>
-      </w:r>
-      <w:r>
-        <w:t xml:space="preserve"> </w:t>
-      </w:r>
-      <w:r>
-        <w:t xml:space="preserve">Removed phrase</w:t>
-      </w:r>
-      <w:r>
-        <w:t xml:space="preserve"> </w:t>
-      </w:r>
-      <w:r>
-        <w:t xml:space="preserve">“GMX and ENS added in R2 from paginated Tally top-100 delegate pulls”</w:t>
-      </w:r>
-      <w:r>
-        <w:t xml:space="preserve">. Replacement:</w:t>
-      </w:r>
-      <w:r>
-        <w:t xml:space="preserve"> </w:t>
-      </w:r>
-      <w:r>
-        <w:t xml:space="preserve">“GMX and ENS values from paginated Tally top-100 delegate pulls (May 2026)”</w:t>
-      </w:r>
-      <w:r>
-        <w:t xml:space="preserve">. Rationale:</w:t>
-      </w:r>
-      <w:r>
-        <w:t xml:space="preserve"> </w:t>
-      </w:r>
-      <w:r>
-        <w:t xml:space="preserve">“in R2”</w:t>
-      </w:r>
-      <w:r>
-        <w:t xml:space="preserve"> </w:t>
-      </w:r>
-      <w:r>
-        <w:t xml:space="preserve">is internal cycle label.</w:t>
-      </w:r>
-    </w:p>
-    <w:p>
-      <w:pPr>
-        <w:numPr>
-          <w:ilvl w:val="0"/>
-          <w:numId w:val="1004"/>
-        </w:numPr>
+        <w:t xml:space="preserve">Cycle 15.4: Tracked-changes readability fix</w:t>
+      </w:r>
+      <w:r>
+        <w:t xml:space="preserve"> </w:t>
+      </w:r>
+      <w:r>
+        <w:t xml:space="preserve">(commit</w:t>
+      </w:r>
+      <w:r>
+        <w:t xml:space="preserve"> </w:t>
+      </w:r>
+      <w:r>
+        <w:rPr>
+          <w:rStyle w:val="VerbatimChar"/>
+        </w:rPr>
+        <w:t xml:space="preserve">859ebb64</w:t>
+      </w:r>
+      <w:r>
+        <w:t xml:space="preserve">). The previous tracked-changes generation wrapped EVERY text run in</w:t>
+      </w:r>
+      <w:r>
+        <w:t xml:space="preserve"> </w:t>
+      </w:r>
+      <w:r>
+        <w:rPr>
+          <w:rStyle w:val="VerbatimChar"/>
+        </w:rPr>
+        <w:t xml:space="preserve">w:ins</w:t>
+      </w:r>
+      <w:r>
+        <w:t xml:space="preserve"> </w:t>
+      </w:r>
+      <w:r>
+        <w:t xml:space="preserve">markers (8,462 markers) which made the tracked-changes view unreadable for reviewers: every paragraph appeared edited, even those merely split from R1 mega-paragraphs during the jargon-refinement / accessibility cycles. A new diff-aware generator (</w:t>
+      </w:r>
+      <w:r>
+        <w:rPr>
+          <w:rStyle w:val="VerbatimChar"/>
+        </w:rPr>
+        <w:t xml:space="preserve">tools/content-build/regenerate_tracked_changes_v3.py</w:t>
+      </w:r>
+      <w:r>
+        <w:t xml:space="preserve">) performs paragraph-level token-set similarity matching between R1 baseline and R2 clean DOCX, wrapping</w:t>
+      </w:r>
+      <w:r>
+        <w:t xml:space="preserve"> </w:t>
+      </w:r>
+      <w:r>
+        <w:rPr>
+          <w:rStyle w:val="VerbatimChar"/>
+        </w:rPr>
+        <w:t xml:space="preserve">w:r</w:t>
+      </w:r>
+      <w:r>
+        <w:t xml:space="preserve"> </w:t>
+      </w:r>
+      <w:r>
+        <w:t xml:space="preserve">elements ONLY in paragraphs with substantive content changes (Jaccard &gt;= 0.50 OR coverage &gt;= 0.70 to classify as unchanged; otherwise wrap). Result: 8,462 to 3,613 markers (57% reduction); reviewers now see RED highlights only where actual R2 content was added or changed, not where R1 mega-paragraphs were split for readability. The 192 marked paragraphs capture the substantive R2 changes (new §3.5.4 / 3.5.4.1 / 3.5.5 subsections; §3.7 PCA-symmetric replacement; F-B2-9 reframe paragraphs; Table 7 N=13 expansion text; updated Figure captions; statistical-claim refresh prose; new JUP / HNT / DRIFT / VSR / signer-side-PCA vocabulary).</w:t>
+      </w:r>
+    </w:p>
+    <w:p>
+      <w:pPr>
+        <w:pStyle w:val="BodyText"/>
       </w:pPr>
       <w:r>
         <w:rPr>
           <w:b/>
           <w:bCs/>
         </w:rPr>
-        <w:t xml:space="preserve">Section 3.5.2 veCRV computation (line 2364).</w:t>
-      </w:r>
-      <w:r>
-        <w:t xml:space="preserve"> </w:t>
-      </w:r>
-      <w:r>
-        <w:t xml:space="preserve">Removed phrase</w:t>
-      </w:r>
-      <w:r>
-        <w:t xml:space="preserve"> </w:t>
-      </w:r>
-      <w:r>
-        <w:t xml:space="preserve">“per the Phase 0 Tier C1 analysis”</w:t>
-      </w:r>
-      <w:r>
-        <w:t xml:space="preserve">. Replacement:</w:t>
-      </w:r>
-      <w:r>
-        <w:t xml:space="preserve"> </w:t>
-      </w:r>
-      <w:r>
-        <w:t xml:space="preserve">“per the direct cumulative-deposit computation”</w:t>
-      </w:r>
-      <w:r>
-        <w:t xml:space="preserve">. Rationale:</w:t>
-      </w:r>
-      <w:r>
-        <w:t xml:space="preserve"> </w:t>
-      </w:r>
-      <w:r>
-        <w:t xml:space="preserve">“Phase 0 Tier C1”</w:t>
-      </w:r>
-      <w:r>
-        <w:t xml:space="preserve"> </w:t>
-      </w:r>
-      <w:r>
-        <w:t xml:space="preserve">is internal R2 cycle phasing.</w:t>
-      </w:r>
-    </w:p>
-    <w:p>
-      <w:pPr>
-        <w:numPr>
-          <w:ilvl w:val="0"/>
-          <w:numId w:val="1004"/>
-        </w:numPr>
-      </w:pPr>
-      <w:r>
-        <w:rPr>
-          <w:b/>
-          <w:bCs/>
-        </w:rPr>
-        <w:t xml:space="preserve">Section 3.5.3 Compound Foundation paragraph (line 2399).</w:t>
-      </w:r>
-      <w:r>
-        <w:t xml:space="preserve"> </w:t>
-      </w:r>
-      <w:r>
-        <w:t xml:space="preserve">Removed phrase</w:t>
-      </w:r>
-      <w:r>
-        <w:t xml:space="preserve"> </w:t>
-      </w:r>
-      <w:r>
-        <w:t xml:space="preserve">“per Phase 0 Tier C1 fact-check”</w:t>
-      </w:r>
-      <w:r>
-        <w:t xml:space="preserve">. Replacement:</w:t>
-      </w:r>
-      <w:r>
-        <w:t xml:space="preserve"> </w:t>
-      </w:r>
-      <w:r>
-        <w:t xml:space="preserve">“in the May 2026 Tally pull”</w:t>
-      </w:r>
-      <w:r>
-        <w:t xml:space="preserve"> </w:t>
-      </w:r>
-      <w:r>
-        <w:t xml:space="preserve">(date anchor already present in surrounding context). Rationale:</w:t>
-      </w:r>
-      <w:r>
-        <w:t xml:space="preserve"> </w:t>
-      </w:r>
-      <w:r>
-        <w:t xml:space="preserve">“Phase 0 Tier C1”</w:t>
-      </w:r>
-      <w:r>
-        <w:t xml:space="preserve"> </w:t>
-      </w:r>
-      <w:r>
-        <w:t xml:space="preserve">is internal label.</w:t>
-      </w:r>
-    </w:p>
-    <w:p>
-      <w:pPr>
-        <w:numPr>
-          <w:ilvl w:val="0"/>
-          <w:numId w:val="1004"/>
-        </w:numPr>
-      </w:pPr>
-      <w:r>
-        <w:rPr>
-          <w:b/>
-          <w:bCs/>
-        </w:rPr>
-        <w:t xml:space="preserve">Section 3.7 leave-one-out paragraph (line 2468).</w:t>
-      </w:r>
-      <w:r>
-        <w:t xml:space="preserve"> </w:t>
-      </w:r>
-      <w:r>
-        <w:t xml:space="preserve">Removed phrase</w:t>
-      </w:r>
-      <w:r>
-        <w:t xml:space="preserve"> </w:t>
-      </w:r>
-      <w:r>
-        <w:t xml:space="preserve">“after the F1 holder-list correction”</w:t>
-      </w:r>
-      <w:r>
-        <w:t xml:space="preserve">. Replacement: simply state</w:t>
-      </w:r>
-      <w:r>
-        <w:t xml:space="preserve"> </w:t>
-      </w:r>
-      <w:r>
-        <w:t xml:space="preserve">“30 of 30 leave-one-out iterations”</w:t>
-      </w:r>
-      <w:r>
-        <w:t xml:space="preserve"> </w:t>
-      </w:r>
-      <w:r>
-        <w:t xml:space="preserve">as the current robustness state. Rationale: the F1 correction is part of the manuscript’s methodology now; mentioning</w:t>
-      </w:r>
-      <w:r>
-        <w:t xml:space="preserve"> </w:t>
-      </w:r>
-      <w:r>
-        <w:t xml:space="preserve">“after F1”</w:t>
-      </w:r>
-      <w:r>
-        <w:t xml:space="preserve"> </w:t>
-      </w:r>
-      <w:r>
-        <w:t xml:space="preserve">implies the paper has a</w:t>
-      </w:r>
-      <w:r>
-        <w:t xml:space="preserve"> </w:t>
-      </w:r>
-      <w:r>
-        <w:t xml:space="preserve">“before F1”</w:t>
-      </w:r>
-      <w:r>
-        <w:t xml:space="preserve"> </w:t>
-      </w:r>
-      <w:r>
-        <w:t xml:space="preserve">state, which contradicts the manuscript reading as a final document.</w:t>
-      </w:r>
-    </w:p>
-    <w:p>
-      <w:pPr>
-        <w:numPr>
-          <w:ilvl w:val="0"/>
-          <w:numId w:val="1004"/>
-        </w:numPr>
-      </w:pPr>
-      <w:r>
-        <w:rPr>
-          <w:b/>
-          <w:bCs/>
-        </w:rPr>
-        <w:t xml:space="preserve">Section 3.7 insider concentration paragraph (line 2472).</w:t>
-      </w:r>
-      <w:r>
-        <w:t xml:space="preserve"> </w:t>
-      </w:r>
-      <w:r>
-        <w:t xml:space="preserve">Removed phrase</w:t>
-      </w:r>
-      <w:r>
-        <w:t xml:space="preserve"> </w:t>
-      </w:r>
-      <w:r>
-        <w:t xml:space="preserve">“N = 37 after the F1 holder-list correction”</w:t>
-      </w:r>
-      <w:r>
-        <w:t xml:space="preserve">. Replacement:</w:t>
-      </w:r>
-      <w:r>
-        <w:t xml:space="preserve"> </w:t>
-      </w:r>
-      <w:r>
-        <w:t xml:space="preserve">“N = 37”</w:t>
-      </w:r>
-      <w:r>
-        <w:t xml:space="preserve">. Same rationale as item 8.</w:t>
-      </w:r>
-    </w:p>
-    <w:p>
-      <w:pPr>
-        <w:numPr>
-          <w:ilvl w:val="0"/>
-          <w:numId w:val="1004"/>
-        </w:numPr>
-      </w:pPr>
-      <w:r>
-        <w:rPr>
-          <w:b/>
-          <w:bCs/>
-        </w:rPr>
-        <w:t xml:space="preserve">Section 3.7 PCA-symmetric paragraph (line 2555).</w:t>
-      </w:r>
-      <w:r>
-        <w:t xml:space="preserve"> </w:t>
-      </w:r>
-      <w:r>
-        <w:t xml:space="preserve">Removed phrase</w:t>
-      </w:r>
-      <w:r>
-        <w:t xml:space="preserve"> </w:t>
-      </w:r>
-      <w:r>
-        <w:t xml:space="preserve">“the R1 Snapshot-based voting HHI for Compound (0.053)”</w:t>
-      </w:r>
-      <w:r>
-        <w:t xml:space="preserve">. Replacement:</w:t>
-      </w:r>
-      <w:r>
-        <w:t xml:space="preserve"> </w:t>
-      </w:r>
-      <w:r>
-        <w:t xml:space="preserve">“the Snapshot-based voting HHI for Compound (0.053)”</w:t>
-      </w:r>
-      <w:r>
-        <w:t xml:space="preserve">. Rationale: the Snapshot-based methodology IS the current choice; the</w:t>
-      </w:r>
-      <w:r>
-        <w:t xml:space="preserve"> </w:t>
-      </w:r>
-      <w:r>
-        <w:t xml:space="preserve">“R1”</w:t>
-      </w:r>
-      <w:r>
-        <w:t xml:space="preserve"> </w:t>
-      </w:r>
-      <w:r>
-        <w:t xml:space="preserve">prefix incorrectly implies it was a deprecated approach.</w:t>
-      </w:r>
-    </w:p>
-    <w:p>
-      <w:pPr>
-        <w:numPr>
-          <w:ilvl w:val="0"/>
-          <w:numId w:val="1004"/>
-        </w:numPr>
-      </w:pPr>
-      <w:r>
-        <w:rPr>
-          <w:b/>
-          <w:bCs/>
-        </w:rPr>
-        <w:t xml:space="preserve">Section 3.7 Theil/Atkinson paragraph (line 2564).</w:t>
-      </w:r>
-      <w:r>
-        <w:t xml:space="preserve"> </w:t>
-      </w:r>
-      <w:r>
-        <w:t xml:space="preserve">Removed phrase</w:t>
-      </w:r>
-      <w:r>
-        <w:t xml:space="preserve"> </w:t>
-      </w:r>
-      <w:r>
-        <w:t xml:space="preserve">“and the F1 cycle refinements”</w:t>
-      </w:r>
-      <w:r>
-        <w:t xml:space="preserve">. Replacement: just</w:t>
-      </w:r>
-      <w:r>
-        <w:t xml:space="preserve"> </w:t>
-      </w:r>
-      <w:r>
-        <w:t xml:space="preserve">“per exclusions_log.csv”</w:t>
-      </w:r>
-      <w:r>
-        <w:t xml:space="preserve">. Rationale: F1 refinements are part of the canonical exclusion methodology; the label is redundant.</w:t>
-      </w:r>
-    </w:p>
-    <w:p>
-      <w:pPr>
-        <w:numPr>
-          <w:ilvl w:val="0"/>
-          <w:numId w:val="1004"/>
-        </w:numPr>
-      </w:pPr>
-      <w:r>
-        <w:rPr>
-          <w:b/>
-          <w:bCs/>
-        </w:rPr>
-        <w:t xml:space="preserve">Section 3.7 Top-N cutoff sensitivity paragraph (lines 2643-2658).</w:t>
-      </w:r>
-      <w:r>
-        <w:t xml:space="preserve"> </w:t>
-      </w:r>
-      <w:r>
-        <w:t xml:space="preserve">Substantive rewrite removing</w:t>
-      </w:r>
-      <w:r>
-        <w:t xml:space="preserve"> </w:t>
-      </w:r>
-      <w:r>
-        <w:t xml:space="preserve">“R1 F1 cycle”</w:t>
-      </w:r>
-      <w:r>
-        <w:t xml:space="preserve"> </w:t>
-      </w:r>
-      <w:r>
-        <w:t xml:space="preserve">framing while preserving the methodological lesson. Original:</w:t>
-      </w:r>
-      <w:r>
-        <w:t xml:space="preserve"> </w:t>
-      </w:r>
-      <w:r>
-        <w:t xml:space="preserve">“Top-N holder-list cutoff sensitivity. The R1 F1 cycle surfaced a methodological lesson with broad applicability… MOR 0.013 to 0.031 (post-F1); AXL 0.004 to 0.028 (post-F1); ZRO 0.010 to 0.015 (post-F1).”</w:t>
-      </w:r>
-      <w:r>
-        <w:t xml:space="preserve"> </w:t>
-      </w:r>
-      <w:r>
-        <w:t xml:space="preserve">Replacement frames the same content as a present-tense methodological discussion of cutoff sensitivity. Also: the after-correction Cohen’s d value was updated from 1.10 (R2 mid-cycle, pre-deep-PCA-audit) to 1.03 (current final state). The MOR / AXL / ZRO HHI shifts and the F1-correction effect on cross-sector test statistics remain substantively in the manuscript; only the F1 label is stripped.</w:t>
-      </w:r>
-    </w:p>
-    <w:p>
-      <w:pPr>
-        <w:numPr>
-          <w:ilvl w:val="0"/>
-          <w:numId w:val="1004"/>
-        </w:numPr>
-      </w:pPr>
-      <w:r>
-        <w:rPr>
-          <w:b/>
-          <w:bCs/>
-        </w:rPr>
-        <w:t xml:space="preserve">Section 4.9 falsifiable forward claims (line 3485).</w:t>
-      </w:r>
-      <w:r>
-        <w:t xml:space="preserve"> </w:t>
-      </w:r>
-      <w:r>
-        <w:t xml:space="preserve">Removed phrase</w:t>
-      </w:r>
-      <w:r>
-        <w:t xml:space="preserve"> </w:t>
-      </w:r>
-      <w:r>
-        <w:t xml:space="preserve">“delegate-program after R2 submission”</w:t>
-      </w:r>
-      <w:r>
-        <w:t xml:space="preserve">. Replacement:</w:t>
-      </w:r>
-      <w:r>
-        <w:t xml:space="preserve"> </w:t>
-      </w:r>
-      <w:r>
-        <w:t xml:space="preserve">“delegate-program after the snapshot dates used in this analysis”</w:t>
-      </w:r>
-      <w:r>
-        <w:t xml:space="preserve">. Rationale:</w:t>
-      </w:r>
-      <w:r>
-        <w:t xml:space="preserve"> </w:t>
-      </w:r>
-      <w:r>
-        <w:t xml:space="preserve">“R2 submission”</w:t>
-      </w:r>
-      <w:r>
-        <w:t xml:space="preserve"> </w:t>
-      </w:r>
-      <w:r>
-        <w:t xml:space="preserve">is internal cycle reference; the substantive prediction is about post-snapshot-date observations.</w:t>
-      </w:r>
-    </w:p>
-    <w:p>
-      <w:pPr>
-        <w:numPr>
-          <w:ilvl w:val="0"/>
-          <w:numId w:val="1004"/>
-        </w:numPr>
-      </w:pPr>
-      <w:r>
-        <w:rPr>
-          <w:b/>
-          <w:bCs/>
-        </w:rPr>
-        <w:t xml:space="preserve">Section 4.9 reproducibility paragraph (line 3501).</w:t>
-      </w:r>
-      <w:r>
-        <w:t xml:space="preserve"> </w:t>
-      </w:r>
-      <w:r>
-        <w:t xml:space="preserve">Removed phrase</w:t>
-      </w:r>
-      <w:r>
-        <w:t xml:space="preserve"> </w:t>
-      </w:r>
-      <w:r>
-        <w:t xml:space="preserve">“the R2 Table 4 expansion”</w:t>
-      </w:r>
-      <w:r>
-        <w:t xml:space="preserve">. Replacement:</w:t>
-      </w:r>
-      <w:r>
-        <w:t xml:space="preserve"> </w:t>
-      </w:r>
-      <w:r>
-        <w:t xml:space="preserve">“the Table 4 supplementary collection”</w:t>
-      </w:r>
-      <w:r>
-        <w:t xml:space="preserve">. Rationale:</w:t>
-      </w:r>
-      <w:r>
-        <w:t xml:space="preserve"> </w:t>
-      </w:r>
-      <w:r>
-        <w:t xml:space="preserve">“R2”</w:t>
-      </w:r>
-      <w:r>
-        <w:t xml:space="preserve"> </w:t>
-      </w:r>
-      <w:r>
-        <w:t xml:space="preserve">is internal cycle label; the substantive supplementary collection (Hivemapper / io.net / Aethir) is documented in Section 2 methodology.</w:t>
-      </w:r>
-    </w:p>
-    <w:bookmarkEnd w:id="28"/>
-    <w:bookmarkStart w:id="29" w:name="X1de9f596c40439552234abe994ea403ac30f77a"/>
-    <w:p>
-      <w:pPr>
-        <w:pStyle w:val="Heading3"/>
-      </w:pPr>
-      <w:r>
-        <w:t xml:space="preserve">B. Dated supplementary filenames in prose (preserved with shortened forms)</w:t>
-      </w:r>
-    </w:p>
-    <w:p>
-      <w:pPr>
-        <w:pStyle w:val="Compact"/>
-        <w:numPr>
-          <w:ilvl w:val="0"/>
-          <w:numId w:val="1005"/>
-        </w:numPr>
-      </w:pPr>
-      <w:r>
-        <w:rPr>
-          <w:b/>
-          <w:bCs/>
-        </w:rPr>
-        <w:t xml:space="preserve">Section 3.5.2 (line 2365).</w:t>
-      </w:r>
-      <w:r>
-        <w:t xml:space="preserve"> </w:t>
-      </w:r>
-      <w:r>
-        <w:t xml:space="preserve">Original:</w:t>
-      </w:r>
-      <w:r>
-        <w:t xml:space="preserve"> </w:t>
-      </w:r>
-      <w:r>
-        <w:t xml:space="preserve">“supplementary file veCRV_voting_concentration_2026-05-17.csv”</w:t>
-      </w:r>
-      <w:r>
-        <w:t xml:space="preserve">. Final-manuscript form:</w:t>
-      </w:r>
-      <w:r>
-        <w:t xml:space="preserve"> </w:t>
-      </w:r>
-      <w:r>
-        <w:t xml:space="preserve">“supplementary file veCRV_voting_concentration”</w:t>
-      </w:r>
-      <w:r>
-        <w:t xml:space="preserve">. Rationale: the dated filename is a workflow-internal artifact; the replication-repo supplementary file is canonically the latest version of the named file.</w:t>
-      </w:r>
-    </w:p>
-    <w:bookmarkEnd w:id="29"/>
-    <w:bookmarkStart w:id="30" w:name="c.-methodology-disclosure-preserved"/>
-    <w:p>
-      <w:pPr>
-        <w:pStyle w:val="Heading3"/>
-      </w:pPr>
-      <w:r>
-        <w:t xml:space="preserve">C. Methodology disclosure preserved</w:t>
-      </w:r>
-    </w:p>
-    <w:p>
-      <w:pPr>
-        <w:pStyle w:val="FirstParagraph"/>
-      </w:pPr>
-      <w:r>
-        <w:t xml:space="preserve">The following date-stamps and methodology references are PRESERVED in the manuscript as legitimate methodological disclosure:</w:t>
-      </w:r>
-    </w:p>
-    <w:p>
-      <w:pPr>
-        <w:pStyle w:val="Compact"/>
-        <w:numPr>
-          <w:ilvl w:val="0"/>
-          <w:numId w:val="1006"/>
-        </w:numPr>
-      </w:pPr>
-      <w:r>
-        <w:t xml:space="preserve">“March 2026 snapshot”</w:t>
-      </w:r>
-      <w:r>
-        <w:t xml:space="preserve"> </w:t>
-      </w:r>
-      <w:r>
-        <w:t xml:space="preserve">(10 occurrences across the manuscript): fundamental data-collection-time anchor for Tally and Snapshot governance data.</w:t>
-      </w:r>
-    </w:p>
-    <w:p>
-      <w:pPr>
-        <w:pStyle w:val="Compact"/>
-        <w:numPr>
-          <w:ilvl w:val="0"/>
-          <w:numId w:val="1006"/>
-        </w:numPr>
-      </w:pPr>
-      <w:r>
-        <w:t xml:space="preserve">“May 2026 snapshot”</w:t>
-      </w:r>
-      <w:r>
-        <w:t xml:space="preserve"> </w:t>
-      </w:r>
-      <w:r>
-        <w:t xml:space="preserve">/</w:t>
-      </w:r>
-      <w:r>
-        <w:t xml:space="preserve"> </w:t>
-      </w:r>
-      <w:r>
-        <w:t xml:space="preserve">“May 2026 Dune pull”</w:t>
-      </w:r>
-      <w:r>
-        <w:t xml:space="preserve"> </w:t>
-      </w:r>
-      <w:r>
-        <w:t xml:space="preserve">/</w:t>
-      </w:r>
-      <w:r>
-        <w:t xml:space="preserve"> </w:t>
-      </w:r>
-      <w:r>
-        <w:t xml:space="preserve">“May 2026 Tally pull”</w:t>
-      </w:r>
-      <w:r>
-        <w:t xml:space="preserve"> </w:t>
-      </w:r>
-      <w:r>
-        <w:t xml:space="preserve">(multiple occurrences): comparison snapshot for drift analysis (Section 2.10.3); GMX and ENS Tally pull date (Section 3.5; Table 7 footnote); Compound Foundation Tally fact-check date (Section 3.5.3).</w:t>
-      </w:r>
-    </w:p>
-    <w:p>
-      <w:pPr>
-        <w:pStyle w:val="Compact"/>
-        <w:numPr>
-          <w:ilvl w:val="0"/>
-          <w:numId w:val="1006"/>
-        </w:numPr>
-      </w:pPr>
-      <w:r>
-        <w:t xml:space="preserve">Section 2.10.3 Snapshot date discipline paragraph: documents Tally / Snapshot drift as methodological concern; needed to explain why Table 7 uses March 2026 values.</w:t>
-      </w:r>
-    </w:p>
-    <w:p>
-      <w:pPr>
-        <w:pStyle w:val="Compact"/>
-        <w:numPr>
-          <w:ilvl w:val="0"/>
-          <w:numId w:val="1006"/>
-        </w:numPr>
-      </w:pPr>
-      <w:r>
-        <w:t xml:space="preserve">Section 3.7 PCA-symmetric robustness check: substantive robustness reporting (Compound 8.7x to 5.8x; Aave 5.9x to 3.5x post-symmetric exclusion).</w:t>
-      </w:r>
-    </w:p>
-    <w:p>
-      <w:pPr>
-        <w:pStyle w:val="Compact"/>
-        <w:numPr>
-          <w:ilvl w:val="0"/>
-          <w:numId w:val="1006"/>
-        </w:numPr>
-      </w:pPr>
-      <w:r>
-        <w:t xml:space="preserve">Section 3.5 Uniswap burn-address paragraph (lines 2154-2166): substantive case for why 0x000…000dead exclusion produces the 0.84x to 2.8x flip. The</w:t>
-      </w:r>
-      <w:r>
-        <w:t xml:space="preserve"> </w:t>
-      </w:r>
-      <w:r>
-        <w:t xml:space="preserve">“earlier analyses”</w:t>
-      </w:r>
-      <w:r>
-        <w:t xml:space="preserve"> </w:t>
-      </w:r>
-      <w:r>
-        <w:t xml:space="preserve">framing is necessary for the substantive argument; this is methodological argument not cycle artifact.</w:t>
-      </w:r>
-    </w:p>
-    <w:p>
-      <w:pPr>
-        <w:pStyle w:val="Compact"/>
-        <w:numPr>
-          <w:ilvl w:val="0"/>
-          <w:numId w:val="1006"/>
-        </w:numPr>
-      </w:pPr>
-      <w:r>
-        <w:t xml:space="preserve">Section 3.5 Lido Dual Governance paragraph (lines 2197-2215): documents historical Dual Governance reform context; the</w:t>
-      </w:r>
-      <w:r>
-        <w:t xml:space="preserve"> </w:t>
-      </w:r>
-      <w:r>
-        <w:t xml:space="preserve">“preceded the recomputation”</w:t>
-      </w:r>
-      <w:r>
-        <w:t xml:space="preserve"> </w:t>
-      </w:r>
-      <w:r>
-        <w:t xml:space="preserve">framing is necessary to explain why Dual Governance was justified at the time of design.</w:t>
-      </w:r>
-    </w:p>
-    <w:p>
-      <w:pPr>
-        <w:pStyle w:val="Compact"/>
-        <w:numPr>
-          <w:ilvl w:val="0"/>
-          <w:numId w:val="1006"/>
-        </w:numPr>
-      </w:pPr>
-      <w:r>
-        <w:t xml:space="preserve">All Supplementary File (S1-S9) GitHub URLs.</w:t>
-      </w:r>
-    </w:p>
-    <w:bookmarkEnd w:id="30"/>
-    <w:bookmarkStart w:id="31" w:name="X05f1c30a169f4b2e61af34006c19859eae4daa3"/>
-    <w:p>
-      <w:pPr>
-        <w:pStyle w:val="Heading3"/>
-      </w:pPr>
-      <w:r>
-        <w:t xml:space="preserve">D. Reviewer-quoted blockquotes (preserved verbatim)</w:t>
-      </w:r>
-    </w:p>
-    <w:p>
-      <w:pPr>
-        <w:pStyle w:val="FirstParagraph"/>
-      </w:pPr>
-      <w:r>
-        <w:t xml:space="preserve">The R1-round verbatim reviewer quotes throughout this response document remain unchanged; they are the reviewer’s words at submission time and are preserved for source-fidelity.</w:t>
+        <w:t xml:space="preserve">Cycle 15 method-of-record discipline</w:t>
+      </w:r>
+      <w:r>
+        <w:t xml:space="preserve">: single-canonical-regression-dataset-of-record discipline (Section 2.10.3) maintained throughout the multi-source extension; sibling clone</w:t>
+      </w:r>
+      <w:r>
+        <w:t xml:space="preserve"> </w:t>
+      </w:r>
+      <w:r>
+        <w:rPr>
+          <w:rStyle w:val="VerbatimChar"/>
+        </w:rPr>
+        <w:t xml:space="preserve">regression_data_april2026.csv</w:t>
+      </w:r>
+      <w:r>
+        <w:t xml:space="preserve"> </w:t>
+      </w:r>
+      <w:r>
+        <w:t xml:space="preserve">remains the holding-HHI canonical; new</w:t>
+      </w:r>
+      <w:r>
+        <w:t xml:space="preserve"> </w:t>
+      </w:r>
+      <w:r>
+        <w:rPr>
+          <w:rStyle w:val="VerbatimChar"/>
+        </w:rPr>
+        <w:t xml:space="preserve">exclusions_log_signer.csv</w:t>
+      </w:r>
+      <w:r>
+        <w:t xml:space="preserve"> </w:t>
+      </w:r>
+      <w:r>
+        <w:t xml:space="preserve">registered as sister canonical for signer-side voting-symmetric exclusion. All R2 headline findings preserved through Cycle 15: allocation null (Pearson r = 0.05, p = 0.76, N = 37); DePIN-DeFi sector contrast (Mann-Whitney p = 0.020, Cohen’s d = 0.94; LOO 30/30); subsidy disconnect (Livepeer outlier; r = 0.59 inclusive / r = 0.03 exclusive); predominant delegation amplification (now 9 of 13 amplify; 4 structural exceptions: ENS + GMX + HNT + JUP); cross-protocol institutional concentration emerging as candidate Fifth Concentration Axis (NEW F-B2-13).</w:t>
       </w:r>
     </w:p>
     <w:p>
@@ -3487,9 +4130,8 @@
         </w:pict>
       </w:r>
     </w:p>
-    <w:bookmarkEnd w:id="31"/>
-    <w:bookmarkEnd w:id="32"/>
-    <w:bookmarkStart w:id="33" w:name="acknowledgments"/>
+    <w:bookmarkEnd w:id="24"/>
+    <w:bookmarkStart w:id="25" w:name="acknowledgments"/>
     <w:p>
       <w:pPr>
         <w:pStyle w:val="Heading2"/>
@@ -3503,27 +4145,53 @@
         <w:pStyle w:val="FirstParagraph"/>
       </w:pPr>
       <w:r>
-        <w:t xml:space="preserve">We thank Reviewer 1 for the comprehensive cross-surface audit that surfaced the drift class, and Reviewer 2 for the endorsement of publication. The R2 manuscript’s universal-amplification finding (Section 3.5; abstract finding 4) is a direct product of Reviewer 1’s R2 framing: applying consistent post-exclusion methodology across Table 4 and Table 7 produces a substantive interpretive change that strengthens the paper’s main thesis about institutional design at the operator and router level governing governance outcomes.</w:t>
-      </w:r>
-    </w:p>
-    <w:p>
-      <w:pPr>
-        <w:pStyle w:val="BodyText"/>
-      </w:pPr>
-      <w:r>
-        <w:t xml:space="preserve">The R2 cycle’s philosophical-credibility strengthening (Section 2.10.1 two-layer framing; Section 2.9.6 inter-lens relationships; Section 4.5 comparative methodology) addresses internal coherence questions adjacent to the reviewer’s concerns; these enhancements also extend from the cross-surface audit discipline the reviewer’s framing recommended.</w:t>
-      </w:r>
-    </w:p>
-    <w:p>
-      <w:pPr>
-        <w:pStyle w:val="BodyText"/>
-      </w:pPr>
-      <w:r>
-        <w:t xml:space="preserve">The R2 cycle’s late-stage extensions (Synergy Index full-sample 20-cell expansion with web-verified per-criterion scoring; Shapley-Shubik and Banzhaf power indices with quorum-rule sensitivity; subsidy multivariate with sector control; S7 longitudinal panel main-text integration; universal-audit cascade for missed PCA exclusions in IoTeX and ENS plus the Aethir 8-PCA refinement) close the future-work items previously flagged in Section 4.8 and Section 4.9. The verification cycle that anchored the per-criterion 20-cell expansion (web-verification of governance documentation, proposal-type names, multi-sig structures across 28 protocols) also surfaced the IoTeX and ENS missed exclusions documented in the post-submission universal-audit section above. The cumulative effect of the R2 cycle’s extensions is a strengthened framework where (i) the headline DePIN-vs-DeFi sector contrast remains significant under repeated audit (MW p = 0.020, Cohen’s d = 0.94, LOO 30/30 sig), (ii) the Synergy Index discriminating claim reaches statistical significance under Pearson correlation (r = -0.32, p = 0.047), and (iii) the Livepeer-driven subsidy interpretation is reinforced by the multivariate analysis (Spec 4: subsidy p = 0.88, DePIN sector p = 0.004 absent Livepeer). We thank Reviewer 1 for the framing that surfaced this opportunity for comprehensive cross-cycle audit consistency.</w:t>
-      </w:r>
-    </w:p>
-    <w:bookmarkEnd w:id="33"/>
-    <w:bookmarkEnd w:id="34"/>
+        <w:t xml:space="preserve">We thank Reviewer 1 for the comprehensive cross-surface audit that surfaced the drift class, and Reviewer 2 for the endorsement of publication. The R2 manuscript’s predominant-amplification finding with four structural exceptions (Section 3.5; abstract finding 4) is a direct product of Reviewer 1’s R2 framing: applying consistent post-exclusion methodology across Table 4 and Table 7 produces a substantive interpretive change that strengthens the paper’s main thesis about institutional design at the operator and router level governing governance outcomes. The cycle-13 voting-HHI methodology refresh (commit</w:t>
+      </w:r>
+      <w:r>
+        <w:t xml:space="preserve"> </w:t>
+      </w:r>
+      <w:r>
+        <w:rPr>
+          <w:rStyle w:val="VerbatimChar"/>
+        </w:rPr>
+        <w:t xml:space="preserve">99036422</w:t>
+      </w:r>
+      <w:r>
+        <w:t xml:space="preserve"> </w:t>
+      </w:r>
+      <w:r>
+        <w:t xml:space="preserve">per EC-2026-05-21-B2-Voting-HHI-Sampling-Methodology-Floor) surfaced the GMX structural-exception finding at expanded Tally top-1000 sampling depth. The cycle-15 multi-source PCA-symmetric extension (commit</w:t>
+      </w:r>
+      <w:r>
+        <w:t xml:space="preserve"> </w:t>
+      </w:r>
+      <w:r>
+        <w:rPr>
+          <w:rStyle w:val="VerbatimChar"/>
+        </w:rPr>
+        <w:t xml:space="preserve">1751fd5c</w:t>
+      </w:r>
+      <w:r>
+        <w:t xml:space="preserve"> </w:t>
+      </w:r>
+      <w:r>
+        <w:t xml:space="preserve">per the multi-source dispatch arc 2026-05-22) surfaced JUP as the most-extreme dispersion outlier (0.057x; Solana delegated-vote + broad airdrop user base) and HNT as a sensitivity-range dispersion case (0.35x-0.53x; Solana VSR lockup-weighted) at the apples-to-apples Solana on-chain governance-program-parsing depth, plus introduced cross-protocol institutional concentration as a candidate Fifth Concentration Axis (PGov + Tane + Arana approximately 17 percent combined Snapshot voting power) per §3.5.5. The R2 cycle’s philosophical-credibility strengthening (Section 2.10.1 two-layer framing; Section 2.9.6 inter-lens relationships; Section 4.5 comparative methodology) addresses internal coherence questions adjacent to the reviewer’s concerns; these enhancements also extend from the cross-surface audit discipline the reviewer’s framing recommended. The cycle-15 8-pass deep-read stale-anchor audit (~80 anchors cleared across wording-variation, source-attribution, protocol-specific HHI cycle drift, sequential-read in-context inconsistencies, Table 4 row vs canonical, abstract-vs-Table 5 consistency, and N column convention layers) and the cycle-15 tracked-changes readability fix (8,462 to 3,613 w:ins markers; 57% reduction) operationalize the reviewer’s general</w:t>
+      </w:r>
+      <w:r>
+        <w:t xml:space="preserve"> </w:t>
+      </w:r>
+      <w:r>
+        <w:t xml:space="preserve">“reproduce all tables and figures and make the text reflect the current data”</w:t>
+      </w:r>
+      <w:r>
+        <w:t xml:space="preserve"> </w:t>
+      </w:r>
+      <w:r>
+        <w:t xml:space="preserve">recommendation at saturation depth.</w:t>
+      </w:r>
+    </w:p>
+    <w:bookmarkEnd w:id="25"/>
+    <w:bookmarkEnd w:id="26"/>
     <w:sectPr>
       <w:footnotePr>
         <w:numRestart w:val="eachSect"/>
@@ -3737,176 +4405,6 @@
       </w:rPr>
     </w:lvl>
   </w:abstractNum>
-  <w:abstractNum w:abstractNumId="99411">
-    <w:nsid w:val="00A99411"/>
-    <w:multiLevelType w:val="multilevel"/>
-    <w:lvl w:ilvl="0">
-      <w:start w:val="1"/>
-      <w:numFmt w:val="decimal"/>
-      <w:lvlText w:val="%1."/>
-      <w:lvlJc w:val="left"/>
-      <w:pPr>
-        <w:ind w:left="720" w:hanging="360"/>
-      </w:pPr>
-    </w:lvl>
-    <w:lvl w:ilvl="1">
-      <w:start w:val="1"/>
-      <w:numFmt w:val="decimal"/>
-      <w:lvlText w:val="%2."/>
-      <w:lvlJc w:val="left"/>
-      <w:pPr>
-        <w:ind w:left="1440" w:hanging="360"/>
-      </w:pPr>
-    </w:lvl>
-    <w:lvl w:ilvl="2">
-      <w:start w:val="1"/>
-      <w:numFmt w:val="decimal"/>
-      <w:lvlText w:val="%3."/>
-      <w:lvlJc w:val="left"/>
-      <w:pPr>
-        <w:ind w:left="2160" w:hanging="360"/>
-      </w:pPr>
-    </w:lvl>
-    <w:lvl w:ilvl="3">
-      <w:start w:val="1"/>
-      <w:numFmt w:val="decimal"/>
-      <w:lvlText w:val="%4."/>
-      <w:lvlJc w:val="left"/>
-      <w:pPr>
-        <w:ind w:left="2880" w:hanging="360"/>
-      </w:pPr>
-    </w:lvl>
-    <w:lvl w:ilvl="4">
-      <w:start w:val="1"/>
-      <w:numFmt w:val="decimal"/>
-      <w:lvlText w:val="%5."/>
-      <w:lvlJc w:val="left"/>
-      <w:pPr>
-        <w:ind w:left="3600" w:hanging="360"/>
-      </w:pPr>
-    </w:lvl>
-    <w:lvl w:ilvl="5">
-      <w:start w:val="1"/>
-      <w:numFmt w:val="decimal"/>
-      <w:lvlText w:val="%6."/>
-      <w:lvlJc w:val="left"/>
-      <w:pPr>
-        <w:ind w:left="4320" w:hanging="360"/>
-      </w:pPr>
-    </w:lvl>
-    <w:lvl w:ilvl="6">
-      <w:start w:val="1"/>
-      <w:numFmt w:val="decimal"/>
-      <w:lvlText w:val="%7."/>
-      <w:lvlJc w:val="left"/>
-      <w:pPr>
-        <w:ind w:left="5040" w:hanging="360"/>
-      </w:pPr>
-    </w:lvl>
-    <w:lvl w:ilvl="7">
-      <w:start w:val="1"/>
-      <w:numFmt w:val="decimal"/>
-      <w:lvlText w:val="%8."/>
-      <w:lvlJc w:val="left"/>
-      <w:pPr>
-        <w:ind w:left="5760" w:hanging="360"/>
-      </w:pPr>
-    </w:lvl>
-    <w:lvl w:ilvl="8">
-      <w:start w:val="1"/>
-      <w:numFmt w:val="decimal"/>
-      <w:lvlText w:val="%9."/>
-      <w:lvlJc w:val="left"/>
-      <w:pPr>
-        <w:ind w:left="6480" w:hanging="360"/>
-      </w:pPr>
-    </w:lvl>
-  </w:abstractNum>
-  <w:abstractNum w:abstractNumId="994115">
-    <w:nsid w:val="0A994115"/>
-    <w:multiLevelType w:val="multilevel"/>
-    <w:lvl w:ilvl="0">
-      <w:start w:val="15"/>
-      <w:numFmt w:val="decimal"/>
-      <w:lvlText w:val="%1."/>
-      <w:lvlJc w:val="left"/>
-      <w:pPr>
-        <w:ind w:left="720" w:hanging="360"/>
-      </w:pPr>
-    </w:lvl>
-    <w:lvl w:ilvl="1">
-      <w:start w:val="15"/>
-      <w:numFmt w:val="decimal"/>
-      <w:lvlText w:val="%2."/>
-      <w:lvlJc w:val="left"/>
-      <w:pPr>
-        <w:ind w:left="1440" w:hanging="360"/>
-      </w:pPr>
-    </w:lvl>
-    <w:lvl w:ilvl="2">
-      <w:start w:val="15"/>
-      <w:numFmt w:val="decimal"/>
-      <w:lvlText w:val="%3."/>
-      <w:lvlJc w:val="left"/>
-      <w:pPr>
-        <w:ind w:left="2160" w:hanging="360"/>
-      </w:pPr>
-    </w:lvl>
-    <w:lvl w:ilvl="3">
-      <w:start w:val="15"/>
-      <w:numFmt w:val="decimal"/>
-      <w:lvlText w:val="%4."/>
-      <w:lvlJc w:val="left"/>
-      <w:pPr>
-        <w:ind w:left="2880" w:hanging="360"/>
-      </w:pPr>
-    </w:lvl>
-    <w:lvl w:ilvl="4">
-      <w:start w:val="15"/>
-      <w:numFmt w:val="decimal"/>
-      <w:lvlText w:val="%5."/>
-      <w:lvlJc w:val="left"/>
-      <w:pPr>
-        <w:ind w:left="3600" w:hanging="360"/>
-      </w:pPr>
-    </w:lvl>
-    <w:lvl w:ilvl="5">
-      <w:start w:val="15"/>
-      <w:numFmt w:val="decimal"/>
-      <w:lvlText w:val="%6."/>
-      <w:lvlJc w:val="left"/>
-      <w:pPr>
-        <w:ind w:left="4320" w:hanging="360"/>
-      </w:pPr>
-    </w:lvl>
-    <w:lvl w:ilvl="6">
-      <w:start w:val="15"/>
-      <w:numFmt w:val="decimal"/>
-      <w:lvlText w:val="%7."/>
-      <w:lvlJc w:val="left"/>
-      <w:pPr>
-        <w:ind w:left="5040" w:hanging="360"/>
-      </w:pPr>
-    </w:lvl>
-    <w:lvl w:ilvl="7">
-      <w:start w:val="15"/>
-      <w:numFmt w:val="decimal"/>
-      <w:lvlText w:val="%8."/>
-      <w:lvlJc w:val="left"/>
-      <w:pPr>
-        <w:ind w:left="5760" w:hanging="360"/>
-      </w:pPr>
-    </w:lvl>
-    <w:lvl w:ilvl="8">
-      <w:start w:val="15"/>
-      <w:numFmt w:val="decimal"/>
-      <w:lvlText w:val="%9."/>
-      <w:lvlJc w:val="left"/>
-      <w:pPr>
-        <w:ind w:left="6480" w:hanging="360"/>
-      </w:pPr>
-    </w:lvl>
-  </w:abstractNum>
   <w:num w:numId="1000">
     <w:abstractNumId w:val="990"/>
   </w:num>
@@ -3920,66 +4418,6 @@
     <w:abstractNumId w:val="991"/>
   </w:num>
   <w:num w:numId="1004">
-    <w:abstractNumId w:val="99411"/>
-    <w:lvlOverride w:ilvl="0">
-      <w:startOverride w:val="1"/>
-    </w:lvlOverride>
-    <w:lvlOverride w:ilvl="1">
-      <w:startOverride w:val="1"/>
-    </w:lvlOverride>
-    <w:lvlOverride w:ilvl="2">
-      <w:startOverride w:val="1"/>
-    </w:lvlOverride>
-    <w:lvlOverride w:ilvl="3">
-      <w:startOverride w:val="1"/>
-    </w:lvlOverride>
-    <w:lvlOverride w:ilvl="4">
-      <w:startOverride w:val="1"/>
-    </w:lvlOverride>
-    <w:lvlOverride w:ilvl="5">
-      <w:startOverride w:val="1"/>
-    </w:lvlOverride>
-    <w:lvlOverride w:ilvl="6">
-      <w:startOverride w:val="1"/>
-    </w:lvlOverride>
-    <w:lvlOverride w:ilvl="7">
-      <w:startOverride w:val="1"/>
-    </w:lvlOverride>
-    <w:lvlOverride w:ilvl="8">
-      <w:startOverride w:val="1"/>
-    </w:lvlOverride>
-  </w:num>
-  <w:num w:numId="1005">
-    <w:abstractNumId w:val="994115"/>
-    <w:lvlOverride w:ilvl="0">
-      <w:startOverride w:val="15"/>
-    </w:lvlOverride>
-    <w:lvlOverride w:ilvl="1">
-      <w:startOverride w:val="15"/>
-    </w:lvlOverride>
-    <w:lvlOverride w:ilvl="2">
-      <w:startOverride w:val="15"/>
-    </w:lvlOverride>
-    <w:lvlOverride w:ilvl="3">
-      <w:startOverride w:val="15"/>
-    </w:lvlOverride>
-    <w:lvlOverride w:ilvl="4">
-      <w:startOverride w:val="15"/>
-    </w:lvlOverride>
-    <w:lvlOverride w:ilvl="5">
-      <w:startOverride w:val="15"/>
-    </w:lvlOverride>
-    <w:lvlOverride w:ilvl="6">
-      <w:startOverride w:val="15"/>
-    </w:lvlOverride>
-    <w:lvlOverride w:ilvl="7">
-      <w:startOverride w:val="15"/>
-    </w:lvlOverride>
-    <w:lvlOverride w:ilvl="8">
-      <w:startOverride w:val="15"/>
-    </w:lvlOverride>
-  </w:num>
-  <w:num w:numId="1006">
     <w:abstractNumId w:val="991"/>
   </w:num>
 </w:numbering>

--- a/b2/paper/responses/2026-05-17_R2_responses_master.docx
+++ b/b2/paper/responses/2026-05-17_R2_responses_master.docx
@@ -2,7 +2,7 @@
 <file path=word/document.xml><?xml version="1.0" encoding="utf-8"?>
 <w:document xmlns:w="http://schemas.openxmlformats.org/wordprocessingml/2006/main" xmlns:m="http://schemas.openxmlformats.org/officeDocument/2006/math" xmlns:r="http://schemas.openxmlformats.org/officeDocument/2006/relationships" xmlns:o="urn:schemas-microsoft-com:office:office" xmlns:v="urn:schemas-microsoft-com:vml" xmlns:w10="urn:schemas-microsoft-com:office:word" xmlns:a="http://schemas.openxmlformats.org/drawingml/2006/main" xmlns:pic="http://schemas.openxmlformats.org/drawingml/2006/picture" xmlns:wp="http://schemas.openxmlformats.org/drawingml/2006/wordprocessingDrawing">
   <w:body>
-    <w:bookmarkStart w:id="26" w:name="b2-r2-responses-master"/>
+    <w:bookmarkStart w:id="28" w:name="b2-r2-responses-master"/>
     <w:p>
       <w:pPr>
         <w:pStyle w:val="Heading1"/>
@@ -4120,7 +4120,775 @@
         <w:t xml:space="preserve"> </w:t>
       </w:r>
       <w:r>
-        <w:t xml:space="preserve">registered as sister canonical for signer-side voting-symmetric exclusion. All R2 headline findings preserved through Cycle 15: allocation null (Pearson r = 0.05, p = 0.76, N = 37); DePIN-DeFi sector contrast (Mann-Whitney p = 0.020, Cohen’s d = 0.94; LOO 30/30); subsidy disconnect (Livepeer outlier; r = 0.59 inclusive / r = 0.03 exclusive); predominant delegation amplification (now 9 of 13 amplify; 4 structural exceptions: ENS + GMX + HNT + JUP); cross-protocol institutional concentration emerging as candidate Fifth Concentration Axis (NEW F-B2-13).</w:t>
+        <w:t xml:space="preserve">registered as sister canonical for signer-side voting-symmetric exclusion. All R2 headline findings preserved through Cycle 15: allocation null (Pearson r = 0.05, p = 0.76, N = 37); DePIN-DeFi sector contrast (Mann-Whitney p = 0.020, Cohen’s d = 0.94; LOO 30/30); subsidy disconnect (Livepeer outlier; r = 0.59 inclusive / r = 0.03 exclusive); predominant delegation amplification (now 9 of 13 amplify; 4 structural exceptions: ENS + GMX + HNT + JUP); cross-protocol institutional concentration emerging as candidate Fifth Concentration Axis (per Section 3.5.5).</w:t>
+      </w:r>
+    </w:p>
+    <w:bookmarkEnd w:id="24"/>
+    <w:bookmarkStart w:id="26" w:name="Xff9d72e086c043bf9d4877b9cdf583f5777b6cb"/>
+    <w:p>
+      <w:pPr>
+        <w:pStyle w:val="Heading2"/>
+      </w:pPr>
+      <w:r>
+        <w:t xml:space="preserve">Cycle 16 substantive additions (2026-05-22; revision-artifact cleanup + Frontiers 15-figure/table-limit compliance)</w:t>
+      </w:r>
+    </w:p>
+    <w:p>
+      <w:pPr>
+        <w:pStyle w:val="FirstParagraph"/>
+      </w:pPr>
+      <w:r>
+        <w:t xml:space="preserve">A final manuscript-polish cycle landed 2026-05-22 immediately prior to this submission, addressing two reviewer-defensibility concerns:</w:t>
+      </w:r>
+    </w:p>
+    <w:p>
+      <w:pPr>
+        <w:pStyle w:val="BodyText"/>
+      </w:pPr>
+      <w:r>
+        <w:rPr>
+          <w:b/>
+          <w:bCs/>
+        </w:rPr>
+        <w:t xml:space="preserve">Cycle 16.1: Revision-artifact cleanup (15+ surfaces)</w:t>
+      </w:r>
+      <w:r>
+        <w:t xml:space="preserve">. The manuscript body previously contained revision-cycle annotations carried forward from the multi-cycle revision process (Cycles 5 through 15). Final-submission manuscript text should NOT contain revision-cycle references (cycle-13, cycle-14, cycle-15, pre-refresh, post-refresh, post-cycle-4, etc.) or audit-trail provenance for intermediate sampling depths; revision-cycle context belongs in this point-by-point response document + the accompanying cover letter + the linked supplementary materials, not in the manuscript body. Reviewers reading the manuscript should encounter current-state framing only.</w:t>
+      </w:r>
+    </w:p>
+    <w:p>
+      <w:pPr>
+        <w:pStyle w:val="BodyText"/>
+      </w:pPr>
+      <w:r>
+        <w:t xml:space="preserve">Surfaces cleaned in Cycle 16.1:</w:t>
+      </w:r>
+      <w:r>
+        <w:t xml:space="preserve"> </w:t>
+      </w:r>
+      <w:r>
+        <w:t xml:space="preserve">- §2.10.3 voting-HHI methodology refresh subsection: pre-refresh / post-refresh narrative replaced with canonical current-state framing (</w:t>
+      </w:r>
+      <w:r>
+        <w:t xml:space="preserve">“Voting-HHI sampling methodology”</w:t>
+      </w:r>
+      <w:r>
+        <w:t xml:space="preserve">); per-protocol sample-size comparison table replaced with current-state</w:t>
+      </w:r>
+      <w:r>
+        <w:t xml:space="preserve"> </w:t>
+      </w:r>
+      <w:r>
+        <w:t xml:space="preserve">“Table 8. Per-protocol active-voter sample size and methodology source”</w:t>
+      </w:r>
+      <w:r>
+        <w:t xml:space="preserve"> </w:t>
+      </w:r>
+      <w:r>
+        <w:t xml:space="preserve">(single N column; per-source-methodology notes; 13 protocols including the three Solana-native additions).</w:t>
+      </w:r>
+      <w:r>
+        <w:t xml:space="preserve"> </w:t>
+      </w:r>
+      <w:r>
+        <w:t xml:space="preserve">- Figure 3 caption: removed</w:t>
+      </w:r>
+      <w:r>
+        <w:t xml:space="preserve"> </w:t>
+      </w:r>
+      <w:r>
+        <w:t xml:space="preserve">“69 PCAs / 20 protocols preserved as cycle-13 pre-deep-audit baseline”</w:t>
+      </w:r>
+      <w:r>
+        <w:t xml:space="preserve"> </w:t>
+      </w:r>
+      <w:r>
+        <w:t xml:space="preserve">revision-history annotation.</w:t>
+      </w:r>
+      <w:r>
+        <w:t xml:space="preserve"> </w:t>
+      </w:r>
+      <w:r>
+        <w:t xml:space="preserve">- Table 4 caption: removed</w:t>
+      </w:r>
+      <w:r>
+        <w:t xml:space="preserve"> </w:t>
+      </w:r>
+      <w:r>
+        <w:t xml:space="preserve">“(post-cycle-4 audit adding 0xfc78 Safe multisig)”</w:t>
+      </w:r>
+      <w:r>
+        <w:t xml:space="preserve"> </w:t>
+      </w:r>
+      <w:r>
+        <w:t xml:space="preserve">parenthetical revision-history annotation from the Aethir note.</w:t>
+      </w:r>
+      <w:r>
+        <w:t xml:space="preserve"> </w:t>
+      </w:r>
+      <w:r>
+        <w:t xml:space="preserve">- Lido amplification note (§3.5): removed</w:t>
+      </w:r>
+      <w:r>
+        <w:t xml:space="preserve"> </w:t>
+      </w:r>
+      <w:r>
+        <w:t xml:space="preserve">“(post-refresh value per the 2026-05-21 voting-HHI methodology revision; pre-refresh 11.4x preserved as audit trail in the program canonical-state record)”</w:t>
+      </w:r>
+      <w:r>
+        <w:t xml:space="preserve"> </w:t>
+      </w:r>
+      <w:r>
+        <w:t xml:space="preserve">parenthetical; now reads simply</w:t>
+      </w:r>
+      <w:r>
+        <w:t xml:space="preserve"> </w:t>
+      </w:r>
+      <w:r>
+        <w:t xml:space="preserve">“Lido’s 6.3x amplification”</w:t>
+      </w:r>
+      <w:r>
+        <w:t xml:space="preserve"> </w:t>
+      </w:r>
+      <w:r>
+        <w:t xml:space="preserve">with substantive discussion preserved.</w:t>
+      </w:r>
+      <w:r>
+        <w:t xml:space="preserve"> </w:t>
+      </w:r>
+      <w:r>
+        <w:t xml:space="preserve">- §3.5.1.1 GMX header + body: removed</w:t>
+      </w:r>
+      <w:r>
+        <w:t xml:space="preserve"> </w:t>
+      </w:r>
+      <w:r>
+        <w:t xml:space="preserve">“(post-refresh)”</w:t>
+      </w:r>
+      <w:r>
+        <w:t xml:space="preserve"> </w:t>
+      </w:r>
+      <w:r>
+        <w:t xml:space="preserve">header annotation; removed</w:t>
+      </w:r>
+      <w:r>
+        <w:t xml:space="preserve"> </w:t>
+      </w:r>
+      <w:r>
+        <w:t xml:space="preserve">“commit chain pre-2026-05-21”</w:t>
+      </w:r>
+      <w:r>
+        <w:t xml:space="preserve"> </w:t>
+      </w:r>
+      <w:r>
+        <w:t xml:space="preserve">+</w:t>
+      </w:r>
+      <w:r>
+        <w:t xml:space="preserve"> </w:t>
+      </w:r>
+      <w:r>
+        <w:t xml:space="preserve">“The 2026-05-21 voting-HHI methodology refresh”</w:t>
+      </w:r>
+      <w:r>
+        <w:t xml:space="preserve"> </w:t>
+      </w:r>
+      <w:r>
+        <w:t xml:space="preserve">framing from body prose; replaced with current-state framing.</w:t>
+      </w:r>
+      <w:r>
+        <w:t xml:space="preserve"> </w:t>
+      </w:r>
+      <w:r>
+        <w:t xml:space="preserve">- §3.5 DeFi enumeration: removed</w:t>
+      </w:r>
+      <w:r>
+        <w:t xml:space="preserve"> </w:t>
+      </w:r>
+      <w:r>
+        <w:t xml:space="preserve">“at cycle-13 refresh”</w:t>
+      </w:r>
+      <w:r>
+        <w:t xml:space="preserve"> </w:t>
+      </w:r>
+      <w:r>
+        <w:t xml:space="preserve">annotations from Compound and Arbitrum amplification references.</w:t>
+      </w:r>
+      <w:r>
+        <w:t xml:space="preserve"> </w:t>
+      </w:r>
+      <w:r>
+        <w:t xml:space="preserve">- §3.5.4 prose: removed</w:t>
+      </w:r>
+      <w:r>
+        <w:t xml:space="preserve"> </w:t>
+      </w:r>
+      <w:r>
+        <w:t xml:space="preserve">“in the R2 revision cycle”</w:t>
+      </w:r>
+      <w:r>
+        <w:t xml:space="preserve"> </w:t>
+      </w:r>
+      <w:r>
+        <w:t xml:space="preserve">qualifier from the Solana-protocols introduction.</w:t>
+      </w:r>
+      <w:r>
+        <w:t xml:space="preserve"> </w:t>
+      </w:r>
+      <w:r>
+        <w:t xml:space="preserve">- §3.5.4 within-Solana spread:</w:t>
+      </w:r>
+      <w:r>
+        <w:t xml:space="preserve"> </w:t>
+      </w:r>
+      <w:r>
+        <w:t xml:space="preserve">“across the cycle-13 voting-HHI cross-section”</w:t>
+      </w:r>
+      <w:r>
+        <w:t xml:space="preserve"> </w:t>
+      </w:r>
+      <w:r>
+        <w:t xml:space="preserve">updated to</w:t>
+      </w:r>
+      <w:r>
+        <w:t xml:space="preserve"> </w:t>
+      </w:r>
+      <w:r>
+        <w:t xml:space="preserve">“across the EVM voting-HHI cross-section”</w:t>
+      </w:r>
+      <w:r>
+        <w:t xml:space="preserve">.</w:t>
+      </w:r>
+      <w:r>
+        <w:t xml:space="preserve"> </w:t>
+      </w:r>
+      <w:r>
+        <w:t xml:space="preserve">- Figure 6 caption: removed</w:t>
+      </w:r>
+      <w:r>
+        <w:t xml:space="preserve"> </w:t>
+      </w:r>
+      <w:r>
+        <w:t xml:space="preserve">“The figure visualizes the cycle-13 ten-protocol cross-section; the multi-source extension cascade (2026-05-22) adds three Solana-native protocols…”</w:t>
+      </w:r>
+      <w:r>
+        <w:t xml:space="preserve"> </w:t>
+      </w:r>
+      <w:r>
+        <w:t xml:space="preserve">revision-history narrative; condensed to current-state N=13 framing.</w:t>
+      </w:r>
+      <w:r>
+        <w:t xml:space="preserve"> </w:t>
+      </w:r>
+      <w:r>
+        <w:t xml:space="preserve">- Table 7 † footnote: removed</w:t>
+      </w:r>
+      <w:r>
+        <w:t xml:space="preserve"> </w:t>
+      </w:r>
+      <w:r>
+        <w:t xml:space="preserve">“(cycle-13 refresh yields n = 138 and n = 5,466 unique voters in the 12-month rolling-window measurement period respectively per the 2026-05-21 methodology refresh; March 2026 baseline n = 114 and n = 5,241 preserved as audit-trail per Section 2.10.3)”</w:t>
+      </w:r>
+      <w:r>
+        <w:t xml:space="preserve"> </w:t>
+      </w:r>
+      <w:r>
+        <w:t xml:space="preserve">multi-line audit-trail revision history; replaced with current-state framing.</w:t>
+      </w:r>
+      <w:r>
+        <w:t xml:space="preserve"> </w:t>
+      </w:r>
+      <w:r>
+        <w:t xml:space="preserve">- Table 7 § footnote: removed</w:t>
+      </w:r>
+      <w:r>
+        <w:t xml:space="preserve"> </w:t>
+      </w:r>
+      <w:r>
+        <w:t xml:space="preserve">“(N = 150,911 at 2026-05-22 multi-source extension cascade; supersedes cycle-13 top-1000 value 0.062 with HHI shift -0.004 within the top-1000 methodology-floor empirical-validation tolerance)”</w:t>
+      </w:r>
+      <w:r>
+        <w:t xml:space="preserve"> </w:t>
+      </w:r>
+      <w:r>
+        <w:t xml:space="preserve">+</w:t>
+      </w:r>
+      <w:r>
+        <w:t xml:space="preserve"> </w:t>
+      </w:r>
+      <w:r>
+        <w:t xml:space="preserve">“vs cycle-13 top-1000 baseline, confirming the methodology floor”</w:t>
+      </w:r>
+      <w:r>
+        <w:t xml:space="preserve"> </w:t>
+      </w:r>
+      <w:r>
+        <w:t xml:space="preserve">revision-history phrases.</w:t>
+      </w:r>
+      <w:r>
+        <w:t xml:space="preserve"> </w:t>
+      </w:r>
+      <w:r>
+        <w:t xml:space="preserve">- §3.2 Morpheus reference: removed</w:t>
+      </w:r>
+      <w:r>
+        <w:t xml:space="preserve"> </w:t>
+      </w:r>
+      <w:r>
+        <w:t xml:space="preserve">“via sibling clone regression dataset 2026-05-22”</w:t>
+      </w:r>
+      <w:r>
+        <w:t xml:space="preserve"> </w:t>
+      </w:r>
+      <w:r>
+        <w:t xml:space="preserve">revision-artifact source annotation.</w:t>
+      </w:r>
+      <w:r>
+        <w:t xml:space="preserve"> </w:t>
+      </w:r>
+      <w:r>
+        <w:t xml:space="preserve">- §3.7 PCA-symmetric paragraph: removed</w:t>
+      </w:r>
+      <w:r>
+        <w:t xml:space="preserve"> </w:t>
+      </w:r>
+      <w:r>
+        <w:t xml:space="preserve">“cycle-13 top-1000 sample baseline”</w:t>
+      </w:r>
+      <w:r>
+        <w:t xml:space="preserve"> </w:t>
+      </w:r>
+      <w:r>
+        <w:t xml:space="preserve">annotations (2 places).</w:t>
+      </w:r>
+      <w:r>
+        <w:t xml:space="preserve"> </w:t>
+      </w:r>
+      <w:r>
+        <w:t xml:space="preserve">- §3.7 Shapley-Banzhaf: removed</w:t>
+      </w:r>
+      <w:r>
+        <w:t xml:space="preserve"> </w:t>
+      </w:r>
+      <w:r>
+        <w:t xml:space="preserve">“the original Shapley computation at top-100 sample yielded 0.076 pre-2026-05-21 methodology refresh”</w:t>
+      </w:r>
+      <w:r>
+        <w:t xml:space="preserve"> </w:t>
+      </w:r>
+      <w:r>
+        <w:t xml:space="preserve">revision-history parenthetical.</w:t>
+      </w:r>
+      <w:r>
+        <w:t xml:space="preserve"> </w:t>
+      </w:r>
+      <w:r>
+        <w:t xml:space="preserve">- §2.10.3 Snapshot date discipline paragraph: removed multi-paragraph revision-history narrative (</w:t>
+      </w:r>
+      <w:r>
+        <w:t xml:space="preserve">“Replication Tally and Snapshot API queries in May 2026 indicated… compared with the 100-delegate sample available in March 2026. The Snapshot voter pool for Compound grew from 114 unique voters in March 2026 to 138 by May 2026…”</w:t>
+      </w:r>
+      <w:r>
+        <w:t xml:space="preserve">) and condensed to a single drift-acknowledgment sentence.</w:t>
+      </w:r>
+      <w:r>
+        <w:t xml:space="preserve"> </w:t>
+      </w:r>
+      <w:r>
+        <w:t xml:space="preserve">- F-B2-9 internal identifier references (2 surfaces in §3.5.5 + §3.7): replaced with</w:t>
+      </w:r>
+      <w:r>
+        <w:t xml:space="preserve"> </w:t>
+      </w:r>
+      <w:r>
+        <w:t xml:space="preserve">“predominant-amplification finding (Section 3.5)”</w:t>
+      </w:r>
+      <w:r>
+        <w:t xml:space="preserve"> </w:t>
+      </w:r>
+      <w:r>
+        <w:t xml:space="preserve">current-state framing.</w:t>
+      </w:r>
+      <w:r>
+        <w:t xml:space="preserve"> </w:t>
+      </w:r>
+      <w:r>
+        <w:t xml:space="preserve">- Dated supplementary script file paths (7 surfaces):</w:t>
+      </w:r>
+      <w:r>
+        <w:t xml:space="preserve"> </w:t>
+      </w:r>
+      <w:r>
+        <w:t xml:space="preserve">“b2/paper/supplements/synergy_index_full_sample_2026-05-19.py”</w:t>
+      </w:r>
+      <w:r>
+        <w:t xml:space="preserve"> </w:t>
+      </w:r>
+      <w:r>
+        <w:t xml:space="preserve">/</w:t>
+      </w:r>
+      <w:r>
+        <w:t xml:space="preserve"> </w:t>
+      </w:r>
+      <w:r>
+        <w:t xml:space="preserve">“power_indices_2026-05-19.py”</w:t>
+      </w:r>
+      <w:r>
+        <w:t xml:space="preserve"> </w:t>
+      </w:r>
+      <w:r>
+        <w:t xml:space="preserve">/</w:t>
+      </w:r>
+      <w:r>
+        <w:t xml:space="preserve"> </w:t>
+      </w:r>
+      <w:r>
+        <w:t xml:space="preserve">“subsidy_multivariate_2026-05-19.py”</w:t>
+      </w:r>
+      <w:r>
+        <w:t xml:space="preserve"> </w:t>
+      </w:r>
+      <w:r>
+        <w:t xml:space="preserve">/</w:t>
+      </w:r>
+      <w:r>
+        <w:t xml:space="preserve"> </w:t>
+      </w:r>
+      <w:r>
+        <w:t xml:space="preserve">“profitability_retention_2026-05-19.py”</w:t>
+      </w:r>
+      <w:r>
+        <w:t xml:space="preserve"> </w:t>
+      </w:r>
+      <w:r>
+        <w:t xml:space="preserve">/</w:t>
+      </w:r>
+      <w:r>
+        <w:t xml:space="preserve"> </w:t>
+      </w:r>
+      <w:r>
+        <w:t xml:space="preserve">“net_flow_burn_data_2026-05-19.csv”</w:t>
+      </w:r>
+      <w:r>
+        <w:t xml:space="preserve"> </w:t>
+      </w:r>
+      <w:r>
+        <w:t xml:space="preserve">/</w:t>
+      </w:r>
+      <w:r>
+        <w:t xml:space="preserve"> </w:t>
+      </w:r>
+      <w:r>
+        <w:t xml:space="preserve">“profitability_retention_summary_2026-05-19.csv”</w:t>
+      </w:r>
+      <w:r>
+        <w:t xml:space="preserve"> </w:t>
+      </w:r>
+      <w:r>
+        <w:t xml:space="preserve">replaced with S-supplement prose references (e.g.,</w:t>
+      </w:r>
+      <w:r>
+        <w:t xml:space="preserve"> </w:t>
+      </w:r>
+      <w:r>
+        <w:t xml:space="preserve">“supplementary repository power-indices reproducibility script”</w:t>
+      </w:r>
+      <w:r>
+        <w:t xml:space="preserve">).</w:t>
+      </w:r>
+      <w:r>
+        <w:t xml:space="preserve"> </w:t>
+      </w:r>
+      <w:r>
+        <w:t xml:space="preserve">- Dated price-snapshot references:</w:t>
+      </w:r>
+      <w:r>
+        <w:t xml:space="preserve"> </w:t>
+      </w:r>
+      <w:r>
+        <w:t xml:space="preserve">“as of 2026-05-19”</w:t>
+      </w:r>
+      <w:r>
+        <w:t xml:space="preserve"> </w:t>
+      </w:r>
+      <w:r>
+        <w:t xml:space="preserve">replaced with</w:t>
+      </w:r>
+      <w:r>
+        <w:t xml:space="preserve"> </w:t>
+      </w:r>
+      <w:r>
+        <w:t xml:space="preserve">“as of the May 2026 data-collection snapshot”</w:t>
+      </w:r>
+      <w:r>
+        <w:t xml:space="preserve">;</w:t>
+      </w:r>
+      <w:r>
+        <w:t xml:space="preserve"> </w:t>
+      </w:r>
+      <w:r>
+        <w:t xml:space="preserve">“at the 2026-05-19 POL/HNT price”</w:t>
+      </w:r>
+      <w:r>
+        <w:t xml:space="preserve"> </w:t>
+      </w:r>
+      <w:r>
+        <w:t xml:space="preserve">replaced with</w:t>
+      </w:r>
+      <w:r>
+        <w:t xml:space="preserve"> </w:t>
+      </w:r>
+      <w:r>
+        <w:t xml:space="preserve">“at the May 2026 POL/HNT price”</w:t>
+      </w:r>
+      <w:r>
+        <w:t xml:space="preserve">.</w:t>
+      </w:r>
+      <w:r>
+        <w:t xml:space="preserve"> </w:t>
+      </w:r>
+      <w:r>
+        <w:t xml:space="preserve">- §4.8 audit-cycle narrative:</w:t>
+      </w:r>
+      <w:r>
+        <w:t xml:space="preserve"> </w:t>
+      </w:r>
+      <w:r>
+        <w:t xml:space="preserve">“The 2026-05-19 universal verification audit cycle surfaced three per-protocol PCA-exclusion sensitivity-check items…”</w:t>
+      </w:r>
+      <w:r>
+        <w:t xml:space="preserve"> </w:t>
+      </w:r>
+      <w:r>
+        <w:t xml:space="preserve">multi-sentence revision-history paragraph condensed to current-state framing</w:t>
+      </w:r>
+      <w:r>
+        <w:t xml:space="preserve"> </w:t>
+      </w:r>
+      <w:r>
+        <w:t xml:space="preserve">“Per-protocol PCA-exclusion sensitivity is documented for three protocols at the upper end of the DePIN concentration distribution”</w:t>
+      </w:r>
+      <w:r>
+        <w:t xml:space="preserve"> </w:t>
+      </w:r>
+      <w:r>
+        <w:t xml:space="preserve">with audit-trail detail preserved via the existing Supplementary File S16 reference.</w:t>
+      </w:r>
+    </w:p>
+    <w:p>
+      <w:pPr>
+        <w:pStyle w:val="BodyText"/>
+      </w:pPr>
+      <w:r>
+        <w:t xml:space="preserve">Preserved legitimate methodology context (NOT removed):</w:t>
+      </w:r>
+      <w:r>
+        <w:t xml:space="preserve"> </w:t>
+      </w:r>
+      <w:r>
+        <w:t xml:space="preserve">-</w:t>
+      </w:r>
+      <w:r>
+        <w:t xml:space="preserve"> </w:t>
+      </w:r>
+      <w:r>
+        <w:t xml:space="preserve">“March 2026 snapshot”</w:t>
+      </w:r>
+      <w:r>
+        <w:t xml:space="preserve"> </w:t>
+      </w:r>
+      <w:r>
+        <w:t xml:space="preserve">in Table 4 / Figure 3 captions (data-collection date specification)</w:t>
+      </w:r>
+      <w:r>
+        <w:t xml:space="preserve"> </w:t>
+      </w:r>
+      <w:r>
+        <w:t xml:space="preserve">-</w:t>
+      </w:r>
+      <w:r>
+        <w:t xml:space="preserve"> </w:t>
+      </w:r>
+      <w:r>
+        <w:t xml:space="preserve">“12-month rolling window 2025-05-22 to 2026-05-22”</w:t>
+      </w:r>
+      <w:r>
+        <w:t xml:space="preserve"> </w:t>
+      </w:r>
+      <w:r>
+        <w:t xml:space="preserve">in Snapshot methodology</w:t>
+      </w:r>
+      <w:r>
+        <w:t xml:space="preserve"> </w:t>
+      </w:r>
+      <w:r>
+        <w:t xml:space="preserve">- 1 pre-existing em-dash (source-fidelity exception)</w:t>
+      </w:r>
+    </w:p>
+    <w:p>
+      <w:pPr>
+        <w:pStyle w:val="BodyText"/>
+      </w:pPr>
+      <w:r>
+        <w:t xml:space="preserve">Post-cleanup verification: zero instances of cycle-13 / cycle-14 / cycle-15 / pre-refresh / post-refresh / post-cycle-4 / preserved-as-audit-trail / supersedes / multi-source-extension-cascade / pre-2026-05-21 / in-the-R2-revision-cycle / F-B2-N / EC-2026-NN / DEC-NNN patterns in the manuscript body.</w:t>
+      </w:r>
+    </w:p>
+    <w:p>
+      <w:pPr>
+        <w:pStyle w:val="BodyText"/>
+      </w:pPr>
+      <w:r>
+        <w:rPr>
+          <w:b/>
+          <w:bCs/>
+        </w:rPr>
+        <w:t xml:space="preserve">Cycle 16.2: Frontiers 15-figure/table-limit compliance</w:t>
+      </w:r>
+      <w:r>
+        <w:t xml:space="preserve">. Frontiers Original Research and Review Articles specifies a maximum of 15 figures/tables. The pre-Cycle-16 manuscript carried 9 figures + 9 tables = 18 (over the maximum). Three items removed to bring the count to exactly 15 (at limit):</w:t>
+      </w:r>
+    </w:p>
+    <w:p>
+      <w:pPr>
+        <w:numPr>
+          <w:ilvl w:val="0"/>
+          <w:numId w:val="1005"/>
+        </w:numPr>
+      </w:pPr>
+      <w:r>
+        <w:rPr>
+          <w:b/>
+          <w:bCs/>
+        </w:rPr>
+        <w:t xml:space="preserve">Figure 8</w:t>
+      </w:r>
+      <w:r>
+        <w:t xml:space="preserve"> </w:t>
+      </w:r>
+      <w:r>
+        <w:t xml:space="preserve">(HHI vs voter participation; r = -0.10 null; ancillary finding). The participation-vs-concentration null is briefly discussed in §3.7 text; the figure showed an essentially flat slope across 13 protocols. Per-protocol participation data preserved in Supplementary File S5 pipeline specification. Removal preserves the discussion:</w:t>
+      </w:r>
+      <w:r>
+        <w:t xml:space="preserve"> </w:t>
+      </w:r>
+      <w:r>
+        <w:t xml:space="preserve">“Governance concentration shows no association with voter participation rates (r = -0.10, N = 13 across 13 protocols with Snapshot or Governor governance data; per-protocol participation data in Supplementary File S5)”</w:t>
+      </w:r>
+      <w:r>
+        <w:t xml:space="preserve">.</w:t>
+      </w:r>
+    </w:p>
+    <w:p>
+      <w:pPr>
+        <w:numPr>
+          <w:ilvl w:val="0"/>
+          <w:numId w:val="1005"/>
+        </w:numPr>
+      </w:pPr>
+      <w:r>
+        <w:rPr>
+          <w:b/>
+          <w:bCs/>
+        </w:rPr>
+        <w:t xml:space="preserve">Figure 9</w:t>
+      </w:r>
+      <w:r>
+        <w:t xml:space="preserve"> </w:t>
+      </w:r>
+      <w:r>
+        <w:t xml:space="preserve">(LOO forest plot for the DePIN-vs-DeFi sector contrast). Visualizes the Cohen’s d range 0.84 to 1.10 across 30 leave-one-out iterations + bootstrap 95% CI [0.32, 1.68] for the headline d. The robustness discussion is preserved verbatim in §3.7: per-iteration LOO data and bootstrap 95% CI available in Supplementary File S5.</w:t>
+      </w:r>
+    </w:p>
+    <w:p>
+      <w:pPr>
+        <w:numPr>
+          <w:ilvl w:val="0"/>
+          <w:numId w:val="1005"/>
+        </w:numPr>
+      </w:pPr>
+      <w:r>
+        <w:rPr>
+          <w:b/>
+          <w:bCs/>
+        </w:rPr>
+        <w:t xml:space="preserve">Table 9</w:t>
+      </w:r>
+      <w:r>
+        <w:t xml:space="preserve"> </w:t>
+      </w:r>
+      <w:r>
+        <w:t xml:space="preserve">(PCA-classification robustness; 5-spec exclusion sensitivity). Already documented in</w:t>
+      </w:r>
+      <w:r>
+        <w:t xml:space="preserve"> </w:t>
+      </w:r>
+      <w:hyperlink r:id="rId25">
+        <w:r>
+          <w:rPr>
+            <w:rStyle w:val="Hyperlink"/>
+            <w:u w:val="single"/>
+          </w:rPr>
+          <w:t xml:space="preserve">Supplementary File S10</w:t>
+        </w:r>
+      </w:hyperlink>
+      <w:r>
+        <w:t xml:space="preserve"> </w:t>
+      </w:r>
+      <w:r>
+        <w:t xml:space="preserve">with full per-specification narrative + alternative-classification rationale. Table 9 inline content condensed to a prose sentence:</w:t>
+      </w:r>
+      <w:r>
+        <w:t xml:space="preserve"> </w:t>
+      </w:r>
+      <w:r>
+        <w:t xml:space="preserve">“Under progressively stricter exclusion specifications (Specs A through E in Supplementary File S10), Spec A (canonical 5-class typology) yields Mann-Whitney p = 0.029 and Cohen’s d = 0.94; Spec B (drop Class 5 CEX custody) yields p = 0.039, d = 0.84; Specs C through E yield p &gt; 0.10 with Cohen’s d in the 0.17 to 0.60 range.”</w:t>
+      </w:r>
+    </w:p>
+    <w:p>
+      <w:pPr>
+        <w:pStyle w:val="FirstParagraph"/>
+      </w:pPr>
+      <w:r>
+        <w:t xml:space="preserve">Removability criteria satisfied for all three: (i) ancillary (not headline) finding; (ii) prose-vs-visual redundant (full content reproducible in 1-2 sentences); (iii) existing supplementary file alternative (S5 covers per-protocol participation + LOO iteration data; S10 covers PCA-classification robustness directly); (iv) low reviewer-defensibility cost (no headline finding lost).</w:t>
+      </w:r>
+    </w:p>
+    <w:p>
+      <w:pPr>
+        <w:pStyle w:val="BodyText"/>
+      </w:pPr>
+      <w:r>
+        <w:t xml:space="preserve">Post-Cycle-16 manuscript figure + table inventory:</w:t>
+      </w:r>
+    </w:p>
+    <w:p>
+      <w:pPr>
+        <w:pStyle w:val="BodyText"/>
+      </w:pPr>
+      <w:r>
+        <w:t xml:space="preserve">Tables (8): Table 1 (Scoring rubric); Table 2 (Illustrative rubric scores; 3-protocol worked example); Table 3 (Claims boundary); Table 4 (Governance concentration cross-section; 40 protocols); Table 5 (Bivariate associations); Table 6 (OLS regression); Table 7 (Holding vs voting concentration; 13 protocols); Table 8 (Per-protocol active-voter sample size + methodology).</w:t>
+      </w:r>
+    </w:p>
+    <w:p>
+      <w:pPr>
+        <w:pStyle w:val="BodyText"/>
+      </w:pPr>
+      <w:r>
+        <w:t xml:space="preserve">Figures (7): Figure 1 (Conceptual model: philosophy to mechanisms to outcomes); Figure 2 (Normative framework architecture: 5 lenses to rubric to hypotheses); Figure 3 (HHI bar chart across 40 governance tokens); Figure 4 (DePIN vs DeFi sector boxplot); Figure 5 (Insider allocation scatter; lead-finding null visualization); Figure 6 (Delegation amplification: holding vs voting HHI; N=13); Figure 7 (Subsidy ratio vs HHI scatter; Livepeer outlier).</w:t>
+      </w:r>
+    </w:p>
+    <w:p>
+      <w:pPr>
+        <w:pStyle w:val="BodyText"/>
+      </w:pPr>
+      <w:r>
+        <w:t xml:space="preserve">Total: 15 figures + tables (at Frontiers limit).</w:t>
+      </w:r>
+    </w:p>
+    <w:p>
+      <w:pPr>
+        <w:pStyle w:val="BodyText"/>
+      </w:pPr>
+      <w:r>
+        <w:t xml:space="preserve">All R2 headline findings preserved through Cycle 16: allocation null (Figure 5; Table 5); DePIN-DeFi sector contrast (Figure 4; Table 6); subsidy disconnect (Figure 7); predominant delegation amplification (Figure 6; Table 7; Table 8 sample-size methodology support); cross-section concentration (Figure 3; Table 4); framework operationalization (Figures 1 + 2; Tables 1 + 2); methodology disclosure (Table 3).</w:t>
       </w:r>
     </w:p>
     <w:p>
@@ -4130,8 +4898,8 @@
         </w:pict>
       </w:r>
     </w:p>
-    <w:bookmarkEnd w:id="24"/>
-    <w:bookmarkStart w:id="25" w:name="acknowledgments"/>
+    <w:bookmarkEnd w:id="26"/>
+    <w:bookmarkStart w:id="27" w:name="acknowledgments"/>
     <w:p>
       <w:pPr>
         <w:pStyle w:val="Heading2"/>
@@ -4190,8 +4958,8 @@
         <w:t xml:space="preserve">recommendation at saturation depth.</w:t>
       </w:r>
     </w:p>
-    <w:bookmarkEnd w:id="25"/>
-    <w:bookmarkEnd w:id="26"/>
+    <w:bookmarkEnd w:id="27"/>
+    <w:bookmarkEnd w:id="28"/>
     <w:sectPr>
       <w:footnotePr>
         <w:numRestart w:val="eachSect"/>
@@ -4418,6 +5186,9 @@
     <w:abstractNumId w:val="991"/>
   </w:num>
   <w:num w:numId="1004">
+    <w:abstractNumId w:val="991"/>
+  </w:num>
+  <w:num w:numId="1005">
     <w:abstractNumId w:val="991"/>
   </w:num>
 </w:numbering>
